--- a/Ket_Qua_Phan_Tich_SO SÁNH PP - ĐTCS/Tổng hợp KQ báo cáo.docx
+++ b/Ket_Qua_Phan_Tich_SO SÁNH PP - ĐTCS/Tổng hợp KQ báo cáo.docx
@@ -1,6 +1,6 @@
 
 <file path=word/document.xml><?xml version="1.0" encoding="utf-8"?>
-<w:document xmlns:wpc="http://schemas.microsoft.com/office/word/2010/wordprocessingCanvas" xmlns:cx="http://schemas.microsoft.com/office/drawing/2014/chartex" xmlns:mc="http://schemas.openxmlformats.org/markup-compatibility/2006" xmlns:o="urn:schemas-microsoft-com:office:office" xmlns:r="http://schemas.openxmlformats.org/officeDocument/2006/relationships" xmlns:m="http://schemas.openxmlformats.org/officeDocument/2006/math" xmlns:v="urn:schemas-microsoft-com:vml" xmlns:wp14="http://schemas.microsoft.com/office/word/2010/wordprocessingDrawing" xmlns:wp="http://schemas.openxmlformats.org/drawingml/2006/wordprocessingDrawing" xmlns:w10="urn:schemas-microsoft-com:office:word" xmlns:w="http://schemas.openxmlformats.org/wordprocessingml/2006/main" xmlns:w14="http://schemas.microsoft.com/office/word/2010/wordml" xmlns:w15="http://schemas.microsoft.com/office/word/2012/wordml" xmlns:w16se="http://schemas.microsoft.com/office/word/2015/wordml/symex" xmlns:wpg="http://schemas.microsoft.com/office/word/2010/wordprocessingGroup" xmlns:wpi="http://schemas.microsoft.com/office/word/2010/wordprocessingInk" xmlns:wne="http://schemas.microsoft.com/office/word/2006/wordml" xmlns:wps="http://schemas.microsoft.com/office/word/2010/wordprocessingShape" mc:Ignorable="w14 w15 w16se wp14">
+<w:document xmlns:wpc="http://schemas.microsoft.com/office/word/2010/wordprocessingCanvas" xmlns:cx="http://schemas.microsoft.com/office/drawing/2014/chartex" xmlns:cx1="http://schemas.microsoft.com/office/drawing/2015/9/8/chartex" xmlns:cx2="http://schemas.microsoft.com/office/drawing/2015/10/21/chartex" xmlns:cx3="http://schemas.microsoft.com/office/drawing/2016/5/9/chartex" xmlns:cx4="http://schemas.microsoft.com/office/drawing/2016/5/10/chartex" xmlns:cx5="http://schemas.microsoft.com/office/drawing/2016/5/11/chartex" xmlns:cx6="http://schemas.microsoft.com/office/drawing/2016/5/12/chartex" xmlns:cx7="http://schemas.microsoft.com/office/drawing/2016/5/13/chartex" xmlns:cx8="http://schemas.microsoft.com/office/drawing/2016/5/14/chartex" xmlns:mc="http://schemas.openxmlformats.org/markup-compatibility/2006" xmlns:m="http://schemas.openxmlformats.org/officeDocument/2006/math" xmlns:aink="http://schemas.microsoft.com/office/drawing/2016/ink" xmlns:am3d="http://schemas.microsoft.com/office/drawing/2017/model3d" xmlns:oel="http://schemas.microsoft.com/office/2019/extlst" xmlns:r="http://schemas.openxmlformats.org/officeDocument/2006/relationships" xmlns:wp14="http://schemas.microsoft.com/office/word/2010/wordprocessingDrawing" xmlns:wp="http://schemas.openxmlformats.org/drawingml/2006/wordprocessingDrawing" xmlns:wpg="http://schemas.microsoft.com/office/word/2010/wordprocessingGroup" xmlns:wpi="http://schemas.microsoft.com/office/word/2010/wordprocessingInk" xmlns:wps="http://schemas.microsoft.com/office/word/2010/wordprocessingShape" xmlns:o="urn:schemas-microsoft-com:office:office" xmlns:v="urn:schemas-microsoft-com:vml" xmlns:w10="urn:schemas-microsoft-com:office:word" xmlns:w="http://schemas.openxmlformats.org/wordprocessingml/2006/main" xmlns:w14="http://schemas.microsoft.com/office/word/2010/wordml" xmlns:w15="http://schemas.microsoft.com/office/word/2012/wordml" xmlns:w16cei="http://schemas.microsoft.com/office/word/2026/wordml/cei" xmlns:w16cex="http://schemas.microsoft.com/office/word/2018/wordml/cex" xmlns:w16cid="http://schemas.microsoft.com/office/word/2016/wordml/cid" xmlns:w16="http://schemas.microsoft.com/office/word/2018/wordml" xmlns:w16sdtdh="http://schemas.microsoft.com/office/word/2020/wordml/sdtdatahash" xmlns:w16sdtfl="http://schemas.microsoft.com/office/word/2024/wordml/sdtformatlock" xmlns:w16se="http://schemas.microsoft.com/office/word/2015/wordml/symex" xmlns:w16du="http://schemas.microsoft.com/office/word/2023/wordml/word16du" xmlns:wne="http://schemas.microsoft.com/office/word/2006/wordml" mc:Ignorable="w14 w15 w16se w16cid w16 w16cex w16sdtdh w16sdtfl w16du wp14">
   <w:body>
     <w:p>
       <w:r>
@@ -9,149 +9,7 @@
           <w:lang w:eastAsia="en-GB"/>
         </w:rPr>
         <w:drawing>
-          <wp:inline distT="0" distB="0" distL="0" distR="0">
-            <wp:extent cx="5943600" cy="3093085"/>
-            <wp:effectExtent l="0" t="0" r="0" b="0"/>
-            <wp:docPr id="1" name="Picture 1"/>
-            <wp:cNvGraphicFramePr>
-              <a:graphicFrameLocks xmlns:a="http://schemas.openxmlformats.org/drawingml/2006/main" noChangeAspect="1"/>
-            </wp:cNvGraphicFramePr>
-            <a:graphic xmlns:a="http://schemas.openxmlformats.org/drawingml/2006/main">
-              <a:graphicData uri="http://schemas.openxmlformats.org/drawingml/2006/picture">
-                <pic:pic xmlns:pic="http://schemas.openxmlformats.org/drawingml/2006/picture">
-                  <pic:nvPicPr>
-                    <pic:cNvPr id="1" name="BA_Filtered_Abs_AST.png"/>
-                    <pic:cNvPicPr/>
-                  </pic:nvPicPr>
-                  <pic:blipFill>
-                    <a:blip r:embed="rId4" cstate="print">
-                      <a:extLst>
-                        <a:ext uri="{28A0092B-C50C-407E-A947-70E740481C1C}">
-                          <a14:useLocalDpi xmlns:a14="http://schemas.microsoft.com/office/drawing/2010/main" val="0"/>
-                        </a:ext>
-                      </a:extLst>
-                    </a:blip>
-                    <a:stretch>
-                      <a:fillRect/>
-                    </a:stretch>
-                  </pic:blipFill>
-                  <pic:spPr>
-                    <a:xfrm>
-                      <a:off x="0" y="0"/>
-                      <a:ext cx="5943600" cy="3093085"/>
-                    </a:xfrm>
-                    <a:prstGeom prst="rect">
-                      <a:avLst/>
-                    </a:prstGeom>
-                  </pic:spPr>
-                </pic:pic>
-              </a:graphicData>
-            </a:graphic>
-          </wp:inline>
-        </w:drawing>
-      </w:r>
-      <w:r>
-        <w:rPr>
-          <w:noProof/>
-          <w:lang w:eastAsia="en-GB"/>
-        </w:rPr>
-        <w:drawing>
-          <wp:inline distT="0" distB="0" distL="0" distR="0">
-            <wp:extent cx="5943600" cy="3006090"/>
-            <wp:effectExtent l="0" t="0" r="0" b="3810"/>
-            <wp:docPr id="2" name="Picture 2"/>
-            <wp:cNvGraphicFramePr>
-              <a:graphicFrameLocks xmlns:a="http://schemas.openxmlformats.org/drawingml/2006/main" noChangeAspect="1"/>
-            </wp:cNvGraphicFramePr>
-            <a:graphic xmlns:a="http://schemas.openxmlformats.org/drawingml/2006/main">
-              <a:graphicData uri="http://schemas.openxmlformats.org/drawingml/2006/picture">
-                <pic:pic xmlns:pic="http://schemas.openxmlformats.org/drawingml/2006/picture">
-                  <pic:nvPicPr>
-                    <pic:cNvPr id="2" name="BA_Filtered_Abs_LDH.png"/>
-                    <pic:cNvPicPr/>
-                  </pic:nvPicPr>
-                  <pic:blipFill>
-                    <a:blip r:embed="rId5" cstate="print">
-                      <a:extLst>
-                        <a:ext uri="{28A0092B-C50C-407E-A947-70E740481C1C}">
-                          <a14:useLocalDpi xmlns:a14="http://schemas.microsoft.com/office/drawing/2010/main" val="0"/>
-                        </a:ext>
-                      </a:extLst>
-                    </a:blip>
-                    <a:stretch>
-                      <a:fillRect/>
-                    </a:stretch>
-                  </pic:blipFill>
-                  <pic:spPr>
-                    <a:xfrm>
-                      <a:off x="0" y="0"/>
-                      <a:ext cx="5943600" cy="3006090"/>
-                    </a:xfrm>
-                    <a:prstGeom prst="rect">
-                      <a:avLst/>
-                    </a:prstGeom>
-                  </pic:spPr>
-                </pic:pic>
-              </a:graphicData>
-            </a:graphic>
-          </wp:inline>
-        </w:drawing>
-      </w:r>
-      <w:r>
-        <w:rPr>
-          <w:noProof/>
-          <w:lang w:eastAsia="en-GB"/>
-        </w:rPr>
-        <w:lastRenderedPageBreak/>
-        <w:drawing>
-          <wp:inline distT="0" distB="0" distL="0" distR="0">
-            <wp:extent cx="5943600" cy="3056255"/>
-            <wp:effectExtent l="0" t="0" r="0" b="0"/>
-            <wp:docPr id="3" name="Picture 3"/>
-            <wp:cNvGraphicFramePr>
-              <a:graphicFrameLocks xmlns:a="http://schemas.openxmlformats.org/drawingml/2006/main" noChangeAspect="1"/>
-            </wp:cNvGraphicFramePr>
-            <a:graphic xmlns:a="http://schemas.openxmlformats.org/drawingml/2006/main">
-              <a:graphicData uri="http://schemas.openxmlformats.org/drawingml/2006/picture">
-                <pic:pic xmlns:pic="http://schemas.openxmlformats.org/drawingml/2006/picture">
-                  <pic:nvPicPr>
-                    <pic:cNvPr id="3" name="BA_Filtered_Abs_Potassium (K+).png"/>
-                    <pic:cNvPicPr/>
-                  </pic:nvPicPr>
-                  <pic:blipFill>
-                    <a:blip r:embed="rId6" cstate="print">
-                      <a:extLst>
-                        <a:ext uri="{28A0092B-C50C-407E-A947-70E740481C1C}">
-                          <a14:useLocalDpi xmlns:a14="http://schemas.microsoft.com/office/drawing/2010/main" val="0"/>
-                        </a:ext>
-                      </a:extLst>
-                    </a:blip>
-                    <a:stretch>
-                      <a:fillRect/>
-                    </a:stretch>
-                  </pic:blipFill>
-                  <pic:spPr>
-                    <a:xfrm>
-                      <a:off x="0" y="0"/>
-                      <a:ext cx="5943600" cy="3056255"/>
-                    </a:xfrm>
-                    <a:prstGeom prst="rect">
-                      <a:avLst/>
-                    </a:prstGeom>
-                  </pic:spPr>
-                </pic:pic>
-              </a:graphicData>
-            </a:graphic>
-          </wp:inline>
-        </w:drawing>
-      </w:r>
-      <w:r>
-        <w:rPr>
-          <w:noProof/>
-          <w:lang w:eastAsia="en-GB"/>
-        </w:rPr>
-        <w:drawing>
-          <wp:inline distT="0" distB="0" distL="0" distR="0">
+          <wp:inline distT="0" distB="0" distL="0" distR="0" wp14:anchorId="2E429220" wp14:editId="739C3856">
             <wp:extent cx="5943600" cy="2976245"/>
             <wp:effectExtent l="0" t="0" r="0" b="0"/>
             <wp:docPr id="4" name="Picture 4"/>
@@ -166,7 +24,7 @@
                     <pic:cNvPicPr/>
                   </pic:nvPicPr>
                   <pic:blipFill>
-                    <a:blip r:embed="rId7" cstate="print">
+                    <a:blip r:embed="rId4" cstate="print">
                       <a:extLst>
                         <a:ext uri="{28A0092B-C50C-407E-A947-70E740481C1C}">
                           <a14:useLocalDpi xmlns:a14="http://schemas.microsoft.com/office/drawing/2010/main" val="0"/>
@@ -197,9 +55,8 @@
           <w:noProof/>
           <w:lang w:eastAsia="en-GB"/>
         </w:rPr>
-        <w:lastRenderedPageBreak/>
         <w:drawing>
-          <wp:inline distT="0" distB="0" distL="0" distR="0">
+          <wp:inline distT="0" distB="0" distL="0" distR="0" wp14:anchorId="70C46B90" wp14:editId="3A5F564B">
             <wp:extent cx="5943600" cy="2976880"/>
             <wp:effectExtent l="0" t="0" r="0" b="0"/>
             <wp:docPr id="5" name="Picture 5"/>
@@ -214,7 +71,7 @@
                     <pic:cNvPicPr/>
                   </pic:nvPicPr>
                   <pic:blipFill>
-                    <a:blip r:embed="rId8" cstate="print">
+                    <a:blip r:embed="rId5" cstate="print">
                       <a:extLst>
                         <a:ext uri="{28A0092B-C50C-407E-A947-70E740481C1C}">
                           <a14:useLocalDpi xmlns:a14="http://schemas.microsoft.com/office/drawing/2010/main" val="0"/>
@@ -245,8 +102,9 @@
           <w:noProof/>
           <w:lang w:eastAsia="en-GB"/>
         </w:rPr>
+        <w:lastRenderedPageBreak/>
         <w:drawing>
-          <wp:inline distT="0" distB="0" distL="0" distR="0">
+          <wp:inline distT="0" distB="0" distL="0" distR="0" wp14:anchorId="767E5322" wp14:editId="67484206">
             <wp:extent cx="5943600" cy="3061335"/>
             <wp:effectExtent l="0" t="0" r="0" b="5715"/>
             <wp:docPr id="6" name="Picture 6"/>
@@ -261,7 +119,7 @@
                     <pic:cNvPicPr/>
                   </pic:nvPicPr>
                   <pic:blipFill>
-                    <a:blip r:embed="rId9" cstate="print">
+                    <a:blip r:embed="rId6" cstate="print">
                       <a:extLst>
                         <a:ext uri="{28A0092B-C50C-407E-A947-70E740481C1C}">
                           <a14:useLocalDpi xmlns:a14="http://schemas.microsoft.com/office/drawing/2010/main" val="0"/>
@@ -292,9 +150,8 @@
           <w:noProof/>
           <w:lang w:eastAsia="en-GB"/>
         </w:rPr>
-        <w:lastRenderedPageBreak/>
         <w:drawing>
-          <wp:inline distT="0" distB="0" distL="0" distR="0">
+          <wp:inline distT="0" distB="0" distL="0" distR="0" wp14:anchorId="5A19D7FD" wp14:editId="2C7FEFC2">
             <wp:extent cx="5943600" cy="3937635"/>
             <wp:effectExtent l="0" t="0" r="0" b="5715"/>
             <wp:docPr id="7" name="Picture 7"/>
@@ -309,7 +166,7 @@
                     <pic:cNvPicPr/>
                   </pic:nvPicPr>
                   <pic:blipFill>
-                    <a:blip r:embed="rId10" cstate="print">
+                    <a:blip r:embed="rId7" cstate="print">
                       <a:extLst>
                         <a:ext uri="{28A0092B-C50C-407E-A947-70E740481C1C}">
                           <a14:useLocalDpi xmlns:a14="http://schemas.microsoft.com/office/drawing/2010/main" val="0"/>
@@ -340,8 +197,9 @@
           <w:noProof/>
           <w:lang w:eastAsia="en-GB"/>
         </w:rPr>
+        <w:lastRenderedPageBreak/>
         <w:drawing>
-          <wp:inline distT="0" distB="0" distL="0" distR="0">
+          <wp:inline distT="0" distB="0" distL="0" distR="0" wp14:anchorId="431DC011" wp14:editId="675E16CD">
             <wp:extent cx="5943600" cy="3937635"/>
             <wp:effectExtent l="0" t="0" r="0" b="5715"/>
             <wp:docPr id="8" name="Picture 8"/>
@@ -356,7 +214,7 @@
                     <pic:cNvPicPr/>
                   </pic:nvPicPr>
                   <pic:blipFill>
-                    <a:blip r:embed="rId11" cstate="print">
+                    <a:blip r:embed="rId8" cstate="print">
                       <a:extLst>
                         <a:ext uri="{28A0092B-C50C-407E-A947-70E740481C1C}">
                           <a14:useLocalDpi xmlns:a14="http://schemas.microsoft.com/office/drawing/2010/main" val="0"/>
@@ -387,9 +245,8 @@
           <w:noProof/>
           <w:lang w:eastAsia="en-GB"/>
         </w:rPr>
-        <w:lastRenderedPageBreak/>
         <w:drawing>
-          <wp:inline distT="0" distB="0" distL="0" distR="0">
+          <wp:inline distT="0" distB="0" distL="0" distR="0" wp14:anchorId="1F9DB361" wp14:editId="7FF76235">
             <wp:extent cx="5943600" cy="3956685"/>
             <wp:effectExtent l="0" t="0" r="0" b="5715"/>
             <wp:docPr id="9" name="Picture 9"/>
@@ -404,7 +261,7 @@
                     <pic:cNvPicPr/>
                   </pic:nvPicPr>
                   <pic:blipFill>
-                    <a:blip r:embed="rId12" cstate="print">
+                    <a:blip r:embed="rId9" cstate="print">
                       <a:extLst>
                         <a:ext uri="{28A0092B-C50C-407E-A947-70E740481C1C}">
                           <a14:useLocalDpi xmlns:a14="http://schemas.microsoft.com/office/drawing/2010/main" val="0"/>
@@ -441,8 +298,6 @@
         <w:lastRenderedPageBreak/>
         <w:t>1. Ảnh hưởng đến chỉ số huyết thanh</w:t>
       </w:r>
-      <w:bookmarkStart w:id="0" w:name="_GoBack"/>
-      <w:bookmarkEnd w:id="0"/>
     </w:p>
     <w:p/>
     <w:p/>
@@ -482,7 +337,7 @@
 </file>
 
 <file path=word/styles.xml><?xml version="1.0" encoding="utf-8"?>
-<w:styles xmlns:mc="http://schemas.openxmlformats.org/markup-compatibility/2006" xmlns:r="http://schemas.openxmlformats.org/officeDocument/2006/relationships" xmlns:w="http://schemas.openxmlformats.org/wordprocessingml/2006/main" xmlns:w14="http://schemas.microsoft.com/office/word/2010/wordml" xmlns:w15="http://schemas.microsoft.com/office/word/2012/wordml" xmlns:w16se="http://schemas.microsoft.com/office/word/2015/wordml/symex" mc:Ignorable="w14 w15 w16se">
+<w:styles xmlns:mc="http://schemas.openxmlformats.org/markup-compatibility/2006" xmlns:r="http://schemas.openxmlformats.org/officeDocument/2006/relationships" xmlns:w="http://schemas.openxmlformats.org/wordprocessingml/2006/main" xmlns:w14="http://schemas.microsoft.com/office/word/2010/wordml" xmlns:w15="http://schemas.microsoft.com/office/word/2012/wordml" xmlns:w16cex="http://schemas.microsoft.com/office/word/2018/wordml/cex" xmlns:w16cid="http://schemas.microsoft.com/office/word/2016/wordml/cid" xmlns:w16="http://schemas.microsoft.com/office/word/2018/wordml" xmlns:w16sdtdh="http://schemas.microsoft.com/office/word/2020/wordml/sdtdatahash" xmlns:w16sdtfl="http://schemas.microsoft.com/office/word/2024/wordml/sdtformatlock" xmlns:w16se="http://schemas.microsoft.com/office/word/2015/wordml/symex" xmlns:w16du="http://schemas.microsoft.com/office/word/2023/wordml/word16du" mc:Ignorable="w14 w15 w16se w16cid w16 w16cex w16sdtdh w16sdtfl w16du">
   <w:docDefaults>
     <w:rPrDefault>
       <w:rPr>
@@ -498,7 +353,7 @@
       </w:pPr>
     </w:pPrDefault>
   </w:docDefaults>
-  <w:latentStyles w:defLockedState="0" w:defUIPriority="99" w:defSemiHidden="0" w:defUnhideWhenUsed="0" w:defQFormat="0" w:count="371">
+  <w:latentStyles w:defLockedState="0" w:defUIPriority="99" w:defSemiHidden="0" w:defUnhideWhenUsed="0" w:defQFormat="0" w:count="376">
     <w:lsdException w:name="Normal" w:uiPriority="0" w:qFormat="1"/>
     <w:lsdException w:name="heading 1" w:uiPriority="9" w:qFormat="1"/>
     <w:lsdException w:name="heading 2" w:semiHidden="1" w:uiPriority="9" w:unhideWhenUsed="1" w:qFormat="1"/>
@@ -870,6 +725,11 @@
     <w:lsdException w:name="List Table 5 Dark Accent 6" w:uiPriority="50"/>
     <w:lsdException w:name="List Table 6 Colorful Accent 6" w:uiPriority="51"/>
     <w:lsdException w:name="List Table 7 Colorful Accent 6" w:uiPriority="52"/>
+    <w:lsdException w:name="Mention" w:semiHidden="1" w:unhideWhenUsed="1"/>
+    <w:lsdException w:name="Smart Hyperlink" w:semiHidden="1" w:unhideWhenUsed="1"/>
+    <w:lsdException w:name="Hashtag" w:semiHidden="1" w:unhideWhenUsed="1"/>
+    <w:lsdException w:name="Unresolved Mention" w:semiHidden="1" w:unhideWhenUsed="1"/>
+    <w:lsdException w:name="Smart Link" w:semiHidden="1" w:unhideWhenUsed="1"/>
   </w:latentStyles>
   <w:style w:type="paragraph" w:default="1" w:styleId="Normal">
     <w:name w:val="Normal"/>

--- a/Ket_Qua_Phan_Tich_SO SÁNH PP - ĐTCS/Tổng hợp KQ báo cáo.docx
+++ b/Ket_Qua_Phan_Tich_SO SÁNH PP - ĐTCS/Tổng hợp KQ báo cáo.docx
@@ -1,333 +1,5416 @@
 
 <file path=word/document.xml><?xml version="1.0" encoding="utf-8"?>
-<w:document xmlns:wpc="http://schemas.microsoft.com/office/word/2010/wordprocessingCanvas" xmlns:cx="http://schemas.microsoft.com/office/drawing/2014/chartex" xmlns:cx1="http://schemas.microsoft.com/office/drawing/2015/9/8/chartex" xmlns:cx2="http://schemas.microsoft.com/office/drawing/2015/10/21/chartex" xmlns:cx3="http://schemas.microsoft.com/office/drawing/2016/5/9/chartex" xmlns:cx4="http://schemas.microsoft.com/office/drawing/2016/5/10/chartex" xmlns:cx5="http://schemas.microsoft.com/office/drawing/2016/5/11/chartex" xmlns:cx6="http://schemas.microsoft.com/office/drawing/2016/5/12/chartex" xmlns:cx7="http://schemas.microsoft.com/office/drawing/2016/5/13/chartex" xmlns:cx8="http://schemas.microsoft.com/office/drawing/2016/5/14/chartex" xmlns:mc="http://schemas.openxmlformats.org/markup-compatibility/2006" xmlns:m="http://schemas.openxmlformats.org/officeDocument/2006/math" xmlns:aink="http://schemas.microsoft.com/office/drawing/2016/ink" xmlns:am3d="http://schemas.microsoft.com/office/drawing/2017/model3d" xmlns:oel="http://schemas.microsoft.com/office/2019/extlst" xmlns:r="http://schemas.openxmlformats.org/officeDocument/2006/relationships" xmlns:wp14="http://schemas.microsoft.com/office/word/2010/wordprocessingDrawing" xmlns:wp="http://schemas.openxmlformats.org/drawingml/2006/wordprocessingDrawing" xmlns:wpg="http://schemas.microsoft.com/office/word/2010/wordprocessingGroup" xmlns:wpi="http://schemas.microsoft.com/office/word/2010/wordprocessingInk" xmlns:wps="http://schemas.microsoft.com/office/word/2010/wordprocessingShape" xmlns:o="urn:schemas-microsoft-com:office:office" xmlns:v="urn:schemas-microsoft-com:vml" xmlns:w10="urn:schemas-microsoft-com:office:word" xmlns:w="http://schemas.openxmlformats.org/wordprocessingml/2006/main" xmlns:w14="http://schemas.microsoft.com/office/word/2010/wordml" xmlns:w15="http://schemas.microsoft.com/office/word/2012/wordml" xmlns:w16cei="http://schemas.microsoft.com/office/word/2026/wordml/cei" xmlns:w16cex="http://schemas.microsoft.com/office/word/2018/wordml/cex" xmlns:w16cid="http://schemas.microsoft.com/office/word/2016/wordml/cid" xmlns:w16="http://schemas.microsoft.com/office/word/2018/wordml" xmlns:w16sdtdh="http://schemas.microsoft.com/office/word/2020/wordml/sdtdatahash" xmlns:w16sdtfl="http://schemas.microsoft.com/office/word/2024/wordml/sdtformatlock" xmlns:w16se="http://schemas.microsoft.com/office/word/2015/wordml/symex" xmlns:w16du="http://schemas.microsoft.com/office/word/2023/wordml/word16du" xmlns:wne="http://schemas.microsoft.com/office/word/2006/wordml" mc:Ignorable="w14 w15 w16se w16cid w16 w16cex w16sdtdh w16sdtfl w16du wp14">
+<w:document xmlns:wpc="http://schemas.microsoft.com/office/word/2010/wordprocessingCanvas" xmlns:cx="http://schemas.microsoft.com/office/drawing/2014/chartex" xmlns:mc="http://schemas.openxmlformats.org/markup-compatibility/2006" xmlns:o="urn:schemas-microsoft-com:office:office" xmlns:r="http://schemas.openxmlformats.org/officeDocument/2006/relationships" xmlns:m="http://schemas.openxmlformats.org/officeDocument/2006/math" xmlns:v="urn:schemas-microsoft-com:vml" xmlns:wp14="http://schemas.microsoft.com/office/word/2010/wordprocessingDrawing" xmlns:wp="http://schemas.openxmlformats.org/drawingml/2006/wordprocessingDrawing" xmlns:w10="urn:schemas-microsoft-com:office:word" xmlns:w="http://schemas.openxmlformats.org/wordprocessingml/2006/main" xmlns:w14="http://schemas.microsoft.com/office/word/2010/wordml" xmlns:w15="http://schemas.microsoft.com/office/word/2012/wordml" xmlns:w16se="http://schemas.microsoft.com/office/word/2015/wordml/symex" xmlns:wpg="http://schemas.microsoft.com/office/word/2010/wordprocessingGroup" xmlns:wpi="http://schemas.microsoft.com/office/word/2010/wordprocessingInk" xmlns:wne="http://schemas.microsoft.com/office/word/2006/wordml" xmlns:wps="http://schemas.microsoft.com/office/word/2010/wordprocessingShape" mc:Ignorable="w14 w15 w16se wp14">
   <w:body>
     <w:p>
       <w:r>
-        <w:rPr>
-          <w:noProof/>
-          <w:lang w:eastAsia="en-GB"/>
-        </w:rPr>
-        <w:drawing>
-          <wp:inline distT="0" distB="0" distL="0" distR="0" wp14:anchorId="2E429220" wp14:editId="739C3856">
-            <wp:extent cx="5943600" cy="2976245"/>
-            <wp:effectExtent l="0" t="0" r="0" b="0"/>
-            <wp:docPr id="4" name="Picture 4"/>
-            <wp:cNvGraphicFramePr>
-              <a:graphicFrameLocks xmlns:a="http://schemas.openxmlformats.org/drawingml/2006/main" noChangeAspect="1"/>
-            </wp:cNvGraphicFramePr>
-            <a:graphic xmlns:a="http://schemas.openxmlformats.org/drawingml/2006/main">
-              <a:graphicData uri="http://schemas.openxmlformats.org/drawingml/2006/picture">
-                <pic:pic xmlns:pic="http://schemas.openxmlformats.org/drawingml/2006/picture">
-                  <pic:nvPicPr>
-                    <pic:cNvPr id="4" name="BA_Filtered_Pct_AST.png"/>
-                    <pic:cNvPicPr/>
-                  </pic:nvPicPr>
-                  <pic:blipFill>
-                    <a:blip r:embed="rId4" cstate="print">
-                      <a:extLst>
-                        <a:ext uri="{28A0092B-C50C-407E-A947-70E740481C1C}">
-                          <a14:useLocalDpi xmlns:a14="http://schemas.microsoft.com/office/drawing/2010/main" val="0"/>
-                        </a:ext>
-                      </a:extLst>
-                    </a:blip>
-                    <a:stretch>
-                      <a:fillRect/>
-                    </a:stretch>
-                  </pic:blipFill>
-                  <pic:spPr>
-                    <a:xfrm>
-                      <a:off x="0" y="0"/>
-                      <a:ext cx="5943600" cy="2976245"/>
-                    </a:xfrm>
-                    <a:prstGeom prst="rect">
-                      <a:avLst/>
-                    </a:prstGeom>
-                  </pic:spPr>
-                </pic:pic>
-              </a:graphicData>
-            </a:graphic>
-          </wp:inline>
-        </w:drawing>
-      </w:r>
-      <w:r>
-        <w:rPr>
-          <w:noProof/>
-          <w:lang w:eastAsia="en-GB"/>
-        </w:rPr>
-        <w:drawing>
-          <wp:inline distT="0" distB="0" distL="0" distR="0" wp14:anchorId="70C46B90" wp14:editId="3A5F564B">
-            <wp:extent cx="5943600" cy="2976880"/>
-            <wp:effectExtent l="0" t="0" r="0" b="0"/>
-            <wp:docPr id="5" name="Picture 5"/>
-            <wp:cNvGraphicFramePr>
-              <a:graphicFrameLocks xmlns:a="http://schemas.openxmlformats.org/drawingml/2006/main" noChangeAspect="1"/>
-            </wp:cNvGraphicFramePr>
-            <a:graphic xmlns:a="http://schemas.openxmlformats.org/drawingml/2006/main">
-              <a:graphicData uri="http://schemas.openxmlformats.org/drawingml/2006/picture">
-                <pic:pic xmlns:pic="http://schemas.openxmlformats.org/drawingml/2006/picture">
-                  <pic:nvPicPr>
-                    <pic:cNvPr id="5" name="BA_Filtered_Pct_LDH.png"/>
-                    <pic:cNvPicPr/>
-                  </pic:nvPicPr>
-                  <pic:blipFill>
-                    <a:blip r:embed="rId5" cstate="print">
-                      <a:extLst>
-                        <a:ext uri="{28A0092B-C50C-407E-A947-70E740481C1C}">
-                          <a14:useLocalDpi xmlns:a14="http://schemas.microsoft.com/office/drawing/2010/main" val="0"/>
-                        </a:ext>
-                      </a:extLst>
-                    </a:blip>
-                    <a:stretch>
-                      <a:fillRect/>
-                    </a:stretch>
-                  </pic:blipFill>
-                  <pic:spPr>
-                    <a:xfrm>
-                      <a:off x="0" y="0"/>
-                      <a:ext cx="5943600" cy="2976880"/>
-                    </a:xfrm>
-                    <a:prstGeom prst="rect">
-                      <a:avLst/>
-                    </a:prstGeom>
-                  </pic:spPr>
-                </pic:pic>
-              </a:graphicData>
-            </a:graphic>
-          </wp:inline>
-        </w:drawing>
-      </w:r>
-      <w:r>
-        <w:rPr>
-          <w:noProof/>
-          <w:lang w:eastAsia="en-GB"/>
-        </w:rPr>
-        <w:lastRenderedPageBreak/>
-        <w:drawing>
-          <wp:inline distT="0" distB="0" distL="0" distR="0" wp14:anchorId="767E5322" wp14:editId="67484206">
-            <wp:extent cx="5943600" cy="3061335"/>
-            <wp:effectExtent l="0" t="0" r="0" b="5715"/>
-            <wp:docPr id="6" name="Picture 6"/>
-            <wp:cNvGraphicFramePr>
-              <a:graphicFrameLocks xmlns:a="http://schemas.openxmlformats.org/drawingml/2006/main" noChangeAspect="1"/>
-            </wp:cNvGraphicFramePr>
-            <a:graphic xmlns:a="http://schemas.openxmlformats.org/drawingml/2006/main">
-              <a:graphicData uri="http://schemas.openxmlformats.org/drawingml/2006/picture">
-                <pic:pic xmlns:pic="http://schemas.openxmlformats.org/drawingml/2006/picture">
-                  <pic:nvPicPr>
-                    <pic:cNvPr id="6" name="BA_Filtered_Pct_Potassium (K+).png"/>
-                    <pic:cNvPicPr/>
-                  </pic:nvPicPr>
-                  <pic:blipFill>
-                    <a:blip r:embed="rId6" cstate="print">
-                      <a:extLst>
-                        <a:ext uri="{28A0092B-C50C-407E-A947-70E740481C1C}">
-                          <a14:useLocalDpi xmlns:a14="http://schemas.microsoft.com/office/drawing/2010/main" val="0"/>
-                        </a:ext>
-                      </a:extLst>
-                    </a:blip>
-                    <a:stretch>
-                      <a:fillRect/>
-                    </a:stretch>
-                  </pic:blipFill>
-                  <pic:spPr>
-                    <a:xfrm>
-                      <a:off x="0" y="0"/>
-                      <a:ext cx="5943600" cy="3061335"/>
-                    </a:xfrm>
-                    <a:prstGeom prst="rect">
-                      <a:avLst/>
-                    </a:prstGeom>
-                  </pic:spPr>
-                </pic:pic>
-              </a:graphicData>
-            </a:graphic>
-          </wp:inline>
-        </w:drawing>
-      </w:r>
-      <w:r>
-        <w:rPr>
-          <w:noProof/>
-          <w:lang w:eastAsia="en-GB"/>
-        </w:rPr>
-        <w:drawing>
-          <wp:inline distT="0" distB="0" distL="0" distR="0" wp14:anchorId="5A19D7FD" wp14:editId="2C7FEFC2">
-            <wp:extent cx="5943600" cy="3937635"/>
-            <wp:effectExtent l="0" t="0" r="0" b="5715"/>
-            <wp:docPr id="7" name="Picture 7"/>
-            <wp:cNvGraphicFramePr>
-              <a:graphicFrameLocks xmlns:a="http://schemas.openxmlformats.org/drawingml/2006/main" noChangeAspect="1"/>
-            </wp:cNvGraphicFramePr>
-            <a:graphic xmlns:a="http://schemas.openxmlformats.org/drawingml/2006/main">
-              <a:graphicData uri="http://schemas.openxmlformats.org/drawingml/2006/picture">
-                <pic:pic xmlns:pic="http://schemas.openxmlformats.org/drawingml/2006/picture">
-                  <pic:nvPicPr>
-                    <pic:cNvPr id="7" name="PB_Filtered_AST.png"/>
-                    <pic:cNvPicPr/>
-                  </pic:nvPicPr>
-                  <pic:blipFill>
-                    <a:blip r:embed="rId7" cstate="print">
-                      <a:extLst>
-                        <a:ext uri="{28A0092B-C50C-407E-A947-70E740481C1C}">
-                          <a14:useLocalDpi xmlns:a14="http://schemas.microsoft.com/office/drawing/2010/main" val="0"/>
-                        </a:ext>
-                      </a:extLst>
-                    </a:blip>
-                    <a:stretch>
-                      <a:fillRect/>
-                    </a:stretch>
-                  </pic:blipFill>
-                  <pic:spPr>
-                    <a:xfrm>
-                      <a:off x="0" y="0"/>
-                      <a:ext cx="5943600" cy="3937635"/>
-                    </a:xfrm>
-                    <a:prstGeom prst="rect">
-                      <a:avLst/>
-                    </a:prstGeom>
-                  </pic:spPr>
-                </pic:pic>
-              </a:graphicData>
-            </a:graphic>
-          </wp:inline>
-        </w:drawing>
-      </w:r>
-      <w:r>
-        <w:rPr>
-          <w:noProof/>
-          <w:lang w:eastAsia="en-GB"/>
-        </w:rPr>
-        <w:lastRenderedPageBreak/>
-        <w:drawing>
-          <wp:inline distT="0" distB="0" distL="0" distR="0" wp14:anchorId="431DC011" wp14:editId="675E16CD">
-            <wp:extent cx="5943600" cy="3937635"/>
-            <wp:effectExtent l="0" t="0" r="0" b="5715"/>
-            <wp:docPr id="8" name="Picture 8"/>
-            <wp:cNvGraphicFramePr>
-              <a:graphicFrameLocks xmlns:a="http://schemas.openxmlformats.org/drawingml/2006/main" noChangeAspect="1"/>
-            </wp:cNvGraphicFramePr>
-            <a:graphic xmlns:a="http://schemas.openxmlformats.org/drawingml/2006/main">
-              <a:graphicData uri="http://schemas.openxmlformats.org/drawingml/2006/picture">
-                <pic:pic xmlns:pic="http://schemas.openxmlformats.org/drawingml/2006/picture">
-                  <pic:nvPicPr>
-                    <pic:cNvPr id="8" name="PB_Filtered_LDH.png"/>
-                    <pic:cNvPicPr/>
-                  </pic:nvPicPr>
-                  <pic:blipFill>
-                    <a:blip r:embed="rId8" cstate="print">
-                      <a:extLst>
-                        <a:ext uri="{28A0092B-C50C-407E-A947-70E740481C1C}">
-                          <a14:useLocalDpi xmlns:a14="http://schemas.microsoft.com/office/drawing/2010/main" val="0"/>
-                        </a:ext>
-                      </a:extLst>
-                    </a:blip>
-                    <a:stretch>
-                      <a:fillRect/>
-                    </a:stretch>
-                  </pic:blipFill>
-                  <pic:spPr>
-                    <a:xfrm>
-                      <a:off x="0" y="0"/>
-                      <a:ext cx="5943600" cy="3937635"/>
-                    </a:xfrm>
-                    <a:prstGeom prst="rect">
-                      <a:avLst/>
-                    </a:prstGeom>
-                  </pic:spPr>
-                </pic:pic>
-              </a:graphicData>
-            </a:graphic>
-          </wp:inline>
-        </w:drawing>
-      </w:r>
-      <w:r>
-        <w:rPr>
-          <w:noProof/>
-          <w:lang w:eastAsia="en-GB"/>
-        </w:rPr>
-        <w:drawing>
-          <wp:inline distT="0" distB="0" distL="0" distR="0" wp14:anchorId="1F9DB361" wp14:editId="7FF76235">
-            <wp:extent cx="5943600" cy="3956685"/>
-            <wp:effectExtent l="0" t="0" r="0" b="5715"/>
-            <wp:docPr id="9" name="Picture 9"/>
-            <wp:cNvGraphicFramePr>
-              <a:graphicFrameLocks xmlns:a="http://schemas.openxmlformats.org/drawingml/2006/main" noChangeAspect="1"/>
-            </wp:cNvGraphicFramePr>
-            <a:graphic xmlns:a="http://schemas.openxmlformats.org/drawingml/2006/main">
-              <a:graphicData uri="http://schemas.openxmlformats.org/drawingml/2006/picture">
-                <pic:pic xmlns:pic="http://schemas.openxmlformats.org/drawingml/2006/picture">
-                  <pic:nvPicPr>
-                    <pic:cNvPr id="9" name="PB_Filtered_Potassium (K+).png"/>
-                    <pic:cNvPicPr/>
-                  </pic:nvPicPr>
-                  <pic:blipFill>
-                    <a:blip r:embed="rId9" cstate="print">
-                      <a:extLst>
-                        <a:ext uri="{28A0092B-C50C-407E-A947-70E740481C1C}">
-                          <a14:useLocalDpi xmlns:a14="http://schemas.microsoft.com/office/drawing/2010/main" val="0"/>
-                        </a:ext>
-                      </a:extLst>
-                    </a:blip>
-                    <a:stretch>
-                      <a:fillRect/>
-                    </a:stretch>
-                  </pic:blipFill>
-                  <pic:spPr>
-                    <a:xfrm>
-                      <a:off x="0" y="0"/>
-                      <a:ext cx="5943600" cy="3956685"/>
-                    </a:xfrm>
-                    <a:prstGeom prst="rect">
-                      <a:avLst/>
-                    </a:prstGeom>
-                  </pic:spPr>
-                </pic:pic>
-              </a:graphicData>
-            </a:graphic>
-          </wp:inline>
-        </w:drawing>
-      </w:r>
-    </w:p>
-    <w:p>
-      <w:r>
-        <w:br w:type="page"/>
-      </w:r>
-    </w:p>
-    <w:p>
-      <w:r>
-        <w:lastRenderedPageBreak/>
         <w:t>1. Ảnh hưởng đến chỉ số huyết thanh</w:t>
       </w:r>
     </w:p>
-    <w:p/>
+    <w:tbl>
+      <w:tblPr>
+        <w:tblStyle w:val="TableGrid"/>
+        <w:tblW w:w="10206" w:type="dxa"/>
+        <w:tblLook w:val="04A0" w:firstRow="1" w:lastRow="0" w:firstColumn="1" w:lastColumn="0" w:noHBand="0" w:noVBand="1"/>
+      </w:tblPr>
+      <w:tblGrid>
+        <w:gridCol w:w="1418"/>
+        <w:gridCol w:w="988"/>
+        <w:gridCol w:w="2130"/>
+        <w:gridCol w:w="1838"/>
+        <w:gridCol w:w="1116"/>
+        <w:gridCol w:w="1011"/>
+        <w:gridCol w:w="1705"/>
+      </w:tblGrid>
+      <w:tr>
+        <w:trPr>
+          <w:trHeight w:val="300"/>
+        </w:trPr>
+        <w:tc>
+          <w:tcPr>
+            <w:tcW w:w="1418" w:type="dxa"/>
+            <w:noWrap/>
+            <w:hideMark/>
+          </w:tcPr>
+          <w:p>
+            <w:pPr>
+              <w:rPr>
+                <w:rFonts w:ascii="Calibri" w:eastAsia="Times New Roman" w:hAnsi="Calibri" w:cs="Calibri"/>
+                <w:color w:val="000000"/>
+                <w:lang w:eastAsia="en-GB"/>
+              </w:rPr>
+            </w:pPr>
+            <w:r>
+              <w:rPr>
+                <w:rFonts w:ascii="Calibri" w:eastAsia="Times New Roman" w:hAnsi="Calibri" w:cs="Calibri"/>
+                <w:color w:val="000000"/>
+                <w:lang w:eastAsia="en-GB"/>
+              </w:rPr>
+              <w:t>Chỉ số</w:t>
+            </w:r>
+          </w:p>
+        </w:tc>
+        <w:tc>
+          <w:tcPr>
+            <w:tcW w:w="988" w:type="dxa"/>
+            <w:noWrap/>
+            <w:hideMark/>
+          </w:tcPr>
+          <w:p>
+            <w:pPr>
+              <w:rPr>
+                <w:rFonts w:ascii="Calibri" w:eastAsia="Times New Roman" w:hAnsi="Calibri" w:cs="Calibri"/>
+                <w:color w:val="000000"/>
+                <w:lang w:eastAsia="en-GB"/>
+              </w:rPr>
+            </w:pPr>
+            <w:r>
+              <w:rPr>
+                <w:rFonts w:ascii="Calibri" w:eastAsia="Times New Roman" w:hAnsi="Calibri" w:cs="Calibri"/>
+                <w:color w:val="000000"/>
+                <w:lang w:eastAsia="en-GB"/>
+              </w:rPr>
+              <w:t xml:space="preserve">N </w:t>
+            </w:r>
+          </w:p>
+        </w:tc>
+        <w:tc>
+          <w:tcPr>
+            <w:tcW w:w="2130" w:type="dxa"/>
+            <w:noWrap/>
+            <w:hideMark/>
+          </w:tcPr>
+          <w:p>
+            <w:pPr>
+              <w:rPr>
+                <w:rFonts w:ascii="Calibri" w:eastAsia="Times New Roman" w:hAnsi="Calibri" w:cs="Calibri"/>
+                <w:color w:val="000000"/>
+                <w:lang w:eastAsia="en-GB"/>
+              </w:rPr>
+            </w:pPr>
+            <w:r>
+              <w:rPr>
+                <w:rFonts w:ascii="Calibri" w:eastAsia="Times New Roman" w:hAnsi="Calibri" w:cs="Calibri"/>
+                <w:color w:val="000000"/>
+                <w:lang w:eastAsia="en-GB"/>
+              </w:rPr>
+              <w:t xml:space="preserve">PPA </w:t>
+            </w:r>
+          </w:p>
+          <w:p>
+            <w:pPr>
+              <w:rPr>
+                <w:rFonts w:ascii="Calibri" w:eastAsia="Times New Roman" w:hAnsi="Calibri" w:cs="Calibri"/>
+                <w:color w:val="000000"/>
+                <w:lang w:eastAsia="en-GB"/>
+              </w:rPr>
+            </w:pPr>
+            <w:r>
+              <w:rPr>
+                <w:rFonts w:ascii="Calibri" w:eastAsia="Times New Roman" w:hAnsi="Calibri" w:cs="Calibri"/>
+                <w:color w:val="000000"/>
+                <w:lang w:eastAsia="en-GB"/>
+              </w:rPr>
+              <w:t>Trung vị</w:t>
+            </w:r>
+            <w:r>
+              <w:rPr>
+                <w:rFonts w:ascii="Calibri" w:eastAsia="Times New Roman" w:hAnsi="Calibri" w:cs="Calibri"/>
+                <w:color w:val="000000"/>
+                <w:lang w:eastAsia="en-GB"/>
+              </w:rPr>
+              <w:t xml:space="preserve"> (IQR) </w:t>
+            </w:r>
+          </w:p>
+          <w:p>
+            <w:pPr>
+              <w:rPr>
+                <w:rFonts w:ascii="Calibri" w:eastAsia="Times New Roman" w:hAnsi="Calibri" w:cs="Calibri"/>
+                <w:color w:val="000000"/>
+                <w:lang w:eastAsia="en-GB"/>
+              </w:rPr>
+            </w:pPr>
+            <w:r>
+              <w:rPr>
+                <w:rFonts w:ascii="Calibri" w:eastAsia="Times New Roman" w:hAnsi="Calibri" w:cs="Calibri"/>
+                <w:color w:val="000000"/>
+                <w:lang w:eastAsia="en-GB"/>
+              </w:rPr>
+              <w:t>[Min - Max]</w:t>
+            </w:r>
+          </w:p>
+        </w:tc>
+        <w:tc>
+          <w:tcPr>
+            <w:tcW w:w="1838" w:type="dxa"/>
+            <w:noWrap/>
+            <w:hideMark/>
+          </w:tcPr>
+          <w:p>
+            <w:pPr>
+              <w:rPr>
+                <w:rFonts w:ascii="Calibri" w:eastAsia="Times New Roman" w:hAnsi="Calibri" w:cs="Calibri"/>
+                <w:color w:val="000000"/>
+                <w:lang w:eastAsia="en-GB"/>
+              </w:rPr>
+            </w:pPr>
+            <w:r>
+              <w:rPr>
+                <w:rFonts w:ascii="Calibri" w:eastAsia="Times New Roman" w:hAnsi="Calibri" w:cs="Calibri"/>
+                <w:color w:val="000000"/>
+                <w:lang w:eastAsia="en-GB"/>
+              </w:rPr>
+              <w:t xml:space="preserve">PPB </w:t>
+            </w:r>
+          </w:p>
+          <w:p>
+            <w:pPr>
+              <w:rPr>
+                <w:rFonts w:ascii="Calibri" w:eastAsia="Times New Roman" w:hAnsi="Calibri" w:cs="Calibri"/>
+                <w:color w:val="000000"/>
+                <w:lang w:eastAsia="en-GB"/>
+              </w:rPr>
+            </w:pPr>
+            <w:r>
+              <w:rPr>
+                <w:rFonts w:ascii="Calibri" w:eastAsia="Times New Roman" w:hAnsi="Calibri" w:cs="Calibri"/>
+                <w:color w:val="000000"/>
+                <w:lang w:eastAsia="en-GB"/>
+              </w:rPr>
+              <w:t>Trung vị</w:t>
+            </w:r>
+            <w:r>
+              <w:rPr>
+                <w:rFonts w:ascii="Calibri" w:eastAsia="Times New Roman" w:hAnsi="Calibri" w:cs="Calibri"/>
+                <w:color w:val="000000"/>
+                <w:lang w:eastAsia="en-GB"/>
+              </w:rPr>
+              <w:t xml:space="preserve"> (IQR) </w:t>
+            </w:r>
+          </w:p>
+          <w:p>
+            <w:pPr>
+              <w:rPr>
+                <w:rFonts w:ascii="Calibri" w:eastAsia="Times New Roman" w:hAnsi="Calibri" w:cs="Calibri"/>
+                <w:color w:val="000000"/>
+                <w:lang w:eastAsia="en-GB"/>
+              </w:rPr>
+            </w:pPr>
+            <w:r>
+              <w:rPr>
+                <w:rFonts w:ascii="Calibri" w:eastAsia="Times New Roman" w:hAnsi="Calibri" w:cs="Calibri"/>
+                <w:color w:val="000000"/>
+                <w:lang w:eastAsia="en-GB"/>
+              </w:rPr>
+              <w:t>[Min - Max]</w:t>
+            </w:r>
+          </w:p>
+        </w:tc>
+        <w:tc>
+          <w:tcPr>
+            <w:tcW w:w="1116" w:type="dxa"/>
+            <w:noWrap/>
+            <w:hideMark/>
+          </w:tcPr>
+          <w:p>
+            <w:pPr>
+              <w:rPr>
+                <w:rFonts w:ascii="Calibri" w:eastAsia="Times New Roman" w:hAnsi="Calibri" w:cs="Calibri"/>
+                <w:color w:val="000000"/>
+                <w:lang w:eastAsia="en-GB"/>
+              </w:rPr>
+            </w:pPr>
+            <w:r>
+              <w:rPr>
+                <w:rFonts w:ascii="Calibri" w:eastAsia="Times New Roman" w:hAnsi="Calibri" w:cs="Calibri"/>
+                <w:color w:val="000000"/>
+                <w:lang w:eastAsia="en-GB"/>
+              </w:rPr>
+              <w:t xml:space="preserve">P-value </w:t>
+            </w:r>
+            <w:r>
+              <w:rPr>
+                <w:rFonts w:ascii="Calibri" w:eastAsia="Times New Roman" w:hAnsi="Calibri" w:cs="Calibri"/>
+                <w:color w:val="000000"/>
+                <w:lang w:eastAsia="en-GB"/>
+              </w:rPr>
+              <w:t>(</w:t>
+            </w:r>
+            <w:r>
+              <w:rPr>
+                <w:rFonts w:ascii="Calibri" w:eastAsia="Times New Roman" w:hAnsi="Calibri" w:cs="Calibri"/>
+                <w:color w:val="000000"/>
+                <w:lang w:eastAsia="en-GB"/>
+              </w:rPr>
+              <w:t>Wilcoxon Signed-Rank test</w:t>
+            </w:r>
+            <w:r>
+              <w:rPr>
+                <w:rFonts w:ascii="Calibri" w:eastAsia="Times New Roman" w:hAnsi="Calibri" w:cs="Calibri"/>
+                <w:color w:val="000000"/>
+                <w:lang w:eastAsia="en-GB"/>
+              </w:rPr>
+              <w:t>)</w:t>
+            </w:r>
+          </w:p>
+        </w:tc>
+        <w:tc>
+          <w:tcPr>
+            <w:tcW w:w="1011" w:type="dxa"/>
+            <w:noWrap/>
+            <w:hideMark/>
+          </w:tcPr>
+          <w:p>
+            <w:pPr>
+              <w:rPr>
+                <w:rFonts w:ascii="Calibri" w:eastAsia="Times New Roman" w:hAnsi="Calibri" w:cs="Calibri"/>
+                <w:color w:val="000000"/>
+                <w:lang w:eastAsia="en-GB"/>
+              </w:rPr>
+            </w:pPr>
+            <w:r>
+              <w:rPr>
+                <w:rFonts w:ascii="Calibri" w:eastAsia="Times New Roman" w:hAnsi="Calibri" w:cs="Calibri"/>
+                <w:color w:val="000000"/>
+                <w:lang w:eastAsia="en-GB"/>
+              </w:rPr>
+              <w:t>Độ lệch (Bias)</w:t>
+            </w:r>
+          </w:p>
+        </w:tc>
+        <w:tc>
+          <w:tcPr>
+            <w:tcW w:w="1705" w:type="dxa"/>
+            <w:noWrap/>
+            <w:hideMark/>
+          </w:tcPr>
+          <w:p>
+            <w:pPr>
+              <w:rPr>
+                <w:rFonts w:ascii="Calibri" w:eastAsia="Times New Roman" w:hAnsi="Calibri" w:cs="Calibri"/>
+                <w:color w:val="000000"/>
+                <w:lang w:eastAsia="en-GB"/>
+              </w:rPr>
+            </w:pPr>
+            <w:r>
+              <w:rPr>
+                <w:rFonts w:ascii="Calibri" w:eastAsia="Times New Roman" w:hAnsi="Calibri" w:cs="Calibri"/>
+                <w:color w:val="000000"/>
+                <w:lang w:eastAsia="en-GB"/>
+              </w:rPr>
+              <w:t>95% CI của Bias</w:t>
+            </w:r>
+          </w:p>
+        </w:tc>
+      </w:tr>
+      <w:tr>
+        <w:trPr>
+          <w:trHeight w:val="300"/>
+        </w:trPr>
+        <w:tc>
+          <w:tcPr>
+            <w:tcW w:w="1418" w:type="dxa"/>
+            <w:noWrap/>
+            <w:hideMark/>
+          </w:tcPr>
+          <w:p>
+            <w:pPr>
+              <w:rPr>
+                <w:rFonts w:ascii="Calibri" w:eastAsia="Times New Roman" w:hAnsi="Calibri" w:cs="Calibri"/>
+                <w:color w:val="000000"/>
+                <w:lang w:eastAsia="en-GB"/>
+              </w:rPr>
+            </w:pPr>
+            <w:r>
+              <w:rPr>
+                <w:rFonts w:ascii="Calibri" w:eastAsia="Times New Roman" w:hAnsi="Calibri" w:cs="Calibri"/>
+                <w:color w:val="000000"/>
+                <w:lang w:eastAsia="en-GB"/>
+              </w:rPr>
+              <w:t>Chỉ số H</w:t>
+            </w:r>
+          </w:p>
+        </w:tc>
+        <w:tc>
+          <w:tcPr>
+            <w:tcW w:w="988" w:type="dxa"/>
+            <w:noWrap/>
+            <w:hideMark/>
+          </w:tcPr>
+          <w:p>
+            <w:pPr>
+              <w:jc w:val="right"/>
+              <w:rPr>
+                <w:rFonts w:ascii="Calibri" w:eastAsia="Times New Roman" w:hAnsi="Calibri" w:cs="Calibri"/>
+                <w:color w:val="000000"/>
+                <w:lang w:eastAsia="en-GB"/>
+              </w:rPr>
+            </w:pPr>
+            <w:r>
+              <w:rPr>
+                <w:rFonts w:ascii="Calibri" w:eastAsia="Times New Roman" w:hAnsi="Calibri" w:cs="Calibri"/>
+                <w:color w:val="000000"/>
+                <w:lang w:eastAsia="en-GB"/>
+              </w:rPr>
+              <w:t>40</w:t>
+            </w:r>
+          </w:p>
+        </w:tc>
+        <w:tc>
+          <w:tcPr>
+            <w:tcW w:w="2130" w:type="dxa"/>
+            <w:noWrap/>
+            <w:hideMark/>
+          </w:tcPr>
+          <w:p>
+            <w:pPr>
+              <w:rPr>
+                <w:rFonts w:ascii="Calibri" w:eastAsia="Times New Roman" w:hAnsi="Calibri" w:cs="Calibri"/>
+                <w:color w:val="000000"/>
+                <w:lang w:eastAsia="en-GB"/>
+              </w:rPr>
+            </w:pPr>
+            <w:r>
+              <w:rPr>
+                <w:rFonts w:ascii="Calibri" w:eastAsia="Times New Roman" w:hAnsi="Calibri" w:cs="Calibri"/>
+                <w:color w:val="000000"/>
+                <w:lang w:eastAsia="en-GB"/>
+              </w:rPr>
+              <w:t xml:space="preserve">0.00 (2.00) </w:t>
+            </w:r>
+          </w:p>
+          <w:p>
+            <w:pPr>
+              <w:rPr>
+                <w:rFonts w:ascii="Calibri" w:eastAsia="Times New Roman" w:hAnsi="Calibri" w:cs="Calibri"/>
+                <w:color w:val="000000"/>
+                <w:lang w:eastAsia="en-GB"/>
+              </w:rPr>
+            </w:pPr>
+            <w:r>
+              <w:rPr>
+                <w:rFonts w:ascii="Calibri" w:eastAsia="Times New Roman" w:hAnsi="Calibri" w:cs="Calibri"/>
+                <w:color w:val="000000"/>
+                <w:lang w:eastAsia="en-GB"/>
+              </w:rPr>
+              <w:t>[0.00 - 8.00]</w:t>
+            </w:r>
+          </w:p>
+        </w:tc>
+        <w:tc>
+          <w:tcPr>
+            <w:tcW w:w="1838" w:type="dxa"/>
+            <w:noWrap/>
+            <w:hideMark/>
+          </w:tcPr>
+          <w:p>
+            <w:pPr>
+              <w:rPr>
+                <w:rFonts w:ascii="Calibri" w:eastAsia="Times New Roman" w:hAnsi="Calibri" w:cs="Calibri"/>
+                <w:color w:val="000000"/>
+                <w:lang w:eastAsia="en-GB"/>
+              </w:rPr>
+            </w:pPr>
+            <w:r>
+              <w:rPr>
+                <w:rFonts w:ascii="Calibri" w:eastAsia="Times New Roman" w:hAnsi="Calibri" w:cs="Calibri"/>
+                <w:color w:val="000000"/>
+                <w:lang w:eastAsia="en-GB"/>
+              </w:rPr>
+              <w:t xml:space="preserve">0.00 (1.00) </w:t>
+            </w:r>
+          </w:p>
+          <w:p>
+            <w:pPr>
+              <w:rPr>
+                <w:rFonts w:ascii="Calibri" w:eastAsia="Times New Roman" w:hAnsi="Calibri" w:cs="Calibri"/>
+                <w:color w:val="000000"/>
+                <w:lang w:eastAsia="en-GB"/>
+              </w:rPr>
+            </w:pPr>
+            <w:r>
+              <w:rPr>
+                <w:rFonts w:ascii="Calibri" w:eastAsia="Times New Roman" w:hAnsi="Calibri" w:cs="Calibri"/>
+                <w:color w:val="000000"/>
+                <w:lang w:eastAsia="en-GB"/>
+              </w:rPr>
+              <w:t>[0.00 - 12.00]</w:t>
+            </w:r>
+          </w:p>
+        </w:tc>
+        <w:tc>
+          <w:tcPr>
+            <w:tcW w:w="1116" w:type="dxa"/>
+            <w:noWrap/>
+            <w:hideMark/>
+          </w:tcPr>
+          <w:p>
+            <w:pPr>
+              <w:rPr>
+                <w:rFonts w:ascii="Calibri" w:eastAsia="Times New Roman" w:hAnsi="Calibri" w:cs="Calibri"/>
+                <w:color w:val="000000"/>
+                <w:lang w:eastAsia="en-GB"/>
+              </w:rPr>
+            </w:pPr>
+            <w:r>
+              <w:rPr>
+                <w:rFonts w:ascii="Calibri" w:eastAsia="Times New Roman" w:hAnsi="Calibri" w:cs="Calibri"/>
+                <w:color w:val="000000"/>
+                <w:lang w:eastAsia="en-GB"/>
+              </w:rPr>
+              <w:t>0.6535</w:t>
+            </w:r>
+          </w:p>
+        </w:tc>
+        <w:tc>
+          <w:tcPr>
+            <w:tcW w:w="1011" w:type="dxa"/>
+            <w:noWrap/>
+            <w:hideMark/>
+          </w:tcPr>
+          <w:p>
+            <w:pPr>
+              <w:rPr>
+                <w:rFonts w:ascii="Calibri" w:eastAsia="Times New Roman" w:hAnsi="Calibri" w:cs="Calibri"/>
+                <w:color w:val="000000"/>
+                <w:lang w:eastAsia="en-GB"/>
+              </w:rPr>
+            </w:pPr>
+            <w:r>
+              <w:rPr>
+                <w:rFonts w:ascii="Calibri" w:eastAsia="Times New Roman" w:hAnsi="Calibri" w:cs="Calibri"/>
+                <w:color w:val="000000"/>
+                <w:lang w:eastAsia="en-GB"/>
+              </w:rPr>
+              <w:t>0.00</w:t>
+            </w:r>
+          </w:p>
+        </w:tc>
+        <w:tc>
+          <w:tcPr>
+            <w:tcW w:w="1705" w:type="dxa"/>
+            <w:noWrap/>
+            <w:hideMark/>
+          </w:tcPr>
+          <w:p>
+            <w:pPr>
+              <w:rPr>
+                <w:rFonts w:ascii="Calibri" w:eastAsia="Times New Roman" w:hAnsi="Calibri" w:cs="Calibri"/>
+                <w:color w:val="000000"/>
+                <w:lang w:eastAsia="en-GB"/>
+              </w:rPr>
+            </w:pPr>
+            <w:r>
+              <w:rPr>
+                <w:rFonts w:ascii="Calibri" w:eastAsia="Times New Roman" w:hAnsi="Calibri" w:cs="Calibri"/>
+                <w:color w:val="000000"/>
+                <w:lang w:eastAsia="en-GB"/>
+              </w:rPr>
+              <w:t>[-0.50, 0.00]</w:t>
+            </w:r>
+          </w:p>
+        </w:tc>
+      </w:tr>
+      <w:tr>
+        <w:trPr>
+          <w:trHeight w:val="300"/>
+        </w:trPr>
+        <w:tc>
+          <w:tcPr>
+            <w:tcW w:w="1418" w:type="dxa"/>
+            <w:noWrap/>
+            <w:hideMark/>
+          </w:tcPr>
+          <w:p>
+            <w:pPr>
+              <w:rPr>
+                <w:rFonts w:ascii="Calibri" w:eastAsia="Times New Roman" w:hAnsi="Calibri" w:cs="Calibri"/>
+                <w:color w:val="000000"/>
+                <w:lang w:eastAsia="en-GB"/>
+              </w:rPr>
+            </w:pPr>
+            <w:r>
+              <w:rPr>
+                <w:rFonts w:ascii="Calibri" w:eastAsia="Times New Roman" w:hAnsi="Calibri" w:cs="Calibri"/>
+                <w:color w:val="000000"/>
+                <w:lang w:eastAsia="en-GB"/>
+              </w:rPr>
+              <w:t>Chỉ số L</w:t>
+            </w:r>
+          </w:p>
+        </w:tc>
+        <w:tc>
+          <w:tcPr>
+            <w:tcW w:w="988" w:type="dxa"/>
+            <w:noWrap/>
+            <w:hideMark/>
+          </w:tcPr>
+          <w:p>
+            <w:pPr>
+              <w:jc w:val="right"/>
+              <w:rPr>
+                <w:rFonts w:ascii="Calibri" w:eastAsia="Times New Roman" w:hAnsi="Calibri" w:cs="Calibri"/>
+                <w:color w:val="000000"/>
+                <w:lang w:eastAsia="en-GB"/>
+              </w:rPr>
+            </w:pPr>
+            <w:r>
+              <w:rPr>
+                <w:rFonts w:ascii="Calibri" w:eastAsia="Times New Roman" w:hAnsi="Calibri" w:cs="Calibri"/>
+                <w:color w:val="000000"/>
+                <w:lang w:eastAsia="en-GB"/>
+              </w:rPr>
+              <w:t>40</w:t>
+            </w:r>
+          </w:p>
+        </w:tc>
+        <w:tc>
+          <w:tcPr>
+            <w:tcW w:w="2130" w:type="dxa"/>
+            <w:noWrap/>
+            <w:hideMark/>
+          </w:tcPr>
+          <w:p>
+            <w:pPr>
+              <w:rPr>
+                <w:rFonts w:ascii="Calibri" w:eastAsia="Times New Roman" w:hAnsi="Calibri" w:cs="Calibri"/>
+                <w:color w:val="000000"/>
+                <w:lang w:eastAsia="en-GB"/>
+              </w:rPr>
+            </w:pPr>
+            <w:r>
+              <w:rPr>
+                <w:rFonts w:ascii="Calibri" w:eastAsia="Times New Roman" w:hAnsi="Calibri" w:cs="Calibri"/>
+                <w:color w:val="000000"/>
+                <w:lang w:eastAsia="en-GB"/>
+              </w:rPr>
+              <w:t xml:space="preserve">13.00 (6.00) </w:t>
+            </w:r>
+          </w:p>
+          <w:p>
+            <w:pPr>
+              <w:rPr>
+                <w:rFonts w:ascii="Calibri" w:eastAsia="Times New Roman" w:hAnsi="Calibri" w:cs="Calibri"/>
+                <w:color w:val="000000"/>
+                <w:lang w:eastAsia="en-GB"/>
+              </w:rPr>
+            </w:pPr>
+            <w:r>
+              <w:rPr>
+                <w:rFonts w:ascii="Calibri" w:eastAsia="Times New Roman" w:hAnsi="Calibri" w:cs="Calibri"/>
+                <w:color w:val="000000"/>
+                <w:lang w:eastAsia="en-GB"/>
+              </w:rPr>
+              <w:t>[7.00 - 19.00]</w:t>
+            </w:r>
+          </w:p>
+        </w:tc>
+        <w:tc>
+          <w:tcPr>
+            <w:tcW w:w="1838" w:type="dxa"/>
+            <w:noWrap/>
+            <w:hideMark/>
+          </w:tcPr>
+          <w:p>
+            <w:pPr>
+              <w:rPr>
+                <w:rFonts w:ascii="Calibri" w:eastAsia="Times New Roman" w:hAnsi="Calibri" w:cs="Calibri"/>
+                <w:color w:val="000000"/>
+                <w:lang w:eastAsia="en-GB"/>
+              </w:rPr>
+            </w:pPr>
+            <w:r>
+              <w:rPr>
+                <w:rFonts w:ascii="Calibri" w:eastAsia="Times New Roman" w:hAnsi="Calibri" w:cs="Calibri"/>
+                <w:color w:val="000000"/>
+                <w:lang w:eastAsia="en-GB"/>
+              </w:rPr>
+              <w:t xml:space="preserve">13.00 (4.25) </w:t>
+            </w:r>
+          </w:p>
+          <w:p>
+            <w:pPr>
+              <w:rPr>
+                <w:rFonts w:ascii="Calibri" w:eastAsia="Times New Roman" w:hAnsi="Calibri" w:cs="Calibri"/>
+                <w:color w:val="000000"/>
+                <w:lang w:eastAsia="en-GB"/>
+              </w:rPr>
+            </w:pPr>
+            <w:r>
+              <w:rPr>
+                <w:rFonts w:ascii="Calibri" w:eastAsia="Times New Roman" w:hAnsi="Calibri" w:cs="Calibri"/>
+                <w:color w:val="000000"/>
+                <w:lang w:eastAsia="en-GB"/>
+              </w:rPr>
+              <w:t>[8.00 - 19.00]</w:t>
+            </w:r>
+          </w:p>
+        </w:tc>
+        <w:tc>
+          <w:tcPr>
+            <w:tcW w:w="1116" w:type="dxa"/>
+            <w:noWrap/>
+            <w:hideMark/>
+          </w:tcPr>
+          <w:p>
+            <w:pPr>
+              <w:rPr>
+                <w:rFonts w:ascii="Calibri" w:eastAsia="Times New Roman" w:hAnsi="Calibri" w:cs="Calibri"/>
+                <w:color w:val="000000"/>
+                <w:lang w:eastAsia="en-GB"/>
+              </w:rPr>
+            </w:pPr>
+            <w:r>
+              <w:rPr>
+                <w:rFonts w:ascii="Calibri" w:eastAsia="Times New Roman" w:hAnsi="Calibri" w:cs="Calibri"/>
+                <w:color w:val="000000"/>
+                <w:lang w:eastAsia="en-GB"/>
+              </w:rPr>
+              <w:t>0.6817</w:t>
+            </w:r>
+          </w:p>
+        </w:tc>
+        <w:tc>
+          <w:tcPr>
+            <w:tcW w:w="1011" w:type="dxa"/>
+            <w:noWrap/>
+            <w:hideMark/>
+          </w:tcPr>
+          <w:p>
+            <w:pPr>
+              <w:rPr>
+                <w:rFonts w:ascii="Calibri" w:eastAsia="Times New Roman" w:hAnsi="Calibri" w:cs="Calibri"/>
+                <w:color w:val="000000"/>
+                <w:lang w:eastAsia="en-GB"/>
+              </w:rPr>
+            </w:pPr>
+            <w:r>
+              <w:rPr>
+                <w:rFonts w:ascii="Calibri" w:eastAsia="Times New Roman" w:hAnsi="Calibri" w:cs="Calibri"/>
+                <w:color w:val="000000"/>
+                <w:lang w:eastAsia="en-GB"/>
+              </w:rPr>
+              <w:t>-0.50</w:t>
+            </w:r>
+          </w:p>
+        </w:tc>
+        <w:tc>
+          <w:tcPr>
+            <w:tcW w:w="1705" w:type="dxa"/>
+            <w:noWrap/>
+            <w:hideMark/>
+          </w:tcPr>
+          <w:p>
+            <w:pPr>
+              <w:rPr>
+                <w:rFonts w:ascii="Calibri" w:eastAsia="Times New Roman" w:hAnsi="Calibri" w:cs="Calibri"/>
+                <w:color w:val="000000"/>
+                <w:lang w:eastAsia="en-GB"/>
+              </w:rPr>
+            </w:pPr>
+            <w:r>
+              <w:rPr>
+                <w:rFonts w:ascii="Calibri" w:eastAsia="Times New Roman" w:hAnsi="Calibri" w:cs="Calibri"/>
+                <w:color w:val="000000"/>
+                <w:lang w:eastAsia="en-GB"/>
+              </w:rPr>
+              <w:t>[-2.00, 1.00]</w:t>
+            </w:r>
+          </w:p>
+        </w:tc>
+      </w:tr>
+      <w:tr>
+        <w:trPr>
+          <w:trHeight w:val="300"/>
+        </w:trPr>
+        <w:tc>
+          <w:tcPr>
+            <w:tcW w:w="1418" w:type="dxa"/>
+            <w:noWrap/>
+            <w:hideMark/>
+          </w:tcPr>
+          <w:p>
+            <w:pPr>
+              <w:rPr>
+                <w:rFonts w:ascii="Calibri" w:eastAsia="Times New Roman" w:hAnsi="Calibri" w:cs="Calibri"/>
+                <w:color w:val="000000"/>
+                <w:lang w:eastAsia="en-GB"/>
+              </w:rPr>
+            </w:pPr>
+            <w:r>
+              <w:rPr>
+                <w:rFonts w:ascii="Calibri" w:eastAsia="Times New Roman" w:hAnsi="Calibri" w:cs="Calibri"/>
+                <w:color w:val="000000"/>
+                <w:lang w:eastAsia="en-GB"/>
+              </w:rPr>
+              <w:t>Chỉ số I</w:t>
+            </w:r>
+          </w:p>
+        </w:tc>
+        <w:tc>
+          <w:tcPr>
+            <w:tcW w:w="988" w:type="dxa"/>
+            <w:noWrap/>
+            <w:hideMark/>
+          </w:tcPr>
+          <w:p>
+            <w:pPr>
+              <w:jc w:val="right"/>
+              <w:rPr>
+                <w:rFonts w:ascii="Calibri" w:eastAsia="Times New Roman" w:hAnsi="Calibri" w:cs="Calibri"/>
+                <w:color w:val="000000"/>
+                <w:lang w:eastAsia="en-GB"/>
+              </w:rPr>
+            </w:pPr>
+            <w:r>
+              <w:rPr>
+                <w:rFonts w:ascii="Calibri" w:eastAsia="Times New Roman" w:hAnsi="Calibri" w:cs="Calibri"/>
+                <w:color w:val="000000"/>
+                <w:lang w:eastAsia="en-GB"/>
+              </w:rPr>
+              <w:t>40</w:t>
+            </w:r>
+          </w:p>
+        </w:tc>
+        <w:tc>
+          <w:tcPr>
+            <w:tcW w:w="2130" w:type="dxa"/>
+            <w:noWrap/>
+            <w:hideMark/>
+          </w:tcPr>
+          <w:p>
+            <w:pPr>
+              <w:rPr>
+                <w:rFonts w:ascii="Calibri" w:eastAsia="Times New Roman" w:hAnsi="Calibri" w:cs="Calibri"/>
+                <w:color w:val="000000"/>
+                <w:lang w:eastAsia="en-GB"/>
+              </w:rPr>
+            </w:pPr>
+            <w:r>
+              <w:rPr>
+                <w:rFonts w:ascii="Calibri" w:eastAsia="Times New Roman" w:hAnsi="Calibri" w:cs="Calibri"/>
+                <w:color w:val="000000"/>
+                <w:lang w:eastAsia="en-GB"/>
+              </w:rPr>
+              <w:t xml:space="preserve">1.00 (0.00) </w:t>
+            </w:r>
+          </w:p>
+          <w:p>
+            <w:pPr>
+              <w:rPr>
+                <w:rFonts w:ascii="Calibri" w:eastAsia="Times New Roman" w:hAnsi="Calibri" w:cs="Calibri"/>
+                <w:color w:val="000000"/>
+                <w:lang w:eastAsia="en-GB"/>
+              </w:rPr>
+            </w:pPr>
+            <w:r>
+              <w:rPr>
+                <w:rFonts w:ascii="Calibri" w:eastAsia="Times New Roman" w:hAnsi="Calibri" w:cs="Calibri"/>
+                <w:color w:val="000000"/>
+                <w:lang w:eastAsia="en-GB"/>
+              </w:rPr>
+              <w:t>[1.00 - 2.00]</w:t>
+            </w:r>
+          </w:p>
+        </w:tc>
+        <w:tc>
+          <w:tcPr>
+            <w:tcW w:w="1838" w:type="dxa"/>
+            <w:noWrap/>
+            <w:hideMark/>
+          </w:tcPr>
+          <w:p>
+            <w:pPr>
+              <w:rPr>
+                <w:rFonts w:ascii="Calibri" w:eastAsia="Times New Roman" w:hAnsi="Calibri" w:cs="Calibri"/>
+                <w:color w:val="000000"/>
+                <w:lang w:eastAsia="en-GB"/>
+              </w:rPr>
+            </w:pPr>
+            <w:r>
+              <w:rPr>
+                <w:rFonts w:ascii="Calibri" w:eastAsia="Times New Roman" w:hAnsi="Calibri" w:cs="Calibri"/>
+                <w:color w:val="000000"/>
+                <w:lang w:eastAsia="en-GB"/>
+              </w:rPr>
+              <w:t xml:space="preserve">1.00 (0.00) </w:t>
+            </w:r>
+          </w:p>
+          <w:p>
+            <w:pPr>
+              <w:rPr>
+                <w:rFonts w:ascii="Calibri" w:eastAsia="Times New Roman" w:hAnsi="Calibri" w:cs="Calibri"/>
+                <w:color w:val="000000"/>
+                <w:lang w:eastAsia="en-GB"/>
+              </w:rPr>
+            </w:pPr>
+            <w:r>
+              <w:rPr>
+                <w:rFonts w:ascii="Calibri" w:eastAsia="Times New Roman" w:hAnsi="Calibri" w:cs="Calibri"/>
+                <w:color w:val="000000"/>
+                <w:lang w:eastAsia="en-GB"/>
+              </w:rPr>
+              <w:t>[1.00 - 2.00]</w:t>
+            </w:r>
+          </w:p>
+        </w:tc>
+        <w:tc>
+          <w:tcPr>
+            <w:tcW w:w="1116" w:type="dxa"/>
+            <w:noWrap/>
+            <w:hideMark/>
+          </w:tcPr>
+          <w:p>
+            <w:pPr>
+              <w:rPr>
+                <w:rFonts w:ascii="Calibri" w:eastAsia="Times New Roman" w:hAnsi="Calibri" w:cs="Calibri"/>
+                <w:color w:val="000000"/>
+                <w:lang w:eastAsia="en-GB"/>
+              </w:rPr>
+            </w:pPr>
+            <w:r>
+              <w:rPr>
+                <w:rFonts w:ascii="Calibri" w:eastAsia="Times New Roman" w:hAnsi="Calibri" w:cs="Calibri"/>
+                <w:color w:val="000000"/>
+                <w:lang w:eastAsia="en-GB"/>
+              </w:rPr>
+              <w:t>1.0000</w:t>
+            </w:r>
+          </w:p>
+        </w:tc>
+        <w:tc>
+          <w:tcPr>
+            <w:tcW w:w="1011" w:type="dxa"/>
+            <w:noWrap/>
+            <w:hideMark/>
+          </w:tcPr>
+          <w:p>
+            <w:pPr>
+              <w:rPr>
+                <w:rFonts w:ascii="Calibri" w:eastAsia="Times New Roman" w:hAnsi="Calibri" w:cs="Calibri"/>
+                <w:color w:val="000000"/>
+                <w:lang w:eastAsia="en-GB"/>
+              </w:rPr>
+            </w:pPr>
+            <w:r>
+              <w:rPr>
+                <w:rFonts w:ascii="Calibri" w:eastAsia="Times New Roman" w:hAnsi="Calibri" w:cs="Calibri"/>
+                <w:color w:val="000000"/>
+                <w:lang w:eastAsia="en-GB"/>
+              </w:rPr>
+              <w:t>0.00</w:t>
+            </w:r>
+          </w:p>
+        </w:tc>
+        <w:tc>
+          <w:tcPr>
+            <w:tcW w:w="1705" w:type="dxa"/>
+            <w:noWrap/>
+            <w:hideMark/>
+          </w:tcPr>
+          <w:p>
+            <w:pPr>
+              <w:rPr>
+                <w:rFonts w:ascii="Calibri" w:eastAsia="Times New Roman" w:hAnsi="Calibri" w:cs="Calibri"/>
+                <w:color w:val="000000"/>
+                <w:lang w:eastAsia="en-GB"/>
+              </w:rPr>
+            </w:pPr>
+            <w:r>
+              <w:rPr>
+                <w:rFonts w:ascii="Calibri" w:eastAsia="Times New Roman" w:hAnsi="Calibri" w:cs="Calibri"/>
+                <w:color w:val="000000"/>
+                <w:lang w:eastAsia="en-GB"/>
+              </w:rPr>
+              <w:t>[0.00, 0.00]</w:t>
+            </w:r>
+          </w:p>
+        </w:tc>
+      </w:tr>
+    </w:tbl>
     <w:p/>
     <w:p>
       <w:r>
         <w:t>2. Ảnh hưởng đến chỉ số hóa sinh</w:t>
       </w:r>
     </w:p>
+    <w:p>
+      <w:r>
+        <w:t>2.</w:t>
+      </w:r>
+      <w:r>
+        <w:t>1</w:t>
+      </w:r>
+      <w:r>
+        <w:t xml:space="preserve"> </w:t>
+      </w:r>
+      <w:r>
+        <w:t>Đánh giá s</w:t>
+      </w:r>
+      <w:r>
+        <w:t>ự k</w:t>
+      </w:r>
+      <w:r>
+        <w:t>hác biệt</w:t>
+      </w:r>
+      <w:r>
+        <w:t xml:space="preserve"> kết quả</w:t>
+      </w:r>
+      <w:r>
+        <w:t xml:space="preserve"> chỉ số hóa sinh</w:t>
+      </w:r>
+    </w:p>
+    <w:tbl>
+      <w:tblPr>
+        <w:tblStyle w:val="TableGrid"/>
+        <w:tblW w:w="6379" w:type="dxa"/>
+        <w:jc w:val="center"/>
+        <w:tblLook w:val="04A0" w:firstRow="1" w:lastRow="0" w:firstColumn="1" w:lastColumn="0" w:noHBand="0" w:noVBand="1"/>
+      </w:tblPr>
+      <w:tblGrid>
+        <w:gridCol w:w="1280"/>
+        <w:gridCol w:w="563"/>
+        <w:gridCol w:w="1559"/>
+        <w:gridCol w:w="1418"/>
+        <w:gridCol w:w="1559"/>
+      </w:tblGrid>
+      <w:tr>
+        <w:trPr>
+          <w:trHeight w:val="300"/>
+          <w:jc w:val="center"/>
+        </w:trPr>
+        <w:tc>
+          <w:tcPr>
+            <w:tcW w:w="1280" w:type="dxa"/>
+            <w:noWrap/>
+            <w:hideMark/>
+          </w:tcPr>
+          <w:p>
+            <w:pPr>
+              <w:rPr>
+                <w:rFonts w:ascii="Calibri" w:eastAsia="Times New Roman" w:hAnsi="Calibri" w:cs="Calibri"/>
+                <w:color w:val="000000"/>
+                <w:lang w:eastAsia="en-GB"/>
+              </w:rPr>
+            </w:pPr>
+            <w:r>
+              <w:rPr>
+                <w:rFonts w:ascii="Calibri" w:eastAsia="Times New Roman" w:hAnsi="Calibri" w:cs="Calibri"/>
+                <w:color w:val="000000"/>
+                <w:lang w:eastAsia="en-GB"/>
+              </w:rPr>
+              <w:t>Chỉ số</w:t>
+            </w:r>
+          </w:p>
+        </w:tc>
+        <w:tc>
+          <w:tcPr>
+            <w:tcW w:w="563" w:type="dxa"/>
+            <w:noWrap/>
+            <w:hideMark/>
+          </w:tcPr>
+          <w:p>
+            <w:pPr>
+              <w:rPr>
+                <w:rFonts w:ascii="Calibri" w:eastAsia="Times New Roman" w:hAnsi="Calibri" w:cs="Calibri"/>
+                <w:color w:val="000000"/>
+                <w:lang w:eastAsia="en-GB"/>
+              </w:rPr>
+            </w:pPr>
+            <w:r>
+              <w:rPr>
+                <w:rFonts w:ascii="Calibri" w:eastAsia="Times New Roman" w:hAnsi="Calibri" w:cs="Calibri"/>
+                <w:color w:val="000000"/>
+                <w:lang w:eastAsia="en-GB"/>
+              </w:rPr>
+              <w:t xml:space="preserve">N </w:t>
+            </w:r>
+          </w:p>
+        </w:tc>
+        <w:tc>
+          <w:tcPr>
+            <w:tcW w:w="1559" w:type="dxa"/>
+            <w:noWrap/>
+            <w:hideMark/>
+          </w:tcPr>
+          <w:p>
+            <w:pPr>
+              <w:rPr>
+                <w:rFonts w:ascii="Calibri" w:eastAsia="Times New Roman" w:hAnsi="Calibri" w:cs="Calibri"/>
+                <w:color w:val="000000"/>
+                <w:lang w:eastAsia="en-GB"/>
+              </w:rPr>
+            </w:pPr>
+            <w:r>
+              <w:rPr>
+                <w:rFonts w:ascii="Calibri" w:eastAsia="Times New Roman" w:hAnsi="Calibri" w:cs="Calibri"/>
+                <w:color w:val="000000"/>
+                <w:lang w:eastAsia="en-GB"/>
+              </w:rPr>
+              <w:t xml:space="preserve">PPA </w:t>
+            </w:r>
+          </w:p>
+          <w:p>
+            <w:pPr>
+              <w:rPr>
+                <w:rFonts w:ascii="Calibri" w:eastAsia="Times New Roman" w:hAnsi="Calibri" w:cs="Calibri"/>
+                <w:color w:val="000000"/>
+                <w:lang w:eastAsia="en-GB"/>
+              </w:rPr>
+            </w:pPr>
+            <w:r>
+              <w:rPr>
+                <w:rFonts w:ascii="Calibri" w:eastAsia="Times New Roman" w:hAnsi="Calibri" w:cs="Calibri"/>
+                <w:color w:val="000000"/>
+                <w:lang w:eastAsia="en-GB"/>
+              </w:rPr>
+              <w:t>Mean ± SD</w:t>
+            </w:r>
+          </w:p>
+        </w:tc>
+        <w:tc>
+          <w:tcPr>
+            <w:tcW w:w="1418" w:type="dxa"/>
+            <w:noWrap/>
+            <w:hideMark/>
+          </w:tcPr>
+          <w:p>
+            <w:pPr>
+              <w:rPr>
+                <w:rFonts w:ascii="Calibri" w:eastAsia="Times New Roman" w:hAnsi="Calibri" w:cs="Calibri"/>
+                <w:color w:val="000000"/>
+                <w:lang w:eastAsia="en-GB"/>
+              </w:rPr>
+            </w:pPr>
+            <w:r>
+              <w:rPr>
+                <w:rFonts w:ascii="Calibri" w:eastAsia="Times New Roman" w:hAnsi="Calibri" w:cs="Calibri"/>
+                <w:color w:val="000000"/>
+                <w:lang w:eastAsia="en-GB"/>
+              </w:rPr>
+              <w:t xml:space="preserve">PPB </w:t>
+            </w:r>
+          </w:p>
+          <w:p>
+            <w:pPr>
+              <w:rPr>
+                <w:rFonts w:ascii="Calibri" w:eastAsia="Times New Roman" w:hAnsi="Calibri" w:cs="Calibri"/>
+                <w:color w:val="000000"/>
+                <w:lang w:eastAsia="en-GB"/>
+              </w:rPr>
+            </w:pPr>
+            <w:r>
+              <w:rPr>
+                <w:rFonts w:ascii="Calibri" w:eastAsia="Times New Roman" w:hAnsi="Calibri" w:cs="Calibri"/>
+                <w:color w:val="000000"/>
+                <w:lang w:eastAsia="en-GB"/>
+              </w:rPr>
+              <w:t>Mean ± SD</w:t>
+            </w:r>
+          </w:p>
+        </w:tc>
+        <w:tc>
+          <w:tcPr>
+            <w:tcW w:w="1559" w:type="dxa"/>
+            <w:noWrap/>
+            <w:hideMark/>
+          </w:tcPr>
+          <w:p>
+            <w:pPr>
+              <w:rPr>
+                <w:rFonts w:ascii="Calibri" w:eastAsia="Times New Roman" w:hAnsi="Calibri" w:cs="Calibri"/>
+                <w:color w:val="000000"/>
+                <w:lang w:eastAsia="en-GB"/>
+              </w:rPr>
+            </w:pPr>
+            <w:r>
+              <w:rPr>
+                <w:rFonts w:ascii="Calibri" w:eastAsia="Times New Roman" w:hAnsi="Calibri" w:cs="Calibri"/>
+                <w:color w:val="000000"/>
+                <w:lang w:eastAsia="en-GB"/>
+              </w:rPr>
+              <w:t xml:space="preserve">P-value </w:t>
+            </w:r>
+          </w:p>
+          <w:p>
+            <w:pPr>
+              <w:rPr>
+                <w:rFonts w:ascii="Calibri" w:eastAsia="Times New Roman" w:hAnsi="Calibri" w:cs="Calibri"/>
+                <w:color w:val="000000"/>
+                <w:lang w:eastAsia="en-GB"/>
+              </w:rPr>
+            </w:pPr>
+            <w:r>
+              <w:rPr>
+                <w:rFonts w:ascii="Calibri" w:eastAsia="Times New Roman" w:hAnsi="Calibri" w:cs="Calibri"/>
+                <w:color w:val="000000"/>
+                <w:lang w:eastAsia="en-GB"/>
+              </w:rPr>
+              <w:t>(</w:t>
+            </w:r>
+            <w:r>
+              <w:rPr>
+                <w:rFonts w:ascii="Calibri" w:eastAsia="Times New Roman" w:hAnsi="Calibri" w:cs="Calibri"/>
+                <w:color w:val="000000"/>
+                <w:lang w:eastAsia="en-GB"/>
+              </w:rPr>
+              <w:t>Paired t-test</w:t>
+            </w:r>
+            <w:r>
+              <w:rPr>
+                <w:rFonts w:ascii="Calibri" w:eastAsia="Times New Roman" w:hAnsi="Calibri" w:cs="Calibri"/>
+                <w:color w:val="000000"/>
+                <w:lang w:eastAsia="en-GB"/>
+              </w:rPr>
+              <w:t>)</w:t>
+            </w:r>
+          </w:p>
+        </w:tc>
+      </w:tr>
+      <w:tr>
+        <w:trPr>
+          <w:trHeight w:val="300"/>
+          <w:jc w:val="center"/>
+        </w:trPr>
+        <w:tc>
+          <w:tcPr>
+            <w:tcW w:w="1280" w:type="dxa"/>
+            <w:noWrap/>
+            <w:hideMark/>
+          </w:tcPr>
+          <w:p>
+            <w:pPr>
+              <w:rPr>
+                <w:rFonts w:ascii="Calibri" w:eastAsia="Times New Roman" w:hAnsi="Calibri" w:cs="Calibri"/>
+                <w:color w:val="000000"/>
+                <w:lang w:eastAsia="en-GB"/>
+              </w:rPr>
+            </w:pPr>
+            <w:r>
+              <w:rPr>
+                <w:rFonts w:ascii="Calibri" w:eastAsia="Times New Roman" w:hAnsi="Calibri" w:cs="Calibri"/>
+                <w:color w:val="000000"/>
+                <w:lang w:eastAsia="en-GB"/>
+              </w:rPr>
+              <w:t>AST</w:t>
+            </w:r>
+          </w:p>
+        </w:tc>
+        <w:tc>
+          <w:tcPr>
+            <w:tcW w:w="563" w:type="dxa"/>
+            <w:noWrap/>
+            <w:hideMark/>
+          </w:tcPr>
+          <w:p>
+            <w:pPr>
+              <w:jc w:val="right"/>
+              <w:rPr>
+                <w:rFonts w:ascii="Calibri" w:eastAsia="Times New Roman" w:hAnsi="Calibri" w:cs="Calibri"/>
+                <w:color w:val="000000"/>
+                <w:lang w:eastAsia="en-GB"/>
+              </w:rPr>
+            </w:pPr>
+            <w:r>
+              <w:rPr>
+                <w:rFonts w:ascii="Calibri" w:eastAsia="Times New Roman" w:hAnsi="Calibri" w:cs="Calibri"/>
+                <w:color w:val="000000"/>
+                <w:lang w:eastAsia="en-GB"/>
+              </w:rPr>
+              <w:t>40</w:t>
+            </w:r>
+          </w:p>
+        </w:tc>
+        <w:tc>
+          <w:tcPr>
+            <w:tcW w:w="1559" w:type="dxa"/>
+            <w:noWrap/>
+            <w:hideMark/>
+          </w:tcPr>
+          <w:p>
+            <w:pPr>
+              <w:rPr>
+                <w:rFonts w:ascii="Calibri" w:eastAsia="Times New Roman" w:hAnsi="Calibri" w:cs="Calibri"/>
+                <w:color w:val="000000"/>
+                <w:lang w:eastAsia="en-GB"/>
+              </w:rPr>
+            </w:pPr>
+            <w:r>
+              <w:rPr>
+                <w:rFonts w:ascii="Calibri" w:eastAsia="Times New Roman" w:hAnsi="Calibri" w:cs="Calibri"/>
+                <w:color w:val="000000"/>
+                <w:lang w:eastAsia="en-GB"/>
+              </w:rPr>
+              <w:t>23.43 ± 9.23</w:t>
+            </w:r>
+          </w:p>
+        </w:tc>
+        <w:tc>
+          <w:tcPr>
+            <w:tcW w:w="1418" w:type="dxa"/>
+            <w:noWrap/>
+            <w:hideMark/>
+          </w:tcPr>
+          <w:p>
+            <w:pPr>
+              <w:rPr>
+                <w:rFonts w:ascii="Calibri" w:eastAsia="Times New Roman" w:hAnsi="Calibri" w:cs="Calibri"/>
+                <w:color w:val="000000"/>
+                <w:lang w:eastAsia="en-GB"/>
+              </w:rPr>
+            </w:pPr>
+            <w:r>
+              <w:rPr>
+                <w:rFonts w:ascii="Calibri" w:eastAsia="Times New Roman" w:hAnsi="Calibri" w:cs="Calibri"/>
+                <w:color w:val="000000"/>
+                <w:lang w:eastAsia="en-GB"/>
+              </w:rPr>
+              <w:t>22.46 ± 9.27</w:t>
+            </w:r>
+          </w:p>
+        </w:tc>
+        <w:tc>
+          <w:tcPr>
+            <w:tcW w:w="1559" w:type="dxa"/>
+            <w:noWrap/>
+            <w:hideMark/>
+          </w:tcPr>
+          <w:p>
+            <w:pPr>
+              <w:rPr>
+                <w:rFonts w:ascii="Calibri" w:eastAsia="Times New Roman" w:hAnsi="Calibri" w:cs="Calibri"/>
+                <w:color w:val="FF0000"/>
+                <w:lang w:eastAsia="en-GB"/>
+              </w:rPr>
+            </w:pPr>
+            <w:r>
+              <w:rPr>
+                <w:rFonts w:ascii="Calibri" w:eastAsia="Times New Roman" w:hAnsi="Calibri" w:cs="Calibri"/>
+                <w:color w:val="FF0000"/>
+                <w:lang w:eastAsia="en-GB"/>
+              </w:rPr>
+              <w:t>0.0000</w:t>
+            </w:r>
+          </w:p>
+        </w:tc>
+      </w:tr>
+      <w:tr>
+        <w:trPr>
+          <w:trHeight w:val="300"/>
+          <w:jc w:val="center"/>
+        </w:trPr>
+        <w:tc>
+          <w:tcPr>
+            <w:tcW w:w="1280" w:type="dxa"/>
+            <w:noWrap/>
+            <w:hideMark/>
+          </w:tcPr>
+          <w:p>
+            <w:pPr>
+              <w:rPr>
+                <w:rFonts w:ascii="Calibri" w:eastAsia="Times New Roman" w:hAnsi="Calibri" w:cs="Calibri"/>
+                <w:color w:val="000000"/>
+                <w:lang w:eastAsia="en-GB"/>
+              </w:rPr>
+            </w:pPr>
+            <w:r>
+              <w:rPr>
+                <w:rFonts w:ascii="Calibri" w:eastAsia="Times New Roman" w:hAnsi="Calibri" w:cs="Calibri"/>
+                <w:color w:val="000000"/>
+                <w:lang w:eastAsia="en-GB"/>
+              </w:rPr>
+              <w:t>LDH</w:t>
+            </w:r>
+          </w:p>
+        </w:tc>
+        <w:tc>
+          <w:tcPr>
+            <w:tcW w:w="563" w:type="dxa"/>
+            <w:noWrap/>
+            <w:hideMark/>
+          </w:tcPr>
+          <w:p>
+            <w:pPr>
+              <w:jc w:val="right"/>
+              <w:rPr>
+                <w:rFonts w:ascii="Calibri" w:eastAsia="Times New Roman" w:hAnsi="Calibri" w:cs="Calibri"/>
+                <w:color w:val="000000"/>
+                <w:lang w:eastAsia="en-GB"/>
+              </w:rPr>
+            </w:pPr>
+            <w:r>
+              <w:rPr>
+                <w:rFonts w:ascii="Calibri" w:eastAsia="Times New Roman" w:hAnsi="Calibri" w:cs="Calibri"/>
+                <w:color w:val="000000"/>
+                <w:lang w:eastAsia="en-GB"/>
+              </w:rPr>
+              <w:t>40</w:t>
+            </w:r>
+          </w:p>
+        </w:tc>
+        <w:tc>
+          <w:tcPr>
+            <w:tcW w:w="1559" w:type="dxa"/>
+            <w:noWrap/>
+            <w:hideMark/>
+          </w:tcPr>
+          <w:p>
+            <w:pPr>
+              <w:rPr>
+                <w:rFonts w:ascii="Calibri" w:eastAsia="Times New Roman" w:hAnsi="Calibri" w:cs="Calibri"/>
+                <w:color w:val="000000"/>
+                <w:lang w:eastAsia="en-GB"/>
+              </w:rPr>
+            </w:pPr>
+            <w:r>
+              <w:rPr>
+                <w:rFonts w:ascii="Calibri" w:eastAsia="Times New Roman" w:hAnsi="Calibri" w:cs="Calibri"/>
+                <w:color w:val="000000"/>
+                <w:lang w:eastAsia="en-GB"/>
+              </w:rPr>
+              <w:t>186.68 ± 34.13</w:t>
+            </w:r>
+          </w:p>
+        </w:tc>
+        <w:tc>
+          <w:tcPr>
+            <w:tcW w:w="1418" w:type="dxa"/>
+            <w:noWrap/>
+            <w:hideMark/>
+          </w:tcPr>
+          <w:p>
+            <w:pPr>
+              <w:rPr>
+                <w:rFonts w:ascii="Calibri" w:eastAsia="Times New Roman" w:hAnsi="Calibri" w:cs="Calibri"/>
+                <w:color w:val="000000"/>
+                <w:lang w:eastAsia="en-GB"/>
+              </w:rPr>
+            </w:pPr>
+            <w:r>
+              <w:rPr>
+                <w:rFonts w:ascii="Calibri" w:eastAsia="Times New Roman" w:hAnsi="Calibri" w:cs="Calibri"/>
+                <w:color w:val="000000"/>
+                <w:lang w:eastAsia="en-GB"/>
+              </w:rPr>
+              <w:t>179.18 ± 32.95</w:t>
+            </w:r>
+          </w:p>
+        </w:tc>
+        <w:tc>
+          <w:tcPr>
+            <w:tcW w:w="1559" w:type="dxa"/>
+            <w:noWrap/>
+            <w:hideMark/>
+          </w:tcPr>
+          <w:p>
+            <w:pPr>
+              <w:rPr>
+                <w:rFonts w:ascii="Calibri" w:eastAsia="Times New Roman" w:hAnsi="Calibri" w:cs="Calibri"/>
+                <w:color w:val="FF0000"/>
+                <w:lang w:eastAsia="en-GB"/>
+              </w:rPr>
+            </w:pPr>
+            <w:r>
+              <w:rPr>
+                <w:rFonts w:ascii="Calibri" w:eastAsia="Times New Roman" w:hAnsi="Calibri" w:cs="Calibri"/>
+                <w:color w:val="FF0000"/>
+                <w:lang w:eastAsia="en-GB"/>
+              </w:rPr>
+              <w:t>0.0031</w:t>
+            </w:r>
+          </w:p>
+        </w:tc>
+      </w:tr>
+      <w:tr>
+        <w:trPr>
+          <w:trHeight w:val="300"/>
+          <w:jc w:val="center"/>
+        </w:trPr>
+        <w:tc>
+          <w:tcPr>
+            <w:tcW w:w="1280" w:type="dxa"/>
+            <w:noWrap/>
+          </w:tcPr>
+          <w:p>
+            <w:pPr>
+              <w:rPr>
+                <w:rFonts w:ascii="Calibri" w:eastAsia="Times New Roman" w:hAnsi="Calibri" w:cs="Calibri"/>
+                <w:color w:val="000000"/>
+                <w:lang w:eastAsia="en-GB"/>
+              </w:rPr>
+            </w:pPr>
+            <w:r>
+              <w:rPr>
+                <w:rFonts w:ascii="Calibri" w:eastAsia="Times New Roman" w:hAnsi="Calibri" w:cs="Calibri"/>
+                <w:color w:val="000000"/>
+                <w:lang w:eastAsia="en-GB"/>
+              </w:rPr>
+              <w:t>Potassium (K+)</w:t>
+            </w:r>
+          </w:p>
+        </w:tc>
+        <w:tc>
+          <w:tcPr>
+            <w:tcW w:w="563" w:type="dxa"/>
+            <w:noWrap/>
+          </w:tcPr>
+          <w:p>
+            <w:pPr>
+              <w:jc w:val="right"/>
+              <w:rPr>
+                <w:rFonts w:ascii="Calibri" w:eastAsia="Times New Roman" w:hAnsi="Calibri" w:cs="Calibri"/>
+                <w:color w:val="000000"/>
+                <w:lang w:eastAsia="en-GB"/>
+              </w:rPr>
+            </w:pPr>
+            <w:r>
+              <w:rPr>
+                <w:rFonts w:ascii="Calibri" w:eastAsia="Times New Roman" w:hAnsi="Calibri" w:cs="Calibri"/>
+                <w:color w:val="000000"/>
+                <w:lang w:eastAsia="en-GB"/>
+              </w:rPr>
+              <w:t>39</w:t>
+            </w:r>
+          </w:p>
+        </w:tc>
+        <w:tc>
+          <w:tcPr>
+            <w:tcW w:w="1559" w:type="dxa"/>
+            <w:noWrap/>
+          </w:tcPr>
+          <w:p>
+            <w:pPr>
+              <w:rPr>
+                <w:rFonts w:ascii="Calibri" w:eastAsia="Times New Roman" w:hAnsi="Calibri" w:cs="Calibri"/>
+                <w:color w:val="000000"/>
+                <w:lang w:eastAsia="en-GB"/>
+              </w:rPr>
+            </w:pPr>
+            <w:r>
+              <w:rPr>
+                <w:rFonts w:ascii="Calibri" w:eastAsia="Times New Roman" w:hAnsi="Calibri" w:cs="Calibri"/>
+                <w:color w:val="000000"/>
+                <w:lang w:eastAsia="en-GB"/>
+              </w:rPr>
+              <w:t>3.89 ± 0.22</w:t>
+            </w:r>
+          </w:p>
+        </w:tc>
+        <w:tc>
+          <w:tcPr>
+            <w:tcW w:w="1418" w:type="dxa"/>
+            <w:noWrap/>
+          </w:tcPr>
+          <w:p>
+            <w:pPr>
+              <w:rPr>
+                <w:rFonts w:ascii="Calibri" w:eastAsia="Times New Roman" w:hAnsi="Calibri" w:cs="Calibri"/>
+                <w:color w:val="000000"/>
+                <w:lang w:eastAsia="en-GB"/>
+              </w:rPr>
+            </w:pPr>
+            <w:r>
+              <w:rPr>
+                <w:rFonts w:ascii="Calibri" w:eastAsia="Times New Roman" w:hAnsi="Calibri" w:cs="Calibri"/>
+                <w:color w:val="000000"/>
+                <w:lang w:eastAsia="en-GB"/>
+              </w:rPr>
+              <w:t>3.90 ± 0.22</w:t>
+            </w:r>
+          </w:p>
+        </w:tc>
+        <w:tc>
+          <w:tcPr>
+            <w:tcW w:w="1559" w:type="dxa"/>
+            <w:noWrap/>
+          </w:tcPr>
+          <w:p>
+            <w:pPr>
+              <w:rPr>
+                <w:rFonts w:ascii="Calibri" w:eastAsia="Times New Roman" w:hAnsi="Calibri" w:cs="Calibri"/>
+                <w:color w:val="FF0000"/>
+                <w:lang w:eastAsia="en-GB"/>
+              </w:rPr>
+            </w:pPr>
+            <w:r>
+              <w:rPr>
+                <w:rFonts w:ascii="Calibri" w:eastAsia="Times New Roman" w:hAnsi="Calibri" w:cs="Calibri"/>
+                <w:color w:val="000000"/>
+                <w:lang w:eastAsia="en-GB"/>
+              </w:rPr>
+              <w:t>0.6050</w:t>
+            </w:r>
+          </w:p>
+        </w:tc>
+      </w:tr>
+    </w:tbl>
+    <w:p>
+      <w:bookmarkStart w:id="0" w:name="_GoBack"/>
+      <w:bookmarkEnd w:id="0"/>
+      <w:r>
+        <w:rPr>
+          <w:noProof/>
+          <w:lang w:eastAsia="en-GB"/>
+        </w:rPr>
+        <mc:AlternateContent>
+          <mc:Choice Requires="wpg">
+            <w:drawing>
+              <wp:anchor distT="0" distB="0" distL="114300" distR="114300" simplePos="0" relativeHeight="251659264" behindDoc="0" locked="0" layoutInCell="1" allowOverlap="1" wp14:anchorId="05390A46" wp14:editId="59A66CA0">
+                <wp:simplePos x="0" y="0"/>
+                <wp:positionH relativeFrom="margin">
+                  <wp:posOffset>-691243</wp:posOffset>
+                </wp:positionH>
+                <wp:positionV relativeFrom="paragraph">
+                  <wp:posOffset>314325</wp:posOffset>
+                </wp:positionV>
+                <wp:extent cx="5592726" cy="4019151"/>
+                <wp:effectExtent l="0" t="0" r="8255" b="635"/>
+                <wp:wrapNone/>
+                <wp:docPr id="1" name="Group 1"/>
+                <wp:cNvGraphicFramePr/>
+                <a:graphic xmlns:a="http://schemas.openxmlformats.org/drawingml/2006/main">
+                  <a:graphicData uri="http://schemas.microsoft.com/office/word/2010/wordprocessingGroup">
+                    <wpg:wgp>
+                      <wpg:cNvGrpSpPr/>
+                      <wpg:grpSpPr>
+                        <a:xfrm>
+                          <a:off x="0" y="0"/>
+                          <a:ext cx="5592726" cy="4019151"/>
+                          <a:chOff x="0" y="0"/>
+                          <a:chExt cx="6419850" cy="5614035"/>
+                        </a:xfrm>
+                      </wpg:grpSpPr>
+                      <pic:pic xmlns:pic="http://schemas.openxmlformats.org/drawingml/2006/picture">
+                        <pic:nvPicPr>
+                          <pic:cNvPr id="8" name="Picture 8"/>
+                          <pic:cNvPicPr>
+                            <a:picLocks noChangeAspect="1"/>
+                          </pic:cNvPicPr>
+                        </pic:nvPicPr>
+                        <pic:blipFill>
+                          <a:blip r:embed="rId6" cstate="print">
+                            <a:extLst>
+                              <a:ext uri="{28A0092B-C50C-407E-A947-70E740481C1C}">
+                                <a14:useLocalDpi xmlns:a14="http://schemas.microsoft.com/office/drawing/2010/main" val="0"/>
+                              </a:ext>
+                            </a:extLst>
+                          </a:blip>
+                          <a:stretch>
+                            <a:fillRect/>
+                          </a:stretch>
+                        </pic:blipFill>
+                        <pic:spPr>
+                          <a:xfrm>
+                            <a:off x="3676650" y="1933575"/>
+                            <a:ext cx="2743200" cy="1705610"/>
+                          </a:xfrm>
+                          <a:prstGeom prst="rect">
+                            <a:avLst/>
+                          </a:prstGeom>
+                        </pic:spPr>
+                      </pic:pic>
+                      <pic:pic xmlns:pic="http://schemas.openxmlformats.org/drawingml/2006/picture">
+                        <pic:nvPicPr>
+                          <pic:cNvPr id="4" name="Picture 4"/>
+                          <pic:cNvPicPr>
+                            <a:picLocks noChangeAspect="1"/>
+                          </pic:cNvPicPr>
+                        </pic:nvPicPr>
+                        <pic:blipFill>
+                          <a:blip r:embed="rId7" cstate="print">
+                            <a:extLst>
+                              <a:ext uri="{28A0092B-C50C-407E-A947-70E740481C1C}">
+                                <a14:useLocalDpi xmlns:a14="http://schemas.microsoft.com/office/drawing/2010/main" val="0"/>
+                              </a:ext>
+                            </a:extLst>
+                          </a:blip>
+                          <a:stretch>
+                            <a:fillRect/>
+                          </a:stretch>
+                        </pic:blipFill>
+                        <pic:spPr>
+                          <a:xfrm>
+                            <a:off x="0" y="0"/>
+                            <a:ext cx="3486150" cy="1745615"/>
+                          </a:xfrm>
+                          <a:prstGeom prst="rect">
+                            <a:avLst/>
+                          </a:prstGeom>
+                        </pic:spPr>
+                      </pic:pic>
+                      <pic:pic xmlns:pic="http://schemas.openxmlformats.org/drawingml/2006/picture">
+                        <pic:nvPicPr>
+                          <pic:cNvPr id="6" name="Picture 6"/>
+                          <pic:cNvPicPr>
+                            <a:picLocks noChangeAspect="1"/>
+                          </pic:cNvPicPr>
+                        </pic:nvPicPr>
+                        <pic:blipFill>
+                          <a:blip r:embed="rId8" cstate="print">
+                            <a:extLst>
+                              <a:ext uri="{28A0092B-C50C-407E-A947-70E740481C1C}">
+                                <a14:useLocalDpi xmlns:a14="http://schemas.microsoft.com/office/drawing/2010/main" val="0"/>
+                              </a:ext>
+                            </a:extLst>
+                          </a:blip>
+                          <a:stretch>
+                            <a:fillRect/>
+                          </a:stretch>
+                        </pic:blipFill>
+                        <pic:spPr>
+                          <a:xfrm>
+                            <a:off x="9525" y="3829050"/>
+                            <a:ext cx="3467100" cy="1784985"/>
+                          </a:xfrm>
+                          <a:prstGeom prst="rect">
+                            <a:avLst/>
+                          </a:prstGeom>
+                        </pic:spPr>
+                      </pic:pic>
+                      <pic:pic xmlns:pic="http://schemas.openxmlformats.org/drawingml/2006/picture">
+                        <pic:nvPicPr>
+                          <pic:cNvPr id="5" name="Picture 5"/>
+                          <pic:cNvPicPr>
+                            <a:picLocks noChangeAspect="1"/>
+                          </pic:cNvPicPr>
+                        </pic:nvPicPr>
+                        <pic:blipFill>
+                          <a:blip r:embed="rId9" cstate="print">
+                            <a:extLst>
+                              <a:ext uri="{28A0092B-C50C-407E-A947-70E740481C1C}">
+                                <a14:useLocalDpi xmlns:a14="http://schemas.microsoft.com/office/drawing/2010/main" val="0"/>
+                              </a:ext>
+                            </a:extLst>
+                          </a:blip>
+                          <a:stretch>
+                            <a:fillRect/>
+                          </a:stretch>
+                        </pic:blipFill>
+                        <pic:spPr>
+                          <a:xfrm>
+                            <a:off x="9525" y="1933575"/>
+                            <a:ext cx="3476625" cy="1741170"/>
+                          </a:xfrm>
+                          <a:prstGeom prst="rect">
+                            <a:avLst/>
+                          </a:prstGeom>
+                        </pic:spPr>
+                      </pic:pic>
+                      <pic:pic xmlns:pic="http://schemas.openxmlformats.org/drawingml/2006/picture">
+                        <pic:nvPicPr>
+                          <pic:cNvPr id="9" name="Picture 9"/>
+                          <pic:cNvPicPr>
+                            <a:picLocks noChangeAspect="1"/>
+                          </pic:cNvPicPr>
+                        </pic:nvPicPr>
+                        <pic:blipFill>
+                          <a:blip r:embed="rId10" cstate="print">
+                            <a:extLst>
+                              <a:ext uri="{28A0092B-C50C-407E-A947-70E740481C1C}">
+                                <a14:useLocalDpi xmlns:a14="http://schemas.microsoft.com/office/drawing/2010/main" val="0"/>
+                              </a:ext>
+                            </a:extLst>
+                          </a:blip>
+                          <a:stretch>
+                            <a:fillRect/>
+                          </a:stretch>
+                        </pic:blipFill>
+                        <pic:spPr>
+                          <a:xfrm>
+                            <a:off x="3695700" y="3800475"/>
+                            <a:ext cx="2695575" cy="1793875"/>
+                          </a:xfrm>
+                          <a:prstGeom prst="rect">
+                            <a:avLst/>
+                          </a:prstGeom>
+                        </pic:spPr>
+                      </pic:pic>
+                      <pic:pic xmlns:pic="http://schemas.openxmlformats.org/drawingml/2006/picture">
+                        <pic:nvPicPr>
+                          <pic:cNvPr id="7" name="Picture 7"/>
+                          <pic:cNvPicPr>
+                            <a:picLocks noChangeAspect="1"/>
+                          </pic:cNvPicPr>
+                        </pic:nvPicPr>
+                        <pic:blipFill>
+                          <a:blip r:embed="rId11" cstate="print">
+                            <a:extLst>
+                              <a:ext uri="{28A0092B-C50C-407E-A947-70E740481C1C}">
+                                <a14:useLocalDpi xmlns:a14="http://schemas.microsoft.com/office/drawing/2010/main" val="0"/>
+                              </a:ext>
+                            </a:extLst>
+                          </a:blip>
+                          <a:stretch>
+                            <a:fillRect/>
+                          </a:stretch>
+                        </pic:blipFill>
+                        <pic:spPr>
+                          <a:xfrm>
+                            <a:off x="3648075" y="0"/>
+                            <a:ext cx="2686050" cy="1778635"/>
+                          </a:xfrm>
+                          <a:prstGeom prst="rect">
+                            <a:avLst/>
+                          </a:prstGeom>
+                        </pic:spPr>
+                      </pic:pic>
+                    </wpg:wgp>
+                  </a:graphicData>
+                </a:graphic>
+                <wp14:sizeRelH relativeFrom="margin">
+                  <wp14:pctWidth>0</wp14:pctWidth>
+                </wp14:sizeRelH>
+                <wp14:sizeRelV relativeFrom="margin">
+                  <wp14:pctHeight>0</wp14:pctHeight>
+                </wp14:sizeRelV>
+              </wp:anchor>
+            </w:drawing>
+          </mc:Choice>
+          <mc:Fallback>
+            <w:pict>
+              <v:group w14:anchorId="0E3B879C" id="Group 1" o:spid="_x0000_s1026" style="position:absolute;margin-left:-54.45pt;margin-top:24.75pt;width:440.35pt;height:316.45pt;z-index:251659264;mso-position-horizontal-relative:margin;mso-width-relative:margin;mso-height-relative:margin" coordsize="64198,56140" o:gfxdata="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">
+                <v:shapetype id="_x0000_t75" coordsize="21600,21600" o:spt="75" o:preferrelative="t" path="m@4@5l@4@11@9@11@9@5xe" filled="f" stroked="f">
+                  <v:stroke joinstyle="miter"/>
+                  <v:formulas>
+                    <v:f eqn="if lineDrawn pixelLineWidth 0"/>
+                    <v:f eqn="sum @0 1 0"/>
+                    <v:f eqn="sum 0 0 @1"/>
+                    <v:f eqn="prod @2 1 2"/>
+                    <v:f eqn="prod @3 21600 pixelWidth"/>
+                    <v:f eqn="prod @3 21600 pixelHeight"/>
+                    <v:f eqn="sum @0 0 1"/>
+                    <v:f eqn="prod @6 1 2"/>
+                    <v:f eqn="prod @7 21600 pixelWidth"/>
+                    <v:f eqn="sum @8 21600 0"/>
+                    <v:f eqn="prod @7 21600 pixelHeight"/>
+                    <v:f eqn="sum @10 21600 0"/>
+                  </v:formulas>
+                  <v:path o:extrusionok="f" gradientshapeok="t" o:connecttype="rect"/>
+                  <o:lock v:ext="edit" aspectratio="t"/>
+                </v:shapetype>
+                <v:shape id="Picture 8" o:spid="_x0000_s1027" type="#_x0000_t75" style="position:absolute;left:36766;top:19335;width:27432;height:17056;visibility:visible;mso-wrap-style:square" o:gfxdata="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">
+                  <v:imagedata r:id="rId12" o:title=""/>
+                  <v:path arrowok="t"/>
+                </v:shape>
+                <v:shape id="Picture 4" o:spid="_x0000_s1028" type="#_x0000_t75" style="position:absolute;width:34861;height:17456;visibility:visible;mso-wrap-style:square" o:gfxdata="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">
+                  <v:imagedata r:id="rId13" o:title=""/>
+                  <v:path arrowok="t"/>
+                </v:shape>
+                <v:shape id="Picture 6" o:spid="_x0000_s1029" type="#_x0000_t75" style="position:absolute;left:95;top:38290;width:34671;height:17850;visibility:visible;mso-wrap-style:square" o:gfxdata="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">
+                  <v:imagedata r:id="rId14" o:title=""/>
+                  <v:path arrowok="t"/>
+                </v:shape>
+                <v:shape id="Picture 5" o:spid="_x0000_s1030" type="#_x0000_t75" style="position:absolute;left:95;top:19335;width:34766;height:17412;visibility:visible;mso-wrap-style:square" o:gfxdata="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">
+                  <v:imagedata r:id="rId15" o:title=""/>
+                  <v:path arrowok="t"/>
+                </v:shape>
+                <v:shape id="Picture 9" o:spid="_x0000_s1031" type="#_x0000_t75" style="position:absolute;left:36957;top:38004;width:26955;height:17939;visibility:visible;mso-wrap-style:square" o:gfxdata="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">
+                  <v:imagedata r:id="rId16" o:title=""/>
+                  <v:path arrowok="t"/>
+                </v:shape>
+                <v:shape id="Picture 7" o:spid="_x0000_s1032" type="#_x0000_t75" style="position:absolute;left:36480;width:26861;height:17786;visibility:visible;mso-wrap-style:square" o:gfxdata="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">
+                  <v:imagedata r:id="rId17" o:title=""/>
+                  <v:path arrowok="t"/>
+                </v:shape>
+                <w10:wrap anchorx="margin"/>
+              </v:group>
+            </w:pict>
+          </mc:Fallback>
+        </mc:AlternateContent>
+      </w:r>
+    </w:p>
+    <w:p/>
+    <w:p/>
+    <w:p/>
+    <w:p/>
+    <w:p/>
+    <w:p/>
+    <w:p/>
+    <w:p/>
+    <w:p/>
+    <w:p/>
+    <w:p/>
     <w:p/>
     <w:p/>
     <w:p>
       <w:r>
-        <w:t>2. Khác biệt chỉ số hóa sinh</w:t>
+        <w:lastRenderedPageBreak/>
+        <w:t xml:space="preserve">Nhận xét: </w:t>
       </w:r>
     </w:p>
-    <w:p/>
     <w:p>
       <w:r>
-        <w:t xml:space="preserve">3. Đánh giá độ lệch </w:t>
+        <w:t xml:space="preserve">Đồ thị khác biệt tỷ lệ: </w:t>
       </w:r>
     </w:p>
-    <w:p/>
     <w:p>
       <w:r>
-        <w:t>4. Ước tính độ lệch tại các điểm quyết định lâm sàng</w:t>
+        <w:t xml:space="preserve">Biểu đồ Histogram + Kiểm định </w:t>
+      </w:r>
+      <w:r>
+        <w:t xml:space="preserve">Phân bố chuẩn </w:t>
+      </w:r>
+      <w:r>
+        <w:t>Shapiro-Wilk p-value</w:t>
+      </w:r>
+      <w:r>
+        <w:t xml:space="preserve"> &gt; 0.05</w:t>
+      </w:r>
+      <w:r>
+        <w:t xml:space="preserve">, </w:t>
       </w:r>
     </w:p>
+    <w:p>
+      <w:r>
+        <w:t xml:space="preserve">Độ lệch dương/âm, </w:t>
+      </w:r>
+    </w:p>
+    <w:p>
+      <w:r>
+        <w:t xml:space="preserve">Khoảng 95% CI có chứa giá trị 0 </w:t>
+      </w:r>
+      <w:r>
+        <w:sym w:font="Wingdings" w:char="F0E0"/>
+      </w:r>
+      <w:r>
+        <w:t xml:space="preserve"> lệch không đổi</w:t>
+      </w:r>
+    </w:p>
+    <w:p>
+      <w:r>
+        <w:t xml:space="preserve">Khoảng giới hạn </w:t>
+      </w:r>
+      <w:r>
+        <w:t>độ lệch</w:t>
+      </w:r>
+    </w:p>
+    <w:p>
+      <w:r>
+        <w:t>Đồ thị hồi quy Passing Blok</w:t>
+      </w:r>
+    </w:p>
+    <w:p>
+      <w:r>
+        <w:t xml:space="preserve">95% độ dốc chứa 1 </w:t>
+      </w:r>
+      <w:r>
+        <w:sym w:font="Wingdings" w:char="F0E0"/>
+      </w:r>
+      <w:r>
+        <w:t xml:space="preserve"> sai số tỷ lệ</w:t>
+      </w:r>
+    </w:p>
+    <w:p>
+      <w:r>
+        <w:t xml:space="preserve">95% giá trị chặn chứa 0 </w:t>
+      </w:r>
+      <w:r>
+        <w:sym w:font="Wingdings" w:char="F0E0"/>
+      </w:r>
+      <w:r>
+        <w:t xml:space="preserve"> sai số tuyệt đối</w:t>
+      </w:r>
+    </w:p>
+    <w:p>
+      <w:r>
+        <w:t>R</w:t>
+      </w:r>
+    </w:p>
+    <w:p>
+      <w:pPr>
+        <w:rPr>
+          <w:rFonts w:ascii="Calibri" w:eastAsia="Times New Roman" w:hAnsi="Calibri" w:cs="Calibri"/>
+          <w:color w:val="000000"/>
+          <w:lang w:eastAsia="en-GB"/>
+        </w:rPr>
+      </w:pPr>
+      <w:r>
+        <w:rPr>
+          <w:rFonts w:ascii="Calibri" w:eastAsia="Times New Roman" w:hAnsi="Calibri" w:cs="Calibri"/>
+          <w:color w:val="000000"/>
+          <w:lang w:eastAsia="en-GB"/>
+        </w:rPr>
+        <w:t>Bootstrap</w:t>
+      </w:r>
+    </w:p>
+    <w:p>
+      <w:pPr>
+        <w:sectPr>
+          <w:pgSz w:w="12240" w:h="15840"/>
+          <w:pgMar w:top="1440" w:right="1440" w:bottom="1440" w:left="1440" w:header="708" w:footer="708" w:gutter="0"/>
+          <w:cols w:space="708"/>
+          <w:docGrid w:linePitch="360"/>
+        </w:sectPr>
+      </w:pPr>
+      <w:r>
+        <w:rPr>
+          <w:rFonts w:ascii="Calibri" w:eastAsia="Times New Roman" w:hAnsi="Calibri" w:cs="Calibri"/>
+          <w:color w:val="000000"/>
+          <w:lang w:eastAsia="en-GB"/>
+        </w:rPr>
+        <w:t>Phương trình dự báo độ lệch tại điểm nồng độ quyết định lâm sàng</w:t>
+      </w:r>
+      <w:r>
+        <w:rPr>
+          <w:rFonts w:ascii="Calibri" w:eastAsia="Times New Roman" w:hAnsi="Calibri" w:cs="Calibri"/>
+          <w:color w:val="000000"/>
+          <w:lang w:eastAsia="en-GB"/>
+        </w:rPr>
+        <w:t xml:space="preserve"> </w:t>
+      </w:r>
+      <w:r>
+        <w:rPr>
+          <w:rFonts w:ascii="Calibri" w:eastAsia="Times New Roman" w:hAnsi="Calibri" w:cs="Calibri"/>
+          <w:color w:val="000000"/>
+          <w:lang w:eastAsia="en-GB"/>
+        </w:rPr>
+        <w:sym w:font="Wingdings" w:char="F0E0"/>
+      </w:r>
+      <w:r>
+        <w:rPr>
+          <w:rFonts w:ascii="Calibri" w:eastAsia="Times New Roman" w:hAnsi="Calibri" w:cs="Calibri"/>
+          <w:color w:val="000000"/>
+          <w:lang w:eastAsia="en-GB"/>
+        </w:rPr>
+        <w:t xml:space="preserve"> xu hướng tăng/ giảm theo mức nồng độ</w:t>
+      </w:r>
+    </w:p>
+    <w:p>
+      <w:r>
+        <w:lastRenderedPageBreak/>
+        <w:t>2.2 Đánh giá mức độ khác biệt</w:t>
+      </w:r>
+    </w:p>
+    <w:tbl>
+      <w:tblPr>
+        <w:tblStyle w:val="TableGrid"/>
+        <w:tblW w:w="14029" w:type="dxa"/>
+        <w:tblLook w:val="04A0" w:firstRow="1" w:lastRow="0" w:firstColumn="1" w:lastColumn="0" w:noHBand="0" w:noVBand="1"/>
+      </w:tblPr>
+      <w:tblGrid>
+        <w:gridCol w:w="1696"/>
+        <w:gridCol w:w="1843"/>
+        <w:gridCol w:w="1233"/>
+        <w:gridCol w:w="1886"/>
+        <w:gridCol w:w="1067"/>
+        <w:gridCol w:w="1067"/>
+        <w:gridCol w:w="1590"/>
+        <w:gridCol w:w="1134"/>
+        <w:gridCol w:w="1222"/>
+        <w:gridCol w:w="1291"/>
+      </w:tblGrid>
+      <w:tr>
+        <w:trPr>
+          <w:trHeight w:val="300"/>
+          <w:tblHeader/>
+        </w:trPr>
+        <w:tc>
+          <w:tcPr>
+            <w:tcW w:w="1696" w:type="dxa"/>
+            <w:vMerge w:val="restart"/>
+            <w:noWrap/>
+          </w:tcPr>
+          <w:p>
+            <w:pPr>
+              <w:rPr>
+                <w:rFonts w:ascii="Calibri" w:eastAsia="Times New Roman" w:hAnsi="Calibri" w:cs="Calibri"/>
+                <w:color w:val="000000"/>
+                <w:lang w:eastAsia="en-GB"/>
+              </w:rPr>
+            </w:pPr>
+            <w:r>
+              <w:rPr>
+                <w:rFonts w:ascii="Calibri" w:eastAsia="Times New Roman" w:hAnsi="Calibri" w:cs="Calibri"/>
+                <w:color w:val="000000"/>
+                <w:lang w:eastAsia="en-GB"/>
+              </w:rPr>
+              <w:t>Chỉ số</w:t>
+            </w:r>
+          </w:p>
+        </w:tc>
+        <w:tc>
+          <w:tcPr>
+            <w:tcW w:w="1843" w:type="dxa"/>
+            <w:vMerge w:val="restart"/>
+            <w:noWrap/>
+          </w:tcPr>
+          <w:p>
+            <w:pPr>
+              <w:rPr>
+                <w:rFonts w:ascii="Calibri" w:eastAsia="Times New Roman" w:hAnsi="Calibri" w:cs="Calibri"/>
+                <w:color w:val="000000"/>
+                <w:lang w:eastAsia="en-GB"/>
+              </w:rPr>
+            </w:pPr>
+            <w:r>
+              <w:rPr>
+                <w:rFonts w:ascii="Calibri" w:eastAsia="Times New Roman" w:hAnsi="Calibri" w:cs="Calibri"/>
+                <w:color w:val="000000"/>
+                <w:lang w:eastAsia="en-GB"/>
+              </w:rPr>
+              <w:t>Nồng độ</w:t>
+            </w:r>
+          </w:p>
+        </w:tc>
+        <w:tc>
+          <w:tcPr>
+            <w:tcW w:w="1233" w:type="dxa"/>
+            <w:vMerge w:val="restart"/>
+            <w:noWrap/>
+          </w:tcPr>
+          <w:p>
+            <w:pPr>
+              <w:rPr>
+                <w:rFonts w:ascii="Calibri" w:eastAsia="Times New Roman" w:hAnsi="Calibri" w:cs="Calibri"/>
+                <w:color w:val="000000"/>
+                <w:lang w:eastAsia="en-GB"/>
+              </w:rPr>
+            </w:pPr>
+            <w:r>
+              <w:rPr>
+                <w:rFonts w:ascii="Calibri" w:eastAsia="Times New Roman" w:hAnsi="Calibri" w:cs="Calibri"/>
+                <w:color w:val="000000"/>
+                <w:lang w:eastAsia="en-GB"/>
+              </w:rPr>
+              <w:t>Độ lệch Tỷ lệ (%)</w:t>
+            </w:r>
+          </w:p>
+          <w:p>
+            <w:pPr>
+              <w:rPr>
+                <w:rFonts w:ascii="Calibri" w:eastAsia="Times New Roman" w:hAnsi="Calibri" w:cs="Calibri"/>
+                <w:color w:val="000000"/>
+                <w:lang w:eastAsia="en-GB"/>
+              </w:rPr>
+            </w:pPr>
+          </w:p>
+        </w:tc>
+        <w:tc>
+          <w:tcPr>
+            <w:tcW w:w="1886" w:type="dxa"/>
+            <w:vMerge w:val="restart"/>
+            <w:noWrap/>
+          </w:tcPr>
+          <w:p>
+            <w:pPr>
+              <w:rPr>
+                <w:rFonts w:ascii="Calibri" w:eastAsia="Times New Roman" w:hAnsi="Calibri" w:cs="Calibri"/>
+                <w:color w:val="000000"/>
+                <w:lang w:eastAsia="en-GB"/>
+              </w:rPr>
+            </w:pPr>
+            <w:r>
+              <w:rPr>
+                <w:rFonts w:ascii="Calibri" w:eastAsia="Times New Roman" w:hAnsi="Calibri" w:cs="Calibri"/>
+                <w:color w:val="000000"/>
+                <w:lang w:eastAsia="en-GB"/>
+              </w:rPr>
+              <w:t>95% CI Độ lệch Tỷ lệ (%)</w:t>
+            </w:r>
+          </w:p>
+        </w:tc>
+        <w:tc>
+          <w:tcPr>
+            <w:tcW w:w="2134" w:type="dxa"/>
+            <w:gridSpan w:val="2"/>
+            <w:noWrap/>
+          </w:tcPr>
+          <w:p>
+            <w:pPr>
+              <w:rPr>
+                <w:rFonts w:ascii="Calibri" w:eastAsia="Times New Roman" w:hAnsi="Calibri" w:cs="Calibri"/>
+                <w:color w:val="000000"/>
+                <w:lang w:eastAsia="en-GB"/>
+              </w:rPr>
+            </w:pPr>
+            <w:r>
+              <w:rPr>
+                <w:rFonts w:ascii="Calibri" w:eastAsia="Times New Roman" w:hAnsi="Calibri" w:cs="Calibri"/>
+                <w:color w:val="000000"/>
+                <w:lang w:eastAsia="en-GB"/>
+              </w:rPr>
+              <w:t>Mức độ lệch tối</w:t>
+            </w:r>
+            <w:r>
+              <w:rPr>
+                <w:rFonts w:ascii="Calibri" w:eastAsia="Times New Roman" w:hAnsi="Calibri" w:cs="Calibri"/>
+                <w:color w:val="000000"/>
+                <w:lang w:eastAsia="en-GB"/>
+              </w:rPr>
+              <w:t xml:space="preserve"> ưu</w:t>
+            </w:r>
+          </w:p>
+        </w:tc>
+        <w:tc>
+          <w:tcPr>
+            <w:tcW w:w="2724" w:type="dxa"/>
+            <w:gridSpan w:val="2"/>
+            <w:noWrap/>
+          </w:tcPr>
+          <w:p>
+            <w:pPr>
+              <w:rPr>
+                <w:rFonts w:ascii="Calibri" w:eastAsia="Times New Roman" w:hAnsi="Calibri" w:cs="Calibri"/>
+                <w:color w:val="000000"/>
+                <w:lang w:eastAsia="en-GB"/>
+              </w:rPr>
+            </w:pPr>
+            <w:r>
+              <w:rPr>
+                <w:rFonts w:ascii="Calibri" w:eastAsia="Times New Roman" w:hAnsi="Calibri" w:cs="Calibri"/>
+                <w:color w:val="000000"/>
+                <w:lang w:eastAsia="en-GB"/>
+              </w:rPr>
+              <w:t>Mức độ lệch mong muốn</w:t>
+            </w:r>
+          </w:p>
+        </w:tc>
+        <w:tc>
+          <w:tcPr>
+            <w:tcW w:w="2513" w:type="dxa"/>
+            <w:gridSpan w:val="2"/>
+            <w:noWrap/>
+          </w:tcPr>
+          <w:p>
+            <w:pPr>
+              <w:rPr>
+                <w:rFonts w:ascii="Calibri" w:eastAsia="Times New Roman" w:hAnsi="Calibri" w:cs="Calibri"/>
+                <w:color w:val="000000"/>
+                <w:lang w:eastAsia="en-GB"/>
+              </w:rPr>
+            </w:pPr>
+            <w:r>
+              <w:rPr>
+                <w:rFonts w:ascii="Calibri" w:eastAsia="Times New Roman" w:hAnsi="Calibri" w:cs="Calibri"/>
+                <w:color w:val="000000"/>
+                <w:lang w:eastAsia="en-GB"/>
+              </w:rPr>
+              <w:t>Mức độ lệch tối thiểu</w:t>
+            </w:r>
+          </w:p>
+        </w:tc>
+      </w:tr>
+      <w:tr>
+        <w:trPr>
+          <w:trHeight w:val="300"/>
+          <w:tblHeader/>
+        </w:trPr>
+        <w:tc>
+          <w:tcPr>
+            <w:tcW w:w="1696" w:type="dxa"/>
+            <w:vMerge/>
+            <w:noWrap/>
+          </w:tcPr>
+          <w:p>
+            <w:pPr>
+              <w:rPr>
+                <w:rFonts w:ascii="Calibri" w:eastAsia="Times New Roman" w:hAnsi="Calibri" w:cs="Calibri"/>
+                <w:color w:val="000000"/>
+                <w:lang w:eastAsia="en-GB"/>
+              </w:rPr>
+            </w:pPr>
+          </w:p>
+        </w:tc>
+        <w:tc>
+          <w:tcPr>
+            <w:tcW w:w="1843" w:type="dxa"/>
+            <w:vMerge/>
+            <w:noWrap/>
+          </w:tcPr>
+          <w:p>
+            <w:pPr>
+              <w:rPr>
+                <w:rFonts w:ascii="Calibri" w:eastAsia="Times New Roman" w:hAnsi="Calibri" w:cs="Calibri"/>
+                <w:color w:val="000000"/>
+                <w:lang w:eastAsia="en-GB"/>
+              </w:rPr>
+            </w:pPr>
+          </w:p>
+        </w:tc>
+        <w:tc>
+          <w:tcPr>
+            <w:tcW w:w="1233" w:type="dxa"/>
+            <w:vMerge/>
+            <w:noWrap/>
+          </w:tcPr>
+          <w:p>
+            <w:pPr>
+              <w:rPr>
+                <w:rFonts w:ascii="Calibri" w:eastAsia="Times New Roman" w:hAnsi="Calibri" w:cs="Calibri"/>
+                <w:color w:val="000000"/>
+                <w:lang w:eastAsia="en-GB"/>
+              </w:rPr>
+            </w:pPr>
+          </w:p>
+        </w:tc>
+        <w:tc>
+          <w:tcPr>
+            <w:tcW w:w="1886" w:type="dxa"/>
+            <w:vMerge/>
+            <w:noWrap/>
+          </w:tcPr>
+          <w:p>
+            <w:pPr>
+              <w:rPr>
+                <w:rFonts w:ascii="Calibri" w:eastAsia="Times New Roman" w:hAnsi="Calibri" w:cs="Calibri"/>
+                <w:color w:val="000000"/>
+                <w:lang w:eastAsia="en-GB"/>
+              </w:rPr>
+            </w:pPr>
+          </w:p>
+        </w:tc>
+        <w:tc>
+          <w:tcPr>
+            <w:tcW w:w="1067" w:type="dxa"/>
+            <w:noWrap/>
+          </w:tcPr>
+          <w:p>
+            <w:pPr>
+              <w:rPr>
+                <w:rFonts w:ascii="Calibri" w:eastAsia="Times New Roman" w:hAnsi="Calibri" w:cs="Calibri"/>
+                <w:color w:val="000000"/>
+                <w:lang w:eastAsia="en-GB"/>
+              </w:rPr>
+            </w:pPr>
+            <w:r>
+              <w:rPr>
+                <w:rFonts w:ascii="Calibri" w:eastAsia="Times New Roman" w:hAnsi="Calibri" w:cs="Calibri"/>
+                <w:color w:val="000000"/>
+                <w:lang w:eastAsia="en-GB"/>
+              </w:rPr>
+              <w:t>Giá trị ngưỡng</w:t>
+            </w:r>
+          </w:p>
+        </w:tc>
+        <w:tc>
+          <w:tcPr>
+            <w:tcW w:w="1067" w:type="dxa"/>
+            <w:noWrap/>
+          </w:tcPr>
+          <w:p>
+            <w:pPr>
+              <w:rPr>
+                <w:rFonts w:ascii="Calibri" w:eastAsia="Times New Roman" w:hAnsi="Calibri" w:cs="Calibri"/>
+                <w:color w:val="000000"/>
+                <w:lang w:eastAsia="en-GB"/>
+              </w:rPr>
+            </w:pPr>
+            <w:r>
+              <w:rPr>
+                <w:rFonts w:ascii="Calibri" w:eastAsia="Times New Roman" w:hAnsi="Calibri" w:cs="Calibri"/>
+                <w:color w:val="000000"/>
+                <w:lang w:eastAsia="en-GB"/>
+              </w:rPr>
+              <w:t>Phân loại</w:t>
+            </w:r>
+          </w:p>
+        </w:tc>
+        <w:tc>
+          <w:tcPr>
+            <w:tcW w:w="1590" w:type="dxa"/>
+            <w:noWrap/>
+          </w:tcPr>
+          <w:p>
+            <w:pPr>
+              <w:rPr>
+                <w:rFonts w:ascii="Calibri" w:eastAsia="Times New Roman" w:hAnsi="Calibri" w:cs="Calibri"/>
+                <w:color w:val="000000"/>
+                <w:lang w:eastAsia="en-GB"/>
+              </w:rPr>
+            </w:pPr>
+            <w:r>
+              <w:rPr>
+                <w:rFonts w:ascii="Calibri" w:eastAsia="Times New Roman" w:hAnsi="Calibri" w:cs="Calibri"/>
+                <w:color w:val="000000"/>
+                <w:lang w:eastAsia="en-GB"/>
+              </w:rPr>
+              <w:t>Giá trị ngưỡng</w:t>
+            </w:r>
+          </w:p>
+        </w:tc>
+        <w:tc>
+          <w:tcPr>
+            <w:tcW w:w="1134" w:type="dxa"/>
+            <w:noWrap/>
+          </w:tcPr>
+          <w:p>
+            <w:pPr>
+              <w:rPr>
+                <w:rFonts w:ascii="Calibri" w:eastAsia="Times New Roman" w:hAnsi="Calibri" w:cs="Calibri"/>
+                <w:color w:val="000000"/>
+                <w:lang w:eastAsia="en-GB"/>
+              </w:rPr>
+            </w:pPr>
+            <w:r>
+              <w:rPr>
+                <w:rFonts w:ascii="Calibri" w:eastAsia="Times New Roman" w:hAnsi="Calibri" w:cs="Calibri"/>
+                <w:color w:val="000000"/>
+                <w:lang w:eastAsia="en-GB"/>
+              </w:rPr>
+              <w:t>Phân loại</w:t>
+            </w:r>
+          </w:p>
+        </w:tc>
+        <w:tc>
+          <w:tcPr>
+            <w:tcW w:w="1222" w:type="dxa"/>
+            <w:noWrap/>
+          </w:tcPr>
+          <w:p>
+            <w:pPr>
+              <w:rPr>
+                <w:rFonts w:ascii="Calibri" w:eastAsia="Times New Roman" w:hAnsi="Calibri" w:cs="Calibri"/>
+                <w:color w:val="000000"/>
+                <w:lang w:eastAsia="en-GB"/>
+              </w:rPr>
+            </w:pPr>
+            <w:r>
+              <w:rPr>
+                <w:rFonts w:ascii="Calibri" w:eastAsia="Times New Roman" w:hAnsi="Calibri" w:cs="Calibri"/>
+                <w:color w:val="000000"/>
+                <w:lang w:eastAsia="en-GB"/>
+              </w:rPr>
+              <w:t>Giá trị ngưỡng</w:t>
+            </w:r>
+          </w:p>
+        </w:tc>
+        <w:tc>
+          <w:tcPr>
+            <w:tcW w:w="1291" w:type="dxa"/>
+            <w:noWrap/>
+          </w:tcPr>
+          <w:p>
+            <w:pPr>
+              <w:rPr>
+                <w:rFonts w:ascii="Calibri" w:eastAsia="Times New Roman" w:hAnsi="Calibri" w:cs="Calibri"/>
+                <w:color w:val="000000"/>
+                <w:lang w:eastAsia="en-GB"/>
+              </w:rPr>
+            </w:pPr>
+            <w:r>
+              <w:rPr>
+                <w:rFonts w:ascii="Calibri" w:eastAsia="Times New Roman" w:hAnsi="Calibri" w:cs="Calibri"/>
+                <w:color w:val="000000"/>
+                <w:lang w:eastAsia="en-GB"/>
+              </w:rPr>
+              <w:t>Phân loại</w:t>
+            </w:r>
+          </w:p>
+        </w:tc>
+      </w:tr>
+      <w:tr>
+        <w:trPr>
+          <w:trHeight w:val="300"/>
+        </w:trPr>
+        <w:tc>
+          <w:tcPr>
+            <w:tcW w:w="14029" w:type="dxa"/>
+            <w:gridSpan w:val="10"/>
+            <w:noWrap/>
+          </w:tcPr>
+          <w:p>
+            <w:pPr>
+              <w:rPr>
+                <w:rFonts w:ascii="Calibri" w:eastAsia="Times New Roman" w:hAnsi="Calibri" w:cs="Calibri"/>
+                <w:b/>
+                <w:color w:val="000000"/>
+                <w:lang w:eastAsia="en-GB"/>
+              </w:rPr>
+            </w:pPr>
+            <w:r>
+              <w:rPr>
+                <w:rFonts w:ascii="Calibri" w:eastAsia="Times New Roman" w:hAnsi="Calibri" w:cs="Calibri"/>
+                <w:b/>
+                <w:color w:val="000000"/>
+                <w:lang w:eastAsia="en-GB"/>
+              </w:rPr>
+              <w:t>Mức độ khác biệt trên toàn</w:t>
+            </w:r>
+            <w:r>
+              <w:rPr>
+                <w:rFonts w:ascii="Calibri" w:eastAsia="Times New Roman" w:hAnsi="Calibri" w:cs="Calibri"/>
+                <w:b/>
+                <w:color w:val="000000"/>
+                <w:lang w:eastAsia="en-GB"/>
+              </w:rPr>
+              <w:t xml:space="preserve"> khoảng</w:t>
+            </w:r>
+            <w:r>
+              <w:rPr>
+                <w:rFonts w:ascii="Calibri" w:eastAsia="Times New Roman" w:hAnsi="Calibri" w:cs="Calibri"/>
+                <w:b/>
+                <w:color w:val="000000"/>
+                <w:lang w:eastAsia="en-GB"/>
+              </w:rPr>
+              <w:t xml:space="preserve"> nồng độ</w:t>
+            </w:r>
+          </w:p>
+        </w:tc>
+      </w:tr>
+      <w:tr>
+        <w:trPr>
+          <w:trHeight w:val="300"/>
+        </w:trPr>
+        <w:tc>
+          <w:tcPr>
+            <w:tcW w:w="1696" w:type="dxa"/>
+            <w:noWrap/>
+          </w:tcPr>
+          <w:p>
+            <w:pPr>
+              <w:rPr>
+                <w:rFonts w:ascii="Calibri" w:eastAsia="Times New Roman" w:hAnsi="Calibri" w:cs="Calibri"/>
+                <w:color w:val="000000"/>
+                <w:lang w:eastAsia="en-GB"/>
+              </w:rPr>
+            </w:pPr>
+            <w:r>
+              <w:rPr>
+                <w:rFonts w:ascii="Calibri" w:eastAsia="Times New Roman" w:hAnsi="Calibri" w:cs="Calibri"/>
+                <w:color w:val="000000"/>
+                <w:lang w:eastAsia="en-GB"/>
+              </w:rPr>
+              <w:t>AST</w:t>
+            </w:r>
+            <w:r>
+              <w:rPr>
+                <w:rFonts w:ascii="Calibri" w:eastAsia="Times New Roman" w:hAnsi="Calibri" w:cs="Calibri"/>
+                <w:color w:val="000000"/>
+                <w:lang w:eastAsia="en-GB"/>
+              </w:rPr>
+              <w:t xml:space="preserve"> (U/L)</w:t>
+            </w:r>
+          </w:p>
+        </w:tc>
+        <w:tc>
+          <w:tcPr>
+            <w:tcW w:w="1843" w:type="dxa"/>
+            <w:noWrap/>
+          </w:tcPr>
+          <w:p>
+            <w:pPr>
+              <w:rPr>
+                <w:rFonts w:ascii="Calibri" w:eastAsia="Times New Roman" w:hAnsi="Calibri" w:cs="Calibri"/>
+                <w:color w:val="000000"/>
+                <w:lang w:eastAsia="en-GB"/>
+              </w:rPr>
+            </w:pPr>
+            <w:r>
+              <w:rPr>
+                <w:rFonts w:ascii="Calibri" w:eastAsia="Times New Roman" w:hAnsi="Calibri" w:cs="Calibri"/>
+                <w:color w:val="000000"/>
+                <w:lang w:eastAsia="en-GB"/>
+              </w:rPr>
+              <w:t>[11.30 - 69.80]</w:t>
+            </w:r>
+          </w:p>
+        </w:tc>
+        <w:tc>
+          <w:tcPr>
+            <w:tcW w:w="1233" w:type="dxa"/>
+            <w:noWrap/>
+          </w:tcPr>
+          <w:p>
+            <w:pPr>
+              <w:rPr>
+                <w:rFonts w:ascii="Calibri" w:eastAsia="Times New Roman" w:hAnsi="Calibri" w:cs="Calibri"/>
+                <w:color w:val="000000"/>
+                <w:lang w:eastAsia="en-GB"/>
+              </w:rPr>
+            </w:pPr>
+            <w:r>
+              <w:rPr>
+                <w:rFonts w:ascii="Calibri" w:eastAsia="Times New Roman" w:hAnsi="Calibri" w:cs="Calibri"/>
+                <w:color w:val="000000"/>
+                <w:lang w:eastAsia="en-GB"/>
+              </w:rPr>
+              <w:t>-4.37%</w:t>
+            </w:r>
+          </w:p>
+        </w:tc>
+        <w:tc>
+          <w:tcPr>
+            <w:tcW w:w="1886" w:type="dxa"/>
+            <w:noWrap/>
+          </w:tcPr>
+          <w:p>
+            <w:pPr>
+              <w:rPr>
+                <w:rFonts w:ascii="Calibri" w:eastAsia="Times New Roman" w:hAnsi="Calibri" w:cs="Calibri"/>
+                <w:color w:val="000000"/>
+                <w:lang w:eastAsia="en-GB"/>
+              </w:rPr>
+            </w:pPr>
+            <w:r>
+              <w:rPr>
+                <w:rFonts w:ascii="Calibri" w:eastAsia="Times New Roman" w:hAnsi="Calibri" w:cs="Calibri"/>
+                <w:color w:val="000000"/>
+                <w:lang w:eastAsia="en-GB"/>
+              </w:rPr>
+              <w:t>[-5.75, -2.98]%</w:t>
+            </w:r>
+          </w:p>
+        </w:tc>
+        <w:tc>
+          <w:tcPr>
+            <w:tcW w:w="1067" w:type="dxa"/>
+            <w:noWrap/>
+            <w:vAlign w:val="bottom"/>
+          </w:tcPr>
+          <w:p>
+            <w:pPr>
+              <w:rPr>
+                <w:rFonts w:ascii="Calibri" w:eastAsia="Times New Roman" w:hAnsi="Calibri" w:cs="Calibri"/>
+                <w:color w:val="000000"/>
+                <w:lang w:eastAsia="en-GB"/>
+              </w:rPr>
+            </w:pPr>
+            <w:r>
+              <w:rPr>
+                <w:rFonts w:ascii="Calibri" w:hAnsi="Calibri" w:cs="Calibri"/>
+                <w:color w:val="000000"/>
+              </w:rPr>
+              <w:t>2.70%</w:t>
+            </w:r>
+          </w:p>
+        </w:tc>
+        <w:tc>
+          <w:tcPr>
+            <w:tcW w:w="1067" w:type="dxa"/>
+            <w:noWrap/>
+            <w:vAlign w:val="bottom"/>
+          </w:tcPr>
+          <w:p>
+            <w:pPr>
+              <w:rPr>
+                <w:rFonts w:ascii="Calibri" w:eastAsia="Times New Roman" w:hAnsi="Calibri" w:cs="Calibri"/>
+                <w:color w:val="000000"/>
+                <w:lang w:eastAsia="en-GB"/>
+              </w:rPr>
+            </w:pPr>
+            <w:r>
+              <w:rPr>
+                <w:rFonts w:ascii="Calibri" w:hAnsi="Calibri" w:cs="Calibri"/>
+                <w:color w:val="000000"/>
+              </w:rPr>
+              <w:t>E</w:t>
+            </w:r>
+          </w:p>
+        </w:tc>
+        <w:tc>
+          <w:tcPr>
+            <w:tcW w:w="1590" w:type="dxa"/>
+            <w:noWrap/>
+            <w:vAlign w:val="bottom"/>
+          </w:tcPr>
+          <w:p>
+            <w:pPr>
+              <w:rPr>
+                <w:rFonts w:ascii="Calibri" w:eastAsia="Times New Roman" w:hAnsi="Calibri" w:cs="Calibri"/>
+                <w:lang w:eastAsia="en-GB"/>
+              </w:rPr>
+            </w:pPr>
+            <w:r>
+              <w:rPr>
+                <w:rFonts w:ascii="Calibri" w:hAnsi="Calibri" w:cs="Calibri"/>
+              </w:rPr>
+              <w:t>5.40%</w:t>
+            </w:r>
+          </w:p>
+        </w:tc>
+        <w:tc>
+          <w:tcPr>
+            <w:tcW w:w="1134" w:type="dxa"/>
+            <w:noWrap/>
+            <w:vAlign w:val="bottom"/>
+          </w:tcPr>
+          <w:p>
+            <w:pPr>
+              <w:rPr>
+                <w:rFonts w:ascii="Calibri" w:eastAsia="Times New Roman" w:hAnsi="Calibri" w:cs="Calibri"/>
+                <w:lang w:eastAsia="en-GB"/>
+              </w:rPr>
+            </w:pPr>
+            <w:r>
+              <w:rPr>
+                <w:rFonts w:ascii="Calibri" w:hAnsi="Calibri" w:cs="Calibri"/>
+              </w:rPr>
+              <w:t>C</w:t>
+            </w:r>
+          </w:p>
+        </w:tc>
+        <w:tc>
+          <w:tcPr>
+            <w:tcW w:w="1222" w:type="dxa"/>
+            <w:noWrap/>
+            <w:vAlign w:val="bottom"/>
+          </w:tcPr>
+          <w:p>
+            <w:pPr>
+              <w:rPr>
+                <w:rFonts w:ascii="Calibri" w:eastAsia="Times New Roman" w:hAnsi="Calibri" w:cs="Calibri"/>
+                <w:color w:val="000000"/>
+                <w:lang w:eastAsia="en-GB"/>
+              </w:rPr>
+            </w:pPr>
+            <w:r>
+              <w:rPr>
+                <w:rFonts w:ascii="Calibri" w:hAnsi="Calibri" w:cs="Calibri"/>
+                <w:color w:val="000000"/>
+              </w:rPr>
+              <w:t>8.00%</w:t>
+            </w:r>
+          </w:p>
+        </w:tc>
+        <w:tc>
+          <w:tcPr>
+            <w:tcW w:w="1291" w:type="dxa"/>
+            <w:noWrap/>
+            <w:vAlign w:val="bottom"/>
+          </w:tcPr>
+          <w:p>
+            <w:pPr>
+              <w:rPr>
+                <w:rFonts w:ascii="Calibri" w:eastAsia="Times New Roman" w:hAnsi="Calibri" w:cs="Calibri"/>
+                <w:color w:val="000000"/>
+                <w:lang w:eastAsia="en-GB"/>
+              </w:rPr>
+            </w:pPr>
+            <w:r>
+              <w:rPr>
+                <w:rFonts w:ascii="Calibri" w:hAnsi="Calibri" w:cs="Calibri"/>
+                <w:color w:val="000000"/>
+              </w:rPr>
+              <w:t>B</w:t>
+            </w:r>
+          </w:p>
+        </w:tc>
+      </w:tr>
+      <w:tr>
+        <w:trPr>
+          <w:trHeight w:val="300"/>
+        </w:trPr>
+        <w:tc>
+          <w:tcPr>
+            <w:tcW w:w="1696" w:type="dxa"/>
+            <w:noWrap/>
+          </w:tcPr>
+          <w:p>
+            <w:pPr>
+              <w:rPr>
+                <w:rFonts w:ascii="Calibri" w:eastAsia="Times New Roman" w:hAnsi="Calibri" w:cs="Calibri"/>
+                <w:color w:val="000000"/>
+                <w:lang w:eastAsia="en-GB"/>
+              </w:rPr>
+            </w:pPr>
+            <w:r>
+              <w:rPr>
+                <w:rFonts w:ascii="Calibri" w:eastAsia="Times New Roman" w:hAnsi="Calibri" w:cs="Calibri"/>
+                <w:color w:val="000000"/>
+                <w:lang w:eastAsia="en-GB"/>
+              </w:rPr>
+              <w:t>LDH</w:t>
+            </w:r>
+            <w:r>
+              <w:rPr>
+                <w:rFonts w:ascii="Calibri" w:eastAsia="Times New Roman" w:hAnsi="Calibri" w:cs="Calibri"/>
+                <w:color w:val="000000"/>
+                <w:lang w:eastAsia="en-GB"/>
+              </w:rPr>
+              <w:t xml:space="preserve"> (U/L)</w:t>
+            </w:r>
+          </w:p>
+        </w:tc>
+        <w:tc>
+          <w:tcPr>
+            <w:tcW w:w="1843" w:type="dxa"/>
+            <w:noWrap/>
+          </w:tcPr>
+          <w:p>
+            <w:pPr>
+              <w:rPr>
+                <w:rFonts w:ascii="Calibri" w:eastAsia="Times New Roman" w:hAnsi="Calibri" w:cs="Calibri"/>
+                <w:color w:val="000000"/>
+                <w:lang w:eastAsia="en-GB"/>
+              </w:rPr>
+            </w:pPr>
+            <w:r>
+              <w:rPr>
+                <w:rFonts w:ascii="Calibri" w:eastAsia="Times New Roman" w:hAnsi="Calibri" w:cs="Calibri"/>
+                <w:color w:val="000000"/>
+                <w:lang w:eastAsia="en-GB"/>
+              </w:rPr>
+              <w:t>[130.00 - 272.00]</w:t>
+            </w:r>
+          </w:p>
+        </w:tc>
+        <w:tc>
+          <w:tcPr>
+            <w:tcW w:w="1233" w:type="dxa"/>
+            <w:noWrap/>
+          </w:tcPr>
+          <w:p>
+            <w:pPr>
+              <w:rPr>
+                <w:rFonts w:ascii="Calibri" w:eastAsia="Times New Roman" w:hAnsi="Calibri" w:cs="Calibri"/>
+                <w:color w:val="000000"/>
+                <w:lang w:eastAsia="en-GB"/>
+              </w:rPr>
+            </w:pPr>
+            <w:r>
+              <w:rPr>
+                <w:rFonts w:ascii="Calibri" w:eastAsia="Times New Roman" w:hAnsi="Calibri" w:cs="Calibri"/>
+                <w:color w:val="000000"/>
+                <w:lang w:eastAsia="en-GB"/>
+              </w:rPr>
+              <w:t>-3.68%</w:t>
+            </w:r>
+          </w:p>
+        </w:tc>
+        <w:tc>
+          <w:tcPr>
+            <w:tcW w:w="1886" w:type="dxa"/>
+            <w:noWrap/>
+          </w:tcPr>
+          <w:p>
+            <w:pPr>
+              <w:rPr>
+                <w:rFonts w:ascii="Calibri" w:eastAsia="Times New Roman" w:hAnsi="Calibri" w:cs="Calibri"/>
+                <w:color w:val="000000"/>
+                <w:lang w:eastAsia="en-GB"/>
+              </w:rPr>
+            </w:pPr>
+            <w:r>
+              <w:rPr>
+                <w:rFonts w:ascii="Calibri" w:eastAsia="Times New Roman" w:hAnsi="Calibri" w:cs="Calibri"/>
+                <w:color w:val="000000"/>
+                <w:lang w:eastAsia="en-GB"/>
+              </w:rPr>
+              <w:t>[-6.06, -1.31]%</w:t>
+            </w:r>
+          </w:p>
+        </w:tc>
+        <w:tc>
+          <w:tcPr>
+            <w:tcW w:w="1067" w:type="dxa"/>
+            <w:noWrap/>
+            <w:vAlign w:val="bottom"/>
+          </w:tcPr>
+          <w:p>
+            <w:pPr>
+              <w:rPr>
+                <w:rFonts w:ascii="Calibri" w:eastAsia="Times New Roman" w:hAnsi="Calibri" w:cs="Calibri"/>
+                <w:color w:val="000000"/>
+                <w:lang w:eastAsia="en-GB"/>
+              </w:rPr>
+            </w:pPr>
+            <w:r>
+              <w:rPr>
+                <w:rFonts w:ascii="Calibri" w:hAnsi="Calibri" w:cs="Calibri"/>
+                <w:color w:val="000000"/>
+              </w:rPr>
+              <w:t>1.60%</w:t>
+            </w:r>
+          </w:p>
+        </w:tc>
+        <w:tc>
+          <w:tcPr>
+            <w:tcW w:w="1067" w:type="dxa"/>
+            <w:noWrap/>
+            <w:vAlign w:val="bottom"/>
+          </w:tcPr>
+          <w:p>
+            <w:pPr>
+              <w:rPr>
+                <w:rFonts w:ascii="Calibri" w:eastAsia="Times New Roman" w:hAnsi="Calibri" w:cs="Calibri"/>
+                <w:color w:val="000000"/>
+                <w:lang w:eastAsia="en-GB"/>
+              </w:rPr>
+            </w:pPr>
+            <w:r>
+              <w:rPr>
+                <w:rFonts w:ascii="Calibri" w:hAnsi="Calibri" w:cs="Calibri"/>
+                <w:color w:val="000000"/>
+              </w:rPr>
+              <w:t>D</w:t>
+            </w:r>
+          </w:p>
+        </w:tc>
+        <w:tc>
+          <w:tcPr>
+            <w:tcW w:w="1590" w:type="dxa"/>
+            <w:noWrap/>
+            <w:vAlign w:val="bottom"/>
+          </w:tcPr>
+          <w:p>
+            <w:pPr>
+              <w:rPr>
+                <w:rFonts w:ascii="Calibri" w:eastAsia="Times New Roman" w:hAnsi="Calibri" w:cs="Calibri"/>
+                <w:lang w:eastAsia="en-GB"/>
+              </w:rPr>
+            </w:pPr>
+            <w:r>
+              <w:rPr>
+                <w:rFonts w:ascii="Calibri" w:hAnsi="Calibri" w:cs="Calibri"/>
+              </w:rPr>
+              <w:t>3.10%</w:t>
+            </w:r>
+          </w:p>
+        </w:tc>
+        <w:tc>
+          <w:tcPr>
+            <w:tcW w:w="1134" w:type="dxa"/>
+            <w:noWrap/>
+            <w:vAlign w:val="bottom"/>
+          </w:tcPr>
+          <w:p>
+            <w:pPr>
+              <w:rPr>
+                <w:rFonts w:ascii="Calibri" w:eastAsia="Times New Roman" w:hAnsi="Calibri" w:cs="Calibri"/>
+                <w:lang w:eastAsia="en-GB"/>
+              </w:rPr>
+            </w:pPr>
+            <w:r>
+              <w:rPr>
+                <w:rFonts w:ascii="Calibri" w:hAnsi="Calibri" w:cs="Calibri"/>
+              </w:rPr>
+              <w:t>D</w:t>
+            </w:r>
+          </w:p>
+        </w:tc>
+        <w:tc>
+          <w:tcPr>
+            <w:tcW w:w="1222" w:type="dxa"/>
+            <w:noWrap/>
+            <w:vAlign w:val="bottom"/>
+          </w:tcPr>
+          <w:p>
+            <w:pPr>
+              <w:rPr>
+                <w:rFonts w:ascii="Calibri" w:eastAsia="Times New Roman" w:hAnsi="Calibri" w:cs="Calibri"/>
+                <w:color w:val="000000"/>
+                <w:lang w:eastAsia="en-GB"/>
+              </w:rPr>
+            </w:pPr>
+            <w:r>
+              <w:rPr>
+                <w:rFonts w:ascii="Calibri" w:hAnsi="Calibri" w:cs="Calibri"/>
+                <w:color w:val="000000"/>
+              </w:rPr>
+              <w:t>4.70%</w:t>
+            </w:r>
+          </w:p>
+        </w:tc>
+        <w:tc>
+          <w:tcPr>
+            <w:tcW w:w="1291" w:type="dxa"/>
+            <w:noWrap/>
+            <w:vAlign w:val="bottom"/>
+          </w:tcPr>
+          <w:p>
+            <w:pPr>
+              <w:rPr>
+                <w:rFonts w:ascii="Calibri" w:eastAsia="Times New Roman" w:hAnsi="Calibri" w:cs="Calibri"/>
+                <w:color w:val="000000"/>
+                <w:lang w:eastAsia="en-GB"/>
+              </w:rPr>
+            </w:pPr>
+            <w:r>
+              <w:rPr>
+                <w:rFonts w:ascii="Calibri" w:hAnsi="Calibri" w:cs="Calibri"/>
+                <w:color w:val="000000"/>
+              </w:rPr>
+              <w:t>C</w:t>
+            </w:r>
+          </w:p>
+        </w:tc>
+      </w:tr>
+      <w:tr>
+        <w:trPr>
+          <w:trHeight w:val="300"/>
+        </w:trPr>
+        <w:tc>
+          <w:tcPr>
+            <w:tcW w:w="1696" w:type="dxa"/>
+            <w:noWrap/>
+          </w:tcPr>
+          <w:p>
+            <w:pPr>
+              <w:rPr>
+                <w:rFonts w:ascii="Calibri" w:eastAsia="Times New Roman" w:hAnsi="Calibri" w:cs="Calibri"/>
+                <w:color w:val="000000"/>
+                <w:lang w:eastAsia="en-GB"/>
+              </w:rPr>
+            </w:pPr>
+            <w:r>
+              <w:rPr>
+                <w:rFonts w:ascii="Calibri" w:eastAsia="Times New Roman" w:hAnsi="Calibri" w:cs="Calibri"/>
+                <w:color w:val="000000"/>
+                <w:lang w:eastAsia="en-GB"/>
+              </w:rPr>
+              <w:t>Kali (mmol/L)</w:t>
+            </w:r>
+          </w:p>
+        </w:tc>
+        <w:tc>
+          <w:tcPr>
+            <w:tcW w:w="1843" w:type="dxa"/>
+            <w:noWrap/>
+          </w:tcPr>
+          <w:p>
+            <w:pPr>
+              <w:rPr>
+                <w:rFonts w:ascii="Calibri" w:eastAsia="Times New Roman" w:hAnsi="Calibri" w:cs="Calibri"/>
+                <w:color w:val="000000"/>
+                <w:lang w:eastAsia="en-GB"/>
+              </w:rPr>
+            </w:pPr>
+            <w:r>
+              <w:rPr>
+                <w:rFonts w:ascii="Calibri" w:eastAsia="Times New Roman" w:hAnsi="Calibri" w:cs="Calibri"/>
+                <w:color w:val="000000"/>
+                <w:lang w:eastAsia="en-GB"/>
+              </w:rPr>
+              <w:t>[3.20 - 4.34]</w:t>
+            </w:r>
+          </w:p>
+        </w:tc>
+        <w:tc>
+          <w:tcPr>
+            <w:tcW w:w="1233" w:type="dxa"/>
+            <w:noWrap/>
+          </w:tcPr>
+          <w:p>
+            <w:pPr>
+              <w:rPr>
+                <w:rFonts w:ascii="Calibri" w:eastAsia="Times New Roman" w:hAnsi="Calibri" w:cs="Calibri"/>
+                <w:color w:val="000000"/>
+                <w:lang w:eastAsia="en-GB"/>
+              </w:rPr>
+            </w:pPr>
+            <w:r>
+              <w:rPr>
+                <w:rFonts w:ascii="Calibri" w:eastAsia="Times New Roman" w:hAnsi="Calibri" w:cs="Calibri"/>
+                <w:color w:val="000000"/>
+                <w:lang w:eastAsia="en-GB"/>
+              </w:rPr>
+              <w:t>0.24%</w:t>
+            </w:r>
+          </w:p>
+        </w:tc>
+        <w:tc>
+          <w:tcPr>
+            <w:tcW w:w="1886" w:type="dxa"/>
+            <w:noWrap/>
+          </w:tcPr>
+          <w:p>
+            <w:pPr>
+              <w:rPr>
+                <w:rFonts w:ascii="Calibri" w:eastAsia="Times New Roman" w:hAnsi="Calibri" w:cs="Calibri"/>
+                <w:color w:val="000000"/>
+                <w:lang w:eastAsia="en-GB"/>
+              </w:rPr>
+            </w:pPr>
+            <w:r>
+              <w:rPr>
+                <w:rFonts w:ascii="Calibri" w:eastAsia="Times New Roman" w:hAnsi="Calibri" w:cs="Calibri"/>
+                <w:color w:val="000000"/>
+                <w:lang w:eastAsia="en-GB"/>
+              </w:rPr>
+              <w:t>[-0.58, 1.06]%</w:t>
+            </w:r>
+          </w:p>
+        </w:tc>
+        <w:tc>
+          <w:tcPr>
+            <w:tcW w:w="1067" w:type="dxa"/>
+            <w:noWrap/>
+            <w:vAlign w:val="bottom"/>
+          </w:tcPr>
+          <w:p>
+            <w:pPr>
+              <w:rPr>
+                <w:rFonts w:ascii="Calibri" w:eastAsia="Times New Roman" w:hAnsi="Calibri" w:cs="Calibri"/>
+                <w:color w:val="000000"/>
+                <w:lang w:eastAsia="en-GB"/>
+              </w:rPr>
+            </w:pPr>
+            <w:r>
+              <w:rPr>
+                <w:rFonts w:ascii="Calibri" w:hAnsi="Calibri" w:cs="Calibri"/>
+                <w:color w:val="000000"/>
+              </w:rPr>
+              <w:t>0.80%</w:t>
+            </w:r>
+          </w:p>
+        </w:tc>
+        <w:tc>
+          <w:tcPr>
+            <w:tcW w:w="1067" w:type="dxa"/>
+            <w:noWrap/>
+            <w:vAlign w:val="bottom"/>
+          </w:tcPr>
+          <w:p>
+            <w:pPr>
+              <w:rPr>
+                <w:rFonts w:ascii="Calibri" w:eastAsia="Times New Roman" w:hAnsi="Calibri" w:cs="Calibri"/>
+                <w:color w:val="000000"/>
+                <w:lang w:eastAsia="en-GB"/>
+              </w:rPr>
+            </w:pPr>
+            <w:r>
+              <w:rPr>
+                <w:rFonts w:ascii="Calibri" w:hAnsi="Calibri" w:cs="Calibri"/>
+                <w:color w:val="000000"/>
+              </w:rPr>
+              <w:t>C</w:t>
+            </w:r>
+          </w:p>
+        </w:tc>
+        <w:tc>
+          <w:tcPr>
+            <w:tcW w:w="1590" w:type="dxa"/>
+            <w:noWrap/>
+            <w:vAlign w:val="bottom"/>
+          </w:tcPr>
+          <w:p>
+            <w:pPr>
+              <w:rPr>
+                <w:rFonts w:ascii="Calibri" w:eastAsia="Times New Roman" w:hAnsi="Calibri" w:cs="Calibri"/>
+                <w:color w:val="000000"/>
+                <w:lang w:eastAsia="en-GB"/>
+              </w:rPr>
+            </w:pPr>
+            <w:r>
+              <w:rPr>
+                <w:rFonts w:ascii="Calibri" w:hAnsi="Calibri" w:cs="Calibri"/>
+                <w:color w:val="000000"/>
+              </w:rPr>
+              <w:t>1.70%</w:t>
+            </w:r>
+          </w:p>
+        </w:tc>
+        <w:tc>
+          <w:tcPr>
+            <w:tcW w:w="1134" w:type="dxa"/>
+            <w:noWrap/>
+            <w:vAlign w:val="bottom"/>
+          </w:tcPr>
+          <w:p>
+            <w:pPr>
+              <w:rPr>
+                <w:rFonts w:ascii="Calibri" w:eastAsia="Times New Roman" w:hAnsi="Calibri" w:cs="Calibri"/>
+                <w:color w:val="000000"/>
+                <w:lang w:eastAsia="en-GB"/>
+              </w:rPr>
+            </w:pPr>
+            <w:r>
+              <w:rPr>
+                <w:rFonts w:ascii="Calibri" w:hAnsi="Calibri" w:cs="Calibri"/>
+                <w:color w:val="000000"/>
+              </w:rPr>
+              <w:t>A</w:t>
+            </w:r>
+          </w:p>
+        </w:tc>
+        <w:tc>
+          <w:tcPr>
+            <w:tcW w:w="1222" w:type="dxa"/>
+            <w:noWrap/>
+            <w:vAlign w:val="bottom"/>
+          </w:tcPr>
+          <w:p>
+            <w:pPr>
+              <w:rPr>
+                <w:rFonts w:ascii="Calibri" w:eastAsia="Times New Roman" w:hAnsi="Calibri" w:cs="Calibri"/>
+                <w:color w:val="000000"/>
+                <w:lang w:eastAsia="en-GB"/>
+              </w:rPr>
+            </w:pPr>
+            <w:r>
+              <w:rPr>
+                <w:rFonts w:ascii="Calibri" w:hAnsi="Calibri" w:cs="Calibri"/>
+                <w:color w:val="000000"/>
+              </w:rPr>
+              <w:t>2.50%</w:t>
+            </w:r>
+          </w:p>
+        </w:tc>
+        <w:tc>
+          <w:tcPr>
+            <w:tcW w:w="1291" w:type="dxa"/>
+            <w:noWrap/>
+            <w:vAlign w:val="bottom"/>
+          </w:tcPr>
+          <w:p>
+            <w:pPr>
+              <w:rPr>
+                <w:rFonts w:ascii="Calibri" w:eastAsia="Times New Roman" w:hAnsi="Calibri" w:cs="Calibri"/>
+                <w:color w:val="000000"/>
+                <w:lang w:eastAsia="en-GB"/>
+              </w:rPr>
+            </w:pPr>
+            <w:r>
+              <w:rPr>
+                <w:rFonts w:ascii="Calibri" w:hAnsi="Calibri" w:cs="Calibri"/>
+                <w:color w:val="000000"/>
+              </w:rPr>
+              <w:t>A</w:t>
+            </w:r>
+          </w:p>
+        </w:tc>
+      </w:tr>
+      <w:tr>
+        <w:trPr>
+          <w:trHeight w:val="300"/>
+        </w:trPr>
+        <w:tc>
+          <w:tcPr>
+            <w:tcW w:w="14029" w:type="dxa"/>
+            <w:gridSpan w:val="10"/>
+            <w:noWrap/>
+          </w:tcPr>
+          <w:p>
+            <w:pPr>
+              <w:rPr>
+                <w:rFonts w:ascii="Calibri" w:eastAsia="Times New Roman" w:hAnsi="Calibri" w:cs="Calibri"/>
+                <w:b/>
+                <w:color w:val="000000"/>
+                <w:lang w:eastAsia="en-GB"/>
+              </w:rPr>
+            </w:pPr>
+            <w:r>
+              <w:rPr>
+                <w:rFonts w:ascii="Calibri" w:eastAsia="Times New Roman" w:hAnsi="Calibri" w:cs="Calibri"/>
+                <w:b/>
+                <w:color w:val="000000"/>
+                <w:lang w:eastAsia="en-GB"/>
+              </w:rPr>
+              <w:t xml:space="preserve">Mức độ khác biệt </w:t>
+            </w:r>
+            <w:r>
+              <w:rPr>
+                <w:rFonts w:ascii="Calibri" w:eastAsia="Times New Roman" w:hAnsi="Calibri" w:cs="Calibri"/>
+                <w:b/>
+                <w:color w:val="000000"/>
+                <w:lang w:eastAsia="en-GB"/>
+              </w:rPr>
+              <w:t>tại các nồng độ quyết định lâm sàng</w:t>
+            </w:r>
+          </w:p>
+        </w:tc>
+      </w:tr>
+      <w:tr>
+        <w:trPr>
+          <w:trHeight w:val="300"/>
+        </w:trPr>
+        <w:tc>
+          <w:tcPr>
+            <w:tcW w:w="1696" w:type="dxa"/>
+            <w:noWrap/>
+            <w:hideMark/>
+          </w:tcPr>
+          <w:p>
+            <w:pPr>
+              <w:rPr>
+                <w:rFonts w:ascii="Calibri" w:eastAsia="Times New Roman" w:hAnsi="Calibri" w:cs="Calibri"/>
+                <w:color w:val="000000"/>
+                <w:lang w:eastAsia="en-GB"/>
+              </w:rPr>
+            </w:pPr>
+            <w:r>
+              <w:rPr>
+                <w:rFonts w:ascii="Calibri" w:eastAsia="Times New Roman" w:hAnsi="Calibri" w:cs="Calibri"/>
+                <w:color w:val="000000"/>
+                <w:lang w:eastAsia="en-GB"/>
+              </w:rPr>
+              <w:t>AST</w:t>
+            </w:r>
+            <w:r>
+              <w:rPr>
+                <w:rFonts w:ascii="Calibri" w:eastAsia="Times New Roman" w:hAnsi="Calibri" w:cs="Calibri"/>
+                <w:color w:val="000000"/>
+                <w:lang w:eastAsia="en-GB"/>
+              </w:rPr>
+              <w:t xml:space="preserve"> (U/L)</w:t>
+            </w:r>
+          </w:p>
+        </w:tc>
+        <w:tc>
+          <w:tcPr>
+            <w:tcW w:w="1843" w:type="dxa"/>
+            <w:noWrap/>
+            <w:hideMark/>
+          </w:tcPr>
+          <w:p>
+            <w:pPr>
+              <w:rPr>
+                <w:rFonts w:ascii="Calibri" w:eastAsia="Times New Roman" w:hAnsi="Calibri" w:cs="Calibri"/>
+                <w:color w:val="000000"/>
+                <w:lang w:eastAsia="en-GB"/>
+              </w:rPr>
+            </w:pPr>
+            <w:r>
+              <w:rPr>
+                <w:rFonts w:ascii="Calibri" w:eastAsia="Times New Roman" w:hAnsi="Calibri" w:cs="Calibri"/>
+                <w:color w:val="000000"/>
+                <w:lang w:eastAsia="en-GB"/>
+              </w:rPr>
+              <w:t>32.00</w:t>
+            </w:r>
+          </w:p>
+        </w:tc>
+        <w:tc>
+          <w:tcPr>
+            <w:tcW w:w="1233" w:type="dxa"/>
+            <w:noWrap/>
+            <w:hideMark/>
+          </w:tcPr>
+          <w:p>
+            <w:pPr>
+              <w:rPr>
+                <w:rFonts w:ascii="Calibri" w:eastAsia="Times New Roman" w:hAnsi="Calibri" w:cs="Calibri"/>
+                <w:color w:val="000000"/>
+                <w:lang w:eastAsia="en-GB"/>
+              </w:rPr>
+            </w:pPr>
+            <w:r>
+              <w:rPr>
+                <w:rFonts w:ascii="Calibri" w:eastAsia="Times New Roman" w:hAnsi="Calibri" w:cs="Calibri"/>
+                <w:color w:val="000000"/>
+                <w:lang w:eastAsia="en-GB"/>
+              </w:rPr>
+              <w:t>-3.85%</w:t>
+            </w:r>
+          </w:p>
+        </w:tc>
+        <w:tc>
+          <w:tcPr>
+            <w:tcW w:w="1886" w:type="dxa"/>
+            <w:noWrap/>
+            <w:hideMark/>
+          </w:tcPr>
+          <w:p>
+            <w:pPr>
+              <w:rPr>
+                <w:rFonts w:ascii="Calibri" w:eastAsia="Times New Roman" w:hAnsi="Calibri" w:cs="Calibri"/>
+                <w:color w:val="000000"/>
+                <w:lang w:eastAsia="en-GB"/>
+              </w:rPr>
+            </w:pPr>
+            <w:r>
+              <w:rPr>
+                <w:rFonts w:ascii="Calibri" w:eastAsia="Times New Roman" w:hAnsi="Calibri" w:cs="Calibri"/>
+                <w:color w:val="000000"/>
+                <w:lang w:eastAsia="en-GB"/>
+              </w:rPr>
+              <w:t>[-6.17%, -1.96%]</w:t>
+            </w:r>
+          </w:p>
+        </w:tc>
+        <w:tc>
+          <w:tcPr>
+            <w:tcW w:w="1067" w:type="dxa"/>
+            <w:noWrap/>
+            <w:hideMark/>
+          </w:tcPr>
+          <w:p>
+            <w:pPr>
+              <w:rPr>
+                <w:rFonts w:ascii="Calibri" w:eastAsia="Times New Roman" w:hAnsi="Calibri" w:cs="Calibri"/>
+                <w:color w:val="000000"/>
+                <w:lang w:eastAsia="en-GB"/>
+              </w:rPr>
+            </w:pPr>
+            <w:r>
+              <w:rPr>
+                <w:rFonts w:ascii="Calibri" w:eastAsia="Times New Roman" w:hAnsi="Calibri" w:cs="Calibri"/>
+                <w:color w:val="000000"/>
+                <w:lang w:eastAsia="en-GB"/>
+              </w:rPr>
+              <w:t>2.70%</w:t>
+            </w:r>
+          </w:p>
+        </w:tc>
+        <w:tc>
+          <w:tcPr>
+            <w:tcW w:w="1067" w:type="dxa"/>
+            <w:noWrap/>
+            <w:hideMark/>
+          </w:tcPr>
+          <w:p>
+            <w:pPr>
+              <w:rPr>
+                <w:rFonts w:ascii="Calibri" w:eastAsia="Times New Roman" w:hAnsi="Calibri" w:cs="Calibri"/>
+                <w:color w:val="000000"/>
+                <w:lang w:eastAsia="en-GB"/>
+              </w:rPr>
+            </w:pPr>
+            <w:r>
+              <w:rPr>
+                <w:rFonts w:ascii="Calibri" w:eastAsia="Times New Roman" w:hAnsi="Calibri" w:cs="Calibri"/>
+                <w:color w:val="000000"/>
+                <w:lang w:eastAsia="en-GB"/>
+              </w:rPr>
+              <w:t>D</w:t>
+            </w:r>
+          </w:p>
+        </w:tc>
+        <w:tc>
+          <w:tcPr>
+            <w:tcW w:w="1590" w:type="dxa"/>
+            <w:noWrap/>
+            <w:hideMark/>
+          </w:tcPr>
+          <w:p>
+            <w:pPr>
+              <w:rPr>
+                <w:rFonts w:ascii="Calibri" w:eastAsia="Times New Roman" w:hAnsi="Calibri" w:cs="Calibri"/>
+                <w:color w:val="000000"/>
+                <w:lang w:eastAsia="en-GB"/>
+              </w:rPr>
+            </w:pPr>
+            <w:r>
+              <w:rPr>
+                <w:rFonts w:ascii="Calibri" w:eastAsia="Times New Roman" w:hAnsi="Calibri" w:cs="Calibri"/>
+                <w:color w:val="000000"/>
+                <w:lang w:eastAsia="en-GB"/>
+              </w:rPr>
+              <w:t>5.40%</w:t>
+            </w:r>
+          </w:p>
+        </w:tc>
+        <w:tc>
+          <w:tcPr>
+            <w:tcW w:w="1134" w:type="dxa"/>
+            <w:noWrap/>
+            <w:hideMark/>
+          </w:tcPr>
+          <w:p>
+            <w:pPr>
+              <w:rPr>
+                <w:rFonts w:ascii="Calibri" w:eastAsia="Times New Roman" w:hAnsi="Calibri" w:cs="Calibri"/>
+                <w:color w:val="000000"/>
+                <w:lang w:eastAsia="en-GB"/>
+              </w:rPr>
+            </w:pPr>
+            <w:r>
+              <w:rPr>
+                <w:rFonts w:ascii="Calibri" w:eastAsia="Times New Roman" w:hAnsi="Calibri" w:cs="Calibri"/>
+                <w:color w:val="000000"/>
+                <w:lang w:eastAsia="en-GB"/>
+              </w:rPr>
+              <w:t>C</w:t>
+            </w:r>
+          </w:p>
+        </w:tc>
+        <w:tc>
+          <w:tcPr>
+            <w:tcW w:w="1222" w:type="dxa"/>
+            <w:noWrap/>
+            <w:hideMark/>
+          </w:tcPr>
+          <w:p>
+            <w:pPr>
+              <w:rPr>
+                <w:rFonts w:ascii="Calibri" w:eastAsia="Times New Roman" w:hAnsi="Calibri" w:cs="Calibri"/>
+                <w:color w:val="000000"/>
+                <w:lang w:eastAsia="en-GB"/>
+              </w:rPr>
+            </w:pPr>
+            <w:r>
+              <w:rPr>
+                <w:rFonts w:ascii="Calibri" w:eastAsia="Times New Roman" w:hAnsi="Calibri" w:cs="Calibri"/>
+                <w:color w:val="000000"/>
+                <w:lang w:eastAsia="en-GB"/>
+              </w:rPr>
+              <w:t>8.00%</w:t>
+            </w:r>
+          </w:p>
+        </w:tc>
+        <w:tc>
+          <w:tcPr>
+            <w:tcW w:w="1291" w:type="dxa"/>
+            <w:noWrap/>
+            <w:hideMark/>
+          </w:tcPr>
+          <w:p>
+            <w:pPr>
+              <w:rPr>
+                <w:rFonts w:ascii="Calibri" w:eastAsia="Times New Roman" w:hAnsi="Calibri" w:cs="Calibri"/>
+                <w:color w:val="000000"/>
+                <w:lang w:eastAsia="en-GB"/>
+              </w:rPr>
+            </w:pPr>
+            <w:r>
+              <w:rPr>
+                <w:rFonts w:ascii="Calibri" w:eastAsia="Times New Roman" w:hAnsi="Calibri" w:cs="Calibri"/>
+                <w:color w:val="000000"/>
+                <w:lang w:eastAsia="en-GB"/>
+              </w:rPr>
+              <w:t>B</w:t>
+            </w:r>
+          </w:p>
+        </w:tc>
+      </w:tr>
+      <w:tr>
+        <w:trPr>
+          <w:trHeight w:val="300"/>
+        </w:trPr>
+        <w:tc>
+          <w:tcPr>
+            <w:tcW w:w="1696" w:type="dxa"/>
+            <w:noWrap/>
+            <w:hideMark/>
+          </w:tcPr>
+          <w:p>
+            <w:pPr>
+              <w:rPr>
+                <w:rFonts w:ascii="Calibri" w:eastAsia="Times New Roman" w:hAnsi="Calibri" w:cs="Calibri"/>
+                <w:color w:val="000000"/>
+                <w:lang w:eastAsia="en-GB"/>
+              </w:rPr>
+            </w:pPr>
+            <w:r>
+              <w:rPr>
+                <w:rFonts w:ascii="Calibri" w:eastAsia="Times New Roman" w:hAnsi="Calibri" w:cs="Calibri"/>
+                <w:color w:val="000000"/>
+                <w:lang w:eastAsia="en-GB"/>
+              </w:rPr>
+              <w:t>AST</w:t>
+            </w:r>
+            <w:r>
+              <w:rPr>
+                <w:rFonts w:ascii="Calibri" w:eastAsia="Times New Roman" w:hAnsi="Calibri" w:cs="Calibri"/>
+                <w:color w:val="000000"/>
+                <w:lang w:eastAsia="en-GB"/>
+              </w:rPr>
+              <w:t xml:space="preserve"> (U/L)</w:t>
+            </w:r>
+          </w:p>
+        </w:tc>
+        <w:tc>
+          <w:tcPr>
+            <w:tcW w:w="1843" w:type="dxa"/>
+            <w:noWrap/>
+            <w:hideMark/>
+          </w:tcPr>
+          <w:p>
+            <w:pPr>
+              <w:rPr>
+                <w:rFonts w:ascii="Calibri" w:eastAsia="Times New Roman" w:hAnsi="Calibri" w:cs="Calibri"/>
+                <w:color w:val="000000"/>
+                <w:lang w:eastAsia="en-GB"/>
+              </w:rPr>
+            </w:pPr>
+            <w:r>
+              <w:rPr>
+                <w:rFonts w:ascii="Calibri" w:eastAsia="Times New Roman" w:hAnsi="Calibri" w:cs="Calibri"/>
+                <w:color w:val="000000"/>
+                <w:lang w:eastAsia="en-GB"/>
+              </w:rPr>
+              <w:t>40.00</w:t>
+            </w:r>
+          </w:p>
+        </w:tc>
+        <w:tc>
+          <w:tcPr>
+            <w:tcW w:w="1233" w:type="dxa"/>
+            <w:noWrap/>
+            <w:hideMark/>
+          </w:tcPr>
+          <w:p>
+            <w:pPr>
+              <w:rPr>
+                <w:rFonts w:ascii="Calibri" w:eastAsia="Times New Roman" w:hAnsi="Calibri" w:cs="Calibri"/>
+                <w:color w:val="000000"/>
+                <w:lang w:eastAsia="en-GB"/>
+              </w:rPr>
+            </w:pPr>
+            <w:r>
+              <w:rPr>
+                <w:rFonts w:ascii="Calibri" w:eastAsia="Times New Roman" w:hAnsi="Calibri" w:cs="Calibri"/>
+                <w:color w:val="000000"/>
+                <w:lang w:eastAsia="en-GB"/>
+              </w:rPr>
+              <w:t>-3.41%</w:t>
+            </w:r>
+          </w:p>
+        </w:tc>
+        <w:tc>
+          <w:tcPr>
+            <w:tcW w:w="1886" w:type="dxa"/>
+            <w:noWrap/>
+            <w:hideMark/>
+          </w:tcPr>
+          <w:p>
+            <w:pPr>
+              <w:rPr>
+                <w:rFonts w:ascii="Calibri" w:eastAsia="Times New Roman" w:hAnsi="Calibri" w:cs="Calibri"/>
+                <w:color w:val="000000"/>
+                <w:lang w:eastAsia="en-GB"/>
+              </w:rPr>
+            </w:pPr>
+            <w:r>
+              <w:rPr>
+                <w:rFonts w:ascii="Calibri" w:eastAsia="Times New Roman" w:hAnsi="Calibri" w:cs="Calibri"/>
+                <w:color w:val="000000"/>
+                <w:lang w:eastAsia="en-GB"/>
+              </w:rPr>
+              <w:t>[-6.36%, -1.09%]</w:t>
+            </w:r>
+          </w:p>
+        </w:tc>
+        <w:tc>
+          <w:tcPr>
+            <w:tcW w:w="1067" w:type="dxa"/>
+            <w:noWrap/>
+            <w:hideMark/>
+          </w:tcPr>
+          <w:p>
+            <w:pPr>
+              <w:rPr>
+                <w:rFonts w:ascii="Calibri" w:eastAsia="Times New Roman" w:hAnsi="Calibri" w:cs="Calibri"/>
+                <w:color w:val="000000"/>
+                <w:lang w:eastAsia="en-GB"/>
+              </w:rPr>
+            </w:pPr>
+            <w:r>
+              <w:rPr>
+                <w:rFonts w:ascii="Calibri" w:eastAsia="Times New Roman" w:hAnsi="Calibri" w:cs="Calibri"/>
+                <w:color w:val="000000"/>
+                <w:lang w:eastAsia="en-GB"/>
+              </w:rPr>
+              <w:t>2.70%</w:t>
+            </w:r>
+          </w:p>
+        </w:tc>
+        <w:tc>
+          <w:tcPr>
+            <w:tcW w:w="1067" w:type="dxa"/>
+            <w:noWrap/>
+            <w:hideMark/>
+          </w:tcPr>
+          <w:p>
+            <w:pPr>
+              <w:rPr>
+                <w:rFonts w:ascii="Calibri" w:eastAsia="Times New Roman" w:hAnsi="Calibri" w:cs="Calibri"/>
+                <w:color w:val="000000"/>
+                <w:lang w:eastAsia="en-GB"/>
+              </w:rPr>
+            </w:pPr>
+            <w:r>
+              <w:rPr>
+                <w:rFonts w:ascii="Calibri" w:eastAsia="Times New Roman" w:hAnsi="Calibri" w:cs="Calibri"/>
+                <w:color w:val="000000"/>
+                <w:lang w:eastAsia="en-GB"/>
+              </w:rPr>
+              <w:t>D</w:t>
+            </w:r>
+          </w:p>
+        </w:tc>
+        <w:tc>
+          <w:tcPr>
+            <w:tcW w:w="1590" w:type="dxa"/>
+            <w:noWrap/>
+            <w:hideMark/>
+          </w:tcPr>
+          <w:p>
+            <w:pPr>
+              <w:rPr>
+                <w:rFonts w:ascii="Calibri" w:eastAsia="Times New Roman" w:hAnsi="Calibri" w:cs="Calibri"/>
+                <w:color w:val="000000"/>
+                <w:lang w:eastAsia="en-GB"/>
+              </w:rPr>
+            </w:pPr>
+            <w:r>
+              <w:rPr>
+                <w:rFonts w:ascii="Calibri" w:eastAsia="Times New Roman" w:hAnsi="Calibri" w:cs="Calibri"/>
+                <w:color w:val="000000"/>
+                <w:lang w:eastAsia="en-GB"/>
+              </w:rPr>
+              <w:t>5.40%</w:t>
+            </w:r>
+          </w:p>
+        </w:tc>
+        <w:tc>
+          <w:tcPr>
+            <w:tcW w:w="1134" w:type="dxa"/>
+            <w:noWrap/>
+            <w:hideMark/>
+          </w:tcPr>
+          <w:p>
+            <w:pPr>
+              <w:rPr>
+                <w:rFonts w:ascii="Calibri" w:eastAsia="Times New Roman" w:hAnsi="Calibri" w:cs="Calibri"/>
+                <w:color w:val="000000"/>
+                <w:lang w:eastAsia="en-GB"/>
+              </w:rPr>
+            </w:pPr>
+            <w:r>
+              <w:rPr>
+                <w:rFonts w:ascii="Calibri" w:eastAsia="Times New Roman" w:hAnsi="Calibri" w:cs="Calibri"/>
+                <w:color w:val="000000"/>
+                <w:lang w:eastAsia="en-GB"/>
+              </w:rPr>
+              <w:t>C</w:t>
+            </w:r>
+          </w:p>
+        </w:tc>
+        <w:tc>
+          <w:tcPr>
+            <w:tcW w:w="1222" w:type="dxa"/>
+            <w:noWrap/>
+            <w:hideMark/>
+          </w:tcPr>
+          <w:p>
+            <w:pPr>
+              <w:rPr>
+                <w:rFonts w:ascii="Calibri" w:eastAsia="Times New Roman" w:hAnsi="Calibri" w:cs="Calibri"/>
+                <w:color w:val="000000"/>
+                <w:lang w:eastAsia="en-GB"/>
+              </w:rPr>
+            </w:pPr>
+            <w:r>
+              <w:rPr>
+                <w:rFonts w:ascii="Calibri" w:eastAsia="Times New Roman" w:hAnsi="Calibri" w:cs="Calibri"/>
+                <w:color w:val="000000"/>
+                <w:lang w:eastAsia="en-GB"/>
+              </w:rPr>
+              <w:t>8.00%</w:t>
+            </w:r>
+          </w:p>
+        </w:tc>
+        <w:tc>
+          <w:tcPr>
+            <w:tcW w:w="1291" w:type="dxa"/>
+            <w:noWrap/>
+            <w:hideMark/>
+          </w:tcPr>
+          <w:p>
+            <w:pPr>
+              <w:rPr>
+                <w:rFonts w:ascii="Calibri" w:eastAsia="Times New Roman" w:hAnsi="Calibri" w:cs="Calibri"/>
+                <w:color w:val="000000"/>
+                <w:lang w:eastAsia="en-GB"/>
+              </w:rPr>
+            </w:pPr>
+            <w:r>
+              <w:rPr>
+                <w:rFonts w:ascii="Calibri" w:eastAsia="Times New Roman" w:hAnsi="Calibri" w:cs="Calibri"/>
+                <w:color w:val="000000"/>
+                <w:lang w:eastAsia="en-GB"/>
+              </w:rPr>
+              <w:t>B</w:t>
+            </w:r>
+          </w:p>
+        </w:tc>
+      </w:tr>
+      <w:tr>
+        <w:trPr>
+          <w:trHeight w:val="300"/>
+        </w:trPr>
+        <w:tc>
+          <w:tcPr>
+            <w:tcW w:w="1696" w:type="dxa"/>
+            <w:noWrap/>
+            <w:hideMark/>
+          </w:tcPr>
+          <w:p>
+            <w:pPr>
+              <w:rPr>
+                <w:rFonts w:ascii="Calibri" w:eastAsia="Times New Roman" w:hAnsi="Calibri" w:cs="Calibri"/>
+                <w:color w:val="000000"/>
+                <w:lang w:eastAsia="en-GB"/>
+              </w:rPr>
+            </w:pPr>
+            <w:r>
+              <w:rPr>
+                <w:rFonts w:ascii="Calibri" w:eastAsia="Times New Roman" w:hAnsi="Calibri" w:cs="Calibri"/>
+                <w:color w:val="000000"/>
+                <w:lang w:eastAsia="en-GB"/>
+              </w:rPr>
+              <w:t>AST</w:t>
+            </w:r>
+            <w:r>
+              <w:rPr>
+                <w:rFonts w:ascii="Calibri" w:eastAsia="Times New Roman" w:hAnsi="Calibri" w:cs="Calibri"/>
+                <w:color w:val="000000"/>
+                <w:lang w:eastAsia="en-GB"/>
+              </w:rPr>
+              <w:t xml:space="preserve"> (U/L)</w:t>
+            </w:r>
+          </w:p>
+        </w:tc>
+        <w:tc>
+          <w:tcPr>
+            <w:tcW w:w="1843" w:type="dxa"/>
+            <w:noWrap/>
+            <w:hideMark/>
+          </w:tcPr>
+          <w:p>
+            <w:pPr>
+              <w:rPr>
+                <w:rFonts w:ascii="Calibri" w:eastAsia="Times New Roman" w:hAnsi="Calibri" w:cs="Calibri"/>
+                <w:color w:val="000000"/>
+                <w:lang w:eastAsia="en-GB"/>
+              </w:rPr>
+            </w:pPr>
+            <w:r>
+              <w:rPr>
+                <w:rFonts w:ascii="Calibri" w:eastAsia="Times New Roman" w:hAnsi="Calibri" w:cs="Calibri"/>
+                <w:color w:val="000000"/>
+                <w:lang w:eastAsia="en-GB"/>
+              </w:rPr>
+              <w:t>400.00</w:t>
+            </w:r>
+          </w:p>
+        </w:tc>
+        <w:tc>
+          <w:tcPr>
+            <w:tcW w:w="1233" w:type="dxa"/>
+            <w:noWrap/>
+            <w:hideMark/>
+          </w:tcPr>
+          <w:p>
+            <w:pPr>
+              <w:rPr>
+                <w:rFonts w:ascii="Calibri" w:eastAsia="Times New Roman" w:hAnsi="Calibri" w:cs="Calibri"/>
+                <w:color w:val="000000"/>
+                <w:lang w:eastAsia="en-GB"/>
+              </w:rPr>
+            </w:pPr>
+            <w:r>
+              <w:rPr>
+                <w:rFonts w:ascii="Calibri" w:eastAsia="Times New Roman" w:hAnsi="Calibri" w:cs="Calibri"/>
+                <w:color w:val="000000"/>
+                <w:lang w:eastAsia="en-GB"/>
+              </w:rPr>
+              <w:t>-2.08%</w:t>
+            </w:r>
+          </w:p>
+        </w:tc>
+        <w:tc>
+          <w:tcPr>
+            <w:tcW w:w="1886" w:type="dxa"/>
+            <w:noWrap/>
+            <w:hideMark/>
+          </w:tcPr>
+          <w:p>
+            <w:pPr>
+              <w:rPr>
+                <w:rFonts w:ascii="Calibri" w:eastAsia="Times New Roman" w:hAnsi="Calibri" w:cs="Calibri"/>
+                <w:color w:val="000000"/>
+                <w:lang w:eastAsia="en-GB"/>
+              </w:rPr>
+            </w:pPr>
+            <w:r>
+              <w:rPr>
+                <w:rFonts w:ascii="Calibri" w:eastAsia="Times New Roman" w:hAnsi="Calibri" w:cs="Calibri"/>
+                <w:color w:val="000000"/>
+                <w:lang w:eastAsia="en-GB"/>
+              </w:rPr>
+              <w:t>[-7.61%, 3.00%]</w:t>
+            </w:r>
+          </w:p>
+        </w:tc>
+        <w:tc>
+          <w:tcPr>
+            <w:tcW w:w="1067" w:type="dxa"/>
+            <w:noWrap/>
+            <w:hideMark/>
+          </w:tcPr>
+          <w:p>
+            <w:pPr>
+              <w:rPr>
+                <w:rFonts w:ascii="Calibri" w:eastAsia="Times New Roman" w:hAnsi="Calibri" w:cs="Calibri"/>
+                <w:color w:val="000000"/>
+                <w:lang w:eastAsia="en-GB"/>
+              </w:rPr>
+            </w:pPr>
+            <w:r>
+              <w:rPr>
+                <w:rFonts w:ascii="Calibri" w:eastAsia="Times New Roman" w:hAnsi="Calibri" w:cs="Calibri"/>
+                <w:color w:val="000000"/>
+                <w:lang w:eastAsia="en-GB"/>
+              </w:rPr>
+              <w:t>2.70%</w:t>
+            </w:r>
+          </w:p>
+        </w:tc>
+        <w:tc>
+          <w:tcPr>
+            <w:tcW w:w="1067" w:type="dxa"/>
+            <w:noWrap/>
+            <w:hideMark/>
+          </w:tcPr>
+          <w:p>
+            <w:pPr>
+              <w:rPr>
+                <w:rFonts w:ascii="Calibri" w:eastAsia="Times New Roman" w:hAnsi="Calibri" w:cs="Calibri"/>
+                <w:color w:val="000000"/>
+                <w:lang w:eastAsia="en-GB"/>
+              </w:rPr>
+            </w:pPr>
+            <w:r>
+              <w:rPr>
+                <w:rFonts w:ascii="Calibri" w:eastAsia="Times New Roman" w:hAnsi="Calibri" w:cs="Calibri"/>
+                <w:color w:val="000000"/>
+                <w:lang w:eastAsia="en-GB"/>
+              </w:rPr>
+              <w:t>C</w:t>
+            </w:r>
+          </w:p>
+        </w:tc>
+        <w:tc>
+          <w:tcPr>
+            <w:tcW w:w="1590" w:type="dxa"/>
+            <w:noWrap/>
+            <w:hideMark/>
+          </w:tcPr>
+          <w:p>
+            <w:pPr>
+              <w:rPr>
+                <w:rFonts w:ascii="Calibri" w:eastAsia="Times New Roman" w:hAnsi="Calibri" w:cs="Calibri"/>
+                <w:color w:val="000000"/>
+                <w:lang w:eastAsia="en-GB"/>
+              </w:rPr>
+            </w:pPr>
+            <w:r>
+              <w:rPr>
+                <w:rFonts w:ascii="Calibri" w:eastAsia="Times New Roman" w:hAnsi="Calibri" w:cs="Calibri"/>
+                <w:color w:val="000000"/>
+                <w:lang w:eastAsia="en-GB"/>
+              </w:rPr>
+              <w:t>5.40%</w:t>
+            </w:r>
+          </w:p>
+        </w:tc>
+        <w:tc>
+          <w:tcPr>
+            <w:tcW w:w="1134" w:type="dxa"/>
+            <w:noWrap/>
+            <w:hideMark/>
+          </w:tcPr>
+          <w:p>
+            <w:pPr>
+              <w:rPr>
+                <w:rFonts w:ascii="Calibri" w:eastAsia="Times New Roman" w:hAnsi="Calibri" w:cs="Calibri"/>
+                <w:color w:val="000000"/>
+                <w:lang w:eastAsia="en-GB"/>
+              </w:rPr>
+            </w:pPr>
+            <w:r>
+              <w:rPr>
+                <w:rFonts w:ascii="Calibri" w:eastAsia="Times New Roman" w:hAnsi="Calibri" w:cs="Calibri"/>
+                <w:color w:val="000000"/>
+                <w:lang w:eastAsia="en-GB"/>
+              </w:rPr>
+              <w:t>C</w:t>
+            </w:r>
+          </w:p>
+        </w:tc>
+        <w:tc>
+          <w:tcPr>
+            <w:tcW w:w="1222" w:type="dxa"/>
+            <w:noWrap/>
+            <w:hideMark/>
+          </w:tcPr>
+          <w:p>
+            <w:pPr>
+              <w:rPr>
+                <w:rFonts w:ascii="Calibri" w:eastAsia="Times New Roman" w:hAnsi="Calibri" w:cs="Calibri"/>
+                <w:color w:val="000000"/>
+                <w:lang w:eastAsia="en-GB"/>
+              </w:rPr>
+            </w:pPr>
+            <w:r>
+              <w:rPr>
+                <w:rFonts w:ascii="Calibri" w:eastAsia="Times New Roman" w:hAnsi="Calibri" w:cs="Calibri"/>
+                <w:color w:val="000000"/>
+                <w:lang w:eastAsia="en-GB"/>
+              </w:rPr>
+              <w:t>8.00%</w:t>
+            </w:r>
+          </w:p>
+        </w:tc>
+        <w:tc>
+          <w:tcPr>
+            <w:tcW w:w="1291" w:type="dxa"/>
+            <w:noWrap/>
+            <w:hideMark/>
+          </w:tcPr>
+          <w:p>
+            <w:pPr>
+              <w:rPr>
+                <w:rFonts w:ascii="Calibri" w:eastAsia="Times New Roman" w:hAnsi="Calibri" w:cs="Calibri"/>
+                <w:color w:val="000000"/>
+                <w:lang w:eastAsia="en-GB"/>
+              </w:rPr>
+            </w:pPr>
+            <w:r>
+              <w:rPr>
+                <w:rFonts w:ascii="Calibri" w:eastAsia="Times New Roman" w:hAnsi="Calibri" w:cs="Calibri"/>
+                <w:color w:val="000000"/>
+                <w:lang w:eastAsia="en-GB"/>
+              </w:rPr>
+              <w:t>A</w:t>
+            </w:r>
+          </w:p>
+        </w:tc>
+      </w:tr>
+      <w:tr>
+        <w:trPr>
+          <w:trHeight w:val="300"/>
+        </w:trPr>
+        <w:tc>
+          <w:tcPr>
+            <w:tcW w:w="1696" w:type="dxa"/>
+            <w:noWrap/>
+            <w:hideMark/>
+          </w:tcPr>
+          <w:p>
+            <w:pPr>
+              <w:rPr>
+                <w:rFonts w:ascii="Calibri" w:eastAsia="Times New Roman" w:hAnsi="Calibri" w:cs="Calibri"/>
+                <w:color w:val="000000"/>
+                <w:lang w:eastAsia="en-GB"/>
+              </w:rPr>
+            </w:pPr>
+            <w:r>
+              <w:rPr>
+                <w:rFonts w:ascii="Calibri" w:eastAsia="Times New Roman" w:hAnsi="Calibri" w:cs="Calibri"/>
+                <w:color w:val="000000"/>
+                <w:lang w:eastAsia="en-GB"/>
+              </w:rPr>
+              <w:t>LDH</w:t>
+            </w:r>
+            <w:r>
+              <w:rPr>
+                <w:rFonts w:ascii="Calibri" w:eastAsia="Times New Roman" w:hAnsi="Calibri" w:cs="Calibri"/>
+                <w:color w:val="000000"/>
+                <w:lang w:eastAsia="en-GB"/>
+              </w:rPr>
+              <w:t xml:space="preserve"> (U/L)</w:t>
+            </w:r>
+          </w:p>
+        </w:tc>
+        <w:tc>
+          <w:tcPr>
+            <w:tcW w:w="1843" w:type="dxa"/>
+            <w:noWrap/>
+            <w:hideMark/>
+          </w:tcPr>
+          <w:p>
+            <w:pPr>
+              <w:rPr>
+                <w:rFonts w:ascii="Calibri" w:eastAsia="Times New Roman" w:hAnsi="Calibri" w:cs="Calibri"/>
+                <w:color w:val="000000"/>
+                <w:lang w:eastAsia="en-GB"/>
+              </w:rPr>
+            </w:pPr>
+            <w:r>
+              <w:rPr>
+                <w:rFonts w:ascii="Calibri" w:eastAsia="Times New Roman" w:hAnsi="Calibri" w:cs="Calibri"/>
+                <w:color w:val="000000"/>
+                <w:lang w:eastAsia="en-GB"/>
+              </w:rPr>
+              <w:t>135.00</w:t>
+            </w:r>
+          </w:p>
+        </w:tc>
+        <w:tc>
+          <w:tcPr>
+            <w:tcW w:w="1233" w:type="dxa"/>
+            <w:noWrap/>
+            <w:hideMark/>
+          </w:tcPr>
+          <w:p>
+            <w:pPr>
+              <w:rPr>
+                <w:rFonts w:ascii="Calibri" w:eastAsia="Times New Roman" w:hAnsi="Calibri" w:cs="Calibri"/>
+                <w:color w:val="000000"/>
+                <w:lang w:eastAsia="en-GB"/>
+              </w:rPr>
+            </w:pPr>
+            <w:r>
+              <w:rPr>
+                <w:rFonts w:ascii="Calibri" w:eastAsia="Times New Roman" w:hAnsi="Calibri" w:cs="Calibri"/>
+                <w:color w:val="000000"/>
+                <w:lang w:eastAsia="en-GB"/>
+              </w:rPr>
+              <w:t>0.64%</w:t>
+            </w:r>
+          </w:p>
+        </w:tc>
+        <w:tc>
+          <w:tcPr>
+            <w:tcW w:w="1886" w:type="dxa"/>
+            <w:noWrap/>
+            <w:hideMark/>
+          </w:tcPr>
+          <w:p>
+            <w:pPr>
+              <w:rPr>
+                <w:rFonts w:ascii="Calibri" w:eastAsia="Times New Roman" w:hAnsi="Calibri" w:cs="Calibri"/>
+                <w:color w:val="000000"/>
+                <w:lang w:eastAsia="en-GB"/>
+              </w:rPr>
+            </w:pPr>
+            <w:r>
+              <w:rPr>
+                <w:rFonts w:ascii="Calibri" w:eastAsia="Times New Roman" w:hAnsi="Calibri" w:cs="Calibri"/>
+                <w:color w:val="000000"/>
+                <w:lang w:eastAsia="en-GB"/>
+              </w:rPr>
+              <w:t>[-5.83%, 4.76%]</w:t>
+            </w:r>
+          </w:p>
+        </w:tc>
+        <w:tc>
+          <w:tcPr>
+            <w:tcW w:w="1067" w:type="dxa"/>
+            <w:noWrap/>
+            <w:hideMark/>
+          </w:tcPr>
+          <w:p>
+            <w:pPr>
+              <w:rPr>
+                <w:rFonts w:ascii="Calibri" w:eastAsia="Times New Roman" w:hAnsi="Calibri" w:cs="Calibri"/>
+                <w:color w:val="000000"/>
+                <w:lang w:eastAsia="en-GB"/>
+              </w:rPr>
+            </w:pPr>
+            <w:r>
+              <w:rPr>
+                <w:rFonts w:ascii="Calibri" w:eastAsia="Times New Roman" w:hAnsi="Calibri" w:cs="Calibri"/>
+                <w:color w:val="000000"/>
+                <w:lang w:eastAsia="en-GB"/>
+              </w:rPr>
+              <w:t>1.60%</w:t>
+            </w:r>
+          </w:p>
+        </w:tc>
+        <w:tc>
+          <w:tcPr>
+            <w:tcW w:w="1067" w:type="dxa"/>
+            <w:noWrap/>
+            <w:hideMark/>
+          </w:tcPr>
+          <w:p>
+            <w:pPr>
+              <w:rPr>
+                <w:rFonts w:ascii="Calibri" w:eastAsia="Times New Roman" w:hAnsi="Calibri" w:cs="Calibri"/>
+                <w:color w:val="000000"/>
+                <w:lang w:eastAsia="en-GB"/>
+              </w:rPr>
+            </w:pPr>
+            <w:r>
+              <w:rPr>
+                <w:rFonts w:ascii="Calibri" w:eastAsia="Times New Roman" w:hAnsi="Calibri" w:cs="Calibri"/>
+                <w:color w:val="000000"/>
+                <w:lang w:eastAsia="en-GB"/>
+              </w:rPr>
+              <w:t>C</w:t>
+            </w:r>
+          </w:p>
+        </w:tc>
+        <w:tc>
+          <w:tcPr>
+            <w:tcW w:w="1590" w:type="dxa"/>
+            <w:noWrap/>
+            <w:hideMark/>
+          </w:tcPr>
+          <w:p>
+            <w:pPr>
+              <w:rPr>
+                <w:rFonts w:ascii="Calibri" w:eastAsia="Times New Roman" w:hAnsi="Calibri" w:cs="Calibri"/>
+                <w:color w:val="000000"/>
+                <w:lang w:eastAsia="en-GB"/>
+              </w:rPr>
+            </w:pPr>
+            <w:r>
+              <w:rPr>
+                <w:rFonts w:ascii="Calibri" w:eastAsia="Times New Roman" w:hAnsi="Calibri" w:cs="Calibri"/>
+                <w:color w:val="000000"/>
+                <w:lang w:eastAsia="en-GB"/>
+              </w:rPr>
+              <w:t>3.10%</w:t>
+            </w:r>
+          </w:p>
+        </w:tc>
+        <w:tc>
+          <w:tcPr>
+            <w:tcW w:w="1134" w:type="dxa"/>
+            <w:noWrap/>
+            <w:hideMark/>
+          </w:tcPr>
+          <w:p>
+            <w:pPr>
+              <w:rPr>
+                <w:rFonts w:ascii="Calibri" w:eastAsia="Times New Roman" w:hAnsi="Calibri" w:cs="Calibri"/>
+                <w:color w:val="000000"/>
+                <w:lang w:eastAsia="en-GB"/>
+              </w:rPr>
+            </w:pPr>
+            <w:r>
+              <w:rPr>
+                <w:rFonts w:ascii="Calibri" w:eastAsia="Times New Roman" w:hAnsi="Calibri" w:cs="Calibri"/>
+                <w:color w:val="000000"/>
+                <w:lang w:eastAsia="en-GB"/>
+              </w:rPr>
+              <w:t>C</w:t>
+            </w:r>
+          </w:p>
+        </w:tc>
+        <w:tc>
+          <w:tcPr>
+            <w:tcW w:w="1222" w:type="dxa"/>
+            <w:noWrap/>
+            <w:hideMark/>
+          </w:tcPr>
+          <w:p>
+            <w:pPr>
+              <w:rPr>
+                <w:rFonts w:ascii="Calibri" w:eastAsia="Times New Roman" w:hAnsi="Calibri" w:cs="Calibri"/>
+                <w:color w:val="000000"/>
+                <w:lang w:eastAsia="en-GB"/>
+              </w:rPr>
+            </w:pPr>
+            <w:r>
+              <w:rPr>
+                <w:rFonts w:ascii="Calibri" w:eastAsia="Times New Roman" w:hAnsi="Calibri" w:cs="Calibri"/>
+                <w:color w:val="000000"/>
+                <w:lang w:eastAsia="en-GB"/>
+              </w:rPr>
+              <w:t>4.70%</w:t>
+            </w:r>
+          </w:p>
+        </w:tc>
+        <w:tc>
+          <w:tcPr>
+            <w:tcW w:w="1291" w:type="dxa"/>
+            <w:noWrap/>
+            <w:hideMark/>
+          </w:tcPr>
+          <w:p>
+            <w:pPr>
+              <w:rPr>
+                <w:rFonts w:ascii="Calibri" w:eastAsia="Times New Roman" w:hAnsi="Calibri" w:cs="Calibri"/>
+                <w:color w:val="000000"/>
+                <w:lang w:eastAsia="en-GB"/>
+              </w:rPr>
+            </w:pPr>
+            <w:r>
+              <w:rPr>
+                <w:rFonts w:ascii="Calibri" w:eastAsia="Times New Roman" w:hAnsi="Calibri" w:cs="Calibri"/>
+                <w:color w:val="000000"/>
+                <w:lang w:eastAsia="en-GB"/>
+              </w:rPr>
+              <w:t>C</w:t>
+            </w:r>
+          </w:p>
+        </w:tc>
+      </w:tr>
+      <w:tr>
+        <w:trPr>
+          <w:trHeight w:val="300"/>
+        </w:trPr>
+        <w:tc>
+          <w:tcPr>
+            <w:tcW w:w="1696" w:type="dxa"/>
+            <w:noWrap/>
+            <w:hideMark/>
+          </w:tcPr>
+          <w:p>
+            <w:pPr>
+              <w:rPr>
+                <w:rFonts w:ascii="Calibri" w:eastAsia="Times New Roman" w:hAnsi="Calibri" w:cs="Calibri"/>
+                <w:color w:val="000000"/>
+                <w:lang w:eastAsia="en-GB"/>
+              </w:rPr>
+            </w:pPr>
+            <w:r>
+              <w:rPr>
+                <w:rFonts w:ascii="Calibri" w:eastAsia="Times New Roman" w:hAnsi="Calibri" w:cs="Calibri"/>
+                <w:color w:val="000000"/>
+                <w:lang w:eastAsia="en-GB"/>
+              </w:rPr>
+              <w:t>LDH</w:t>
+            </w:r>
+            <w:r>
+              <w:rPr>
+                <w:rFonts w:ascii="Calibri" w:eastAsia="Times New Roman" w:hAnsi="Calibri" w:cs="Calibri"/>
+                <w:color w:val="000000"/>
+                <w:lang w:eastAsia="en-GB"/>
+              </w:rPr>
+              <w:t xml:space="preserve"> (U/L)</w:t>
+            </w:r>
+          </w:p>
+        </w:tc>
+        <w:tc>
+          <w:tcPr>
+            <w:tcW w:w="1843" w:type="dxa"/>
+            <w:noWrap/>
+            <w:hideMark/>
+          </w:tcPr>
+          <w:p>
+            <w:pPr>
+              <w:rPr>
+                <w:rFonts w:ascii="Calibri" w:eastAsia="Times New Roman" w:hAnsi="Calibri" w:cs="Calibri"/>
+                <w:color w:val="000000"/>
+                <w:lang w:eastAsia="en-GB"/>
+              </w:rPr>
+            </w:pPr>
+            <w:r>
+              <w:rPr>
+                <w:rFonts w:ascii="Calibri" w:eastAsia="Times New Roman" w:hAnsi="Calibri" w:cs="Calibri"/>
+                <w:color w:val="000000"/>
+                <w:lang w:eastAsia="en-GB"/>
+              </w:rPr>
+              <w:t>225.00</w:t>
+            </w:r>
+          </w:p>
+        </w:tc>
+        <w:tc>
+          <w:tcPr>
+            <w:tcW w:w="1233" w:type="dxa"/>
+            <w:noWrap/>
+            <w:hideMark/>
+          </w:tcPr>
+          <w:p>
+            <w:pPr>
+              <w:rPr>
+                <w:rFonts w:ascii="Calibri" w:eastAsia="Times New Roman" w:hAnsi="Calibri" w:cs="Calibri"/>
+                <w:color w:val="000000"/>
+                <w:lang w:eastAsia="en-GB"/>
+              </w:rPr>
+            </w:pPr>
+            <w:r>
+              <w:rPr>
+                <w:rFonts w:ascii="Calibri" w:eastAsia="Times New Roman" w:hAnsi="Calibri" w:cs="Calibri"/>
+                <w:color w:val="000000"/>
+                <w:lang w:eastAsia="en-GB"/>
+              </w:rPr>
+              <w:t>-5.83%</w:t>
+            </w:r>
+          </w:p>
+        </w:tc>
+        <w:tc>
+          <w:tcPr>
+            <w:tcW w:w="1886" w:type="dxa"/>
+            <w:noWrap/>
+            <w:hideMark/>
+          </w:tcPr>
+          <w:p>
+            <w:pPr>
+              <w:rPr>
+                <w:rFonts w:ascii="Calibri" w:eastAsia="Times New Roman" w:hAnsi="Calibri" w:cs="Calibri"/>
+                <w:color w:val="000000"/>
+                <w:lang w:eastAsia="en-GB"/>
+              </w:rPr>
+            </w:pPr>
+            <w:r>
+              <w:rPr>
+                <w:rFonts w:ascii="Calibri" w:eastAsia="Times New Roman" w:hAnsi="Calibri" w:cs="Calibri"/>
+                <w:color w:val="000000"/>
+                <w:lang w:eastAsia="en-GB"/>
+              </w:rPr>
+              <w:t>[-10.14%, -0.35%]</w:t>
+            </w:r>
+          </w:p>
+        </w:tc>
+        <w:tc>
+          <w:tcPr>
+            <w:tcW w:w="1067" w:type="dxa"/>
+            <w:noWrap/>
+            <w:hideMark/>
+          </w:tcPr>
+          <w:p>
+            <w:pPr>
+              <w:rPr>
+                <w:rFonts w:ascii="Calibri" w:eastAsia="Times New Roman" w:hAnsi="Calibri" w:cs="Calibri"/>
+                <w:color w:val="000000"/>
+                <w:lang w:eastAsia="en-GB"/>
+              </w:rPr>
+            </w:pPr>
+            <w:r>
+              <w:rPr>
+                <w:rFonts w:ascii="Calibri" w:eastAsia="Times New Roman" w:hAnsi="Calibri" w:cs="Calibri"/>
+                <w:color w:val="000000"/>
+                <w:lang w:eastAsia="en-GB"/>
+              </w:rPr>
+              <w:t>1.60%</w:t>
+            </w:r>
+          </w:p>
+        </w:tc>
+        <w:tc>
+          <w:tcPr>
+            <w:tcW w:w="1067" w:type="dxa"/>
+            <w:noWrap/>
+            <w:hideMark/>
+          </w:tcPr>
+          <w:p>
+            <w:pPr>
+              <w:rPr>
+                <w:rFonts w:ascii="Calibri" w:eastAsia="Times New Roman" w:hAnsi="Calibri" w:cs="Calibri"/>
+                <w:color w:val="000000"/>
+                <w:lang w:eastAsia="en-GB"/>
+              </w:rPr>
+            </w:pPr>
+            <w:r>
+              <w:rPr>
+                <w:rFonts w:ascii="Calibri" w:eastAsia="Times New Roman" w:hAnsi="Calibri" w:cs="Calibri"/>
+                <w:color w:val="000000"/>
+                <w:lang w:eastAsia="en-GB"/>
+              </w:rPr>
+              <w:t>D</w:t>
+            </w:r>
+          </w:p>
+        </w:tc>
+        <w:tc>
+          <w:tcPr>
+            <w:tcW w:w="1590" w:type="dxa"/>
+            <w:noWrap/>
+            <w:hideMark/>
+          </w:tcPr>
+          <w:p>
+            <w:pPr>
+              <w:rPr>
+                <w:rFonts w:ascii="Calibri" w:eastAsia="Times New Roman" w:hAnsi="Calibri" w:cs="Calibri"/>
+                <w:color w:val="000000"/>
+                <w:lang w:eastAsia="en-GB"/>
+              </w:rPr>
+            </w:pPr>
+            <w:r>
+              <w:rPr>
+                <w:rFonts w:ascii="Calibri" w:eastAsia="Times New Roman" w:hAnsi="Calibri" w:cs="Calibri"/>
+                <w:color w:val="000000"/>
+                <w:lang w:eastAsia="en-GB"/>
+              </w:rPr>
+              <w:t>3.10%</w:t>
+            </w:r>
+          </w:p>
+        </w:tc>
+        <w:tc>
+          <w:tcPr>
+            <w:tcW w:w="1134" w:type="dxa"/>
+            <w:noWrap/>
+            <w:hideMark/>
+          </w:tcPr>
+          <w:p>
+            <w:pPr>
+              <w:rPr>
+                <w:rFonts w:ascii="Calibri" w:eastAsia="Times New Roman" w:hAnsi="Calibri" w:cs="Calibri"/>
+                <w:color w:val="000000"/>
+                <w:lang w:eastAsia="en-GB"/>
+              </w:rPr>
+            </w:pPr>
+            <w:r>
+              <w:rPr>
+                <w:rFonts w:ascii="Calibri" w:eastAsia="Times New Roman" w:hAnsi="Calibri" w:cs="Calibri"/>
+                <w:color w:val="000000"/>
+                <w:lang w:eastAsia="en-GB"/>
+              </w:rPr>
+              <w:t>D</w:t>
+            </w:r>
+          </w:p>
+        </w:tc>
+        <w:tc>
+          <w:tcPr>
+            <w:tcW w:w="1222" w:type="dxa"/>
+            <w:noWrap/>
+            <w:hideMark/>
+          </w:tcPr>
+          <w:p>
+            <w:pPr>
+              <w:rPr>
+                <w:rFonts w:ascii="Calibri" w:eastAsia="Times New Roman" w:hAnsi="Calibri" w:cs="Calibri"/>
+                <w:color w:val="000000"/>
+                <w:lang w:eastAsia="en-GB"/>
+              </w:rPr>
+            </w:pPr>
+            <w:r>
+              <w:rPr>
+                <w:rFonts w:ascii="Calibri" w:eastAsia="Times New Roman" w:hAnsi="Calibri" w:cs="Calibri"/>
+                <w:color w:val="000000"/>
+                <w:lang w:eastAsia="en-GB"/>
+              </w:rPr>
+              <w:t>4.70%</w:t>
+            </w:r>
+          </w:p>
+        </w:tc>
+        <w:tc>
+          <w:tcPr>
+            <w:tcW w:w="1291" w:type="dxa"/>
+            <w:noWrap/>
+            <w:hideMark/>
+          </w:tcPr>
+          <w:p>
+            <w:pPr>
+              <w:rPr>
+                <w:rFonts w:ascii="Calibri" w:eastAsia="Times New Roman" w:hAnsi="Calibri" w:cs="Calibri"/>
+                <w:color w:val="000000"/>
+                <w:lang w:eastAsia="en-GB"/>
+              </w:rPr>
+            </w:pPr>
+            <w:r>
+              <w:rPr>
+                <w:rFonts w:ascii="Calibri" w:eastAsia="Times New Roman" w:hAnsi="Calibri" w:cs="Calibri"/>
+                <w:color w:val="000000"/>
+                <w:lang w:eastAsia="en-GB"/>
+              </w:rPr>
+              <w:t>D</w:t>
+            </w:r>
+          </w:p>
+        </w:tc>
+      </w:tr>
+      <w:tr>
+        <w:trPr>
+          <w:trHeight w:val="300"/>
+        </w:trPr>
+        <w:tc>
+          <w:tcPr>
+            <w:tcW w:w="1696" w:type="dxa"/>
+            <w:noWrap/>
+          </w:tcPr>
+          <w:p>
+            <w:pPr>
+              <w:rPr>
+                <w:rFonts w:ascii="Calibri" w:eastAsia="Times New Roman" w:hAnsi="Calibri" w:cs="Calibri"/>
+                <w:color w:val="000000"/>
+                <w:lang w:eastAsia="en-GB"/>
+              </w:rPr>
+            </w:pPr>
+            <w:r>
+              <w:rPr>
+                <w:rFonts w:ascii="Calibri" w:eastAsia="Times New Roman" w:hAnsi="Calibri" w:cs="Calibri"/>
+                <w:color w:val="000000"/>
+                <w:lang w:eastAsia="en-GB"/>
+              </w:rPr>
+              <w:t>Kali (mmol/L)</w:t>
+            </w:r>
+          </w:p>
+        </w:tc>
+        <w:tc>
+          <w:tcPr>
+            <w:tcW w:w="1843" w:type="dxa"/>
+            <w:noWrap/>
+          </w:tcPr>
+          <w:p>
+            <w:pPr>
+              <w:rPr>
+                <w:rFonts w:ascii="Calibri" w:eastAsia="Times New Roman" w:hAnsi="Calibri" w:cs="Calibri"/>
+                <w:color w:val="000000"/>
+                <w:lang w:eastAsia="en-GB"/>
+              </w:rPr>
+            </w:pPr>
+            <w:r>
+              <w:rPr>
+                <w:rFonts w:ascii="Calibri" w:eastAsia="Times New Roman" w:hAnsi="Calibri" w:cs="Calibri"/>
+                <w:color w:val="000000"/>
+                <w:lang w:eastAsia="en-GB"/>
+              </w:rPr>
+              <w:t>3.00</w:t>
+            </w:r>
+          </w:p>
+        </w:tc>
+        <w:tc>
+          <w:tcPr>
+            <w:tcW w:w="1233" w:type="dxa"/>
+            <w:noWrap/>
+          </w:tcPr>
+          <w:p>
+            <w:pPr>
+              <w:rPr>
+                <w:rFonts w:ascii="Calibri" w:eastAsia="Times New Roman" w:hAnsi="Calibri" w:cs="Calibri"/>
+                <w:color w:val="000000"/>
+                <w:lang w:eastAsia="en-GB"/>
+              </w:rPr>
+            </w:pPr>
+            <w:r>
+              <w:rPr>
+                <w:rFonts w:ascii="Calibri" w:eastAsia="Times New Roman" w:hAnsi="Calibri" w:cs="Calibri"/>
+                <w:color w:val="000000"/>
+                <w:lang w:eastAsia="en-GB"/>
+              </w:rPr>
+              <w:t>3.83%</w:t>
+            </w:r>
+          </w:p>
+        </w:tc>
+        <w:tc>
+          <w:tcPr>
+            <w:tcW w:w="1886" w:type="dxa"/>
+            <w:noWrap/>
+          </w:tcPr>
+          <w:p>
+            <w:pPr>
+              <w:rPr>
+                <w:rFonts w:ascii="Calibri" w:eastAsia="Times New Roman" w:hAnsi="Calibri" w:cs="Calibri"/>
+                <w:color w:val="000000"/>
+                <w:lang w:eastAsia="en-GB"/>
+              </w:rPr>
+            </w:pPr>
+            <w:r>
+              <w:rPr>
+                <w:rFonts w:ascii="Calibri" w:eastAsia="Times New Roman" w:hAnsi="Calibri" w:cs="Calibri"/>
+                <w:color w:val="000000"/>
+                <w:lang w:eastAsia="en-GB"/>
+              </w:rPr>
+              <w:t>[-2.28%, 11.46%]</w:t>
+            </w:r>
+          </w:p>
+        </w:tc>
+        <w:tc>
+          <w:tcPr>
+            <w:tcW w:w="1067" w:type="dxa"/>
+            <w:noWrap/>
+          </w:tcPr>
+          <w:p>
+            <w:pPr>
+              <w:rPr>
+                <w:rFonts w:ascii="Calibri" w:eastAsia="Times New Roman" w:hAnsi="Calibri" w:cs="Calibri"/>
+                <w:color w:val="000000"/>
+                <w:lang w:eastAsia="en-GB"/>
+              </w:rPr>
+            </w:pPr>
+            <w:r>
+              <w:rPr>
+                <w:rFonts w:ascii="Calibri" w:eastAsia="Times New Roman" w:hAnsi="Calibri" w:cs="Calibri"/>
+                <w:color w:val="000000"/>
+                <w:lang w:eastAsia="en-GB"/>
+              </w:rPr>
+              <w:t>0.80%</w:t>
+            </w:r>
+          </w:p>
+        </w:tc>
+        <w:tc>
+          <w:tcPr>
+            <w:tcW w:w="1067" w:type="dxa"/>
+            <w:noWrap/>
+          </w:tcPr>
+          <w:p>
+            <w:pPr>
+              <w:rPr>
+                <w:rFonts w:ascii="Calibri" w:eastAsia="Times New Roman" w:hAnsi="Calibri" w:cs="Calibri"/>
+                <w:color w:val="000000"/>
+                <w:lang w:eastAsia="en-GB"/>
+              </w:rPr>
+            </w:pPr>
+            <w:r>
+              <w:rPr>
+                <w:rFonts w:ascii="Calibri" w:eastAsia="Times New Roman" w:hAnsi="Calibri" w:cs="Calibri"/>
+                <w:color w:val="000000"/>
+                <w:lang w:eastAsia="en-GB"/>
+              </w:rPr>
+              <w:t>E</w:t>
+            </w:r>
+          </w:p>
+        </w:tc>
+        <w:tc>
+          <w:tcPr>
+            <w:tcW w:w="1590" w:type="dxa"/>
+            <w:noWrap/>
+          </w:tcPr>
+          <w:p>
+            <w:pPr>
+              <w:rPr>
+                <w:rFonts w:ascii="Calibri" w:eastAsia="Times New Roman" w:hAnsi="Calibri" w:cs="Calibri"/>
+                <w:color w:val="000000"/>
+                <w:lang w:eastAsia="en-GB"/>
+              </w:rPr>
+            </w:pPr>
+            <w:r>
+              <w:rPr>
+                <w:rFonts w:ascii="Calibri" w:eastAsia="Times New Roman" w:hAnsi="Calibri" w:cs="Calibri"/>
+                <w:color w:val="FF0000"/>
+                <w:lang w:eastAsia="en-GB"/>
+              </w:rPr>
+              <w:t>1.70%</w:t>
+            </w:r>
+          </w:p>
+        </w:tc>
+        <w:tc>
+          <w:tcPr>
+            <w:tcW w:w="1134" w:type="dxa"/>
+            <w:noWrap/>
+          </w:tcPr>
+          <w:p>
+            <w:pPr>
+              <w:rPr>
+                <w:rFonts w:ascii="Calibri" w:eastAsia="Times New Roman" w:hAnsi="Calibri" w:cs="Calibri"/>
+                <w:color w:val="000000"/>
+                <w:lang w:eastAsia="en-GB"/>
+              </w:rPr>
+            </w:pPr>
+            <w:r>
+              <w:rPr>
+                <w:rFonts w:ascii="Calibri" w:eastAsia="Times New Roman" w:hAnsi="Calibri" w:cs="Calibri"/>
+                <w:color w:val="FF0000"/>
+                <w:lang w:eastAsia="en-GB"/>
+              </w:rPr>
+              <w:t>E</w:t>
+            </w:r>
+          </w:p>
+        </w:tc>
+        <w:tc>
+          <w:tcPr>
+            <w:tcW w:w="1222" w:type="dxa"/>
+            <w:noWrap/>
+          </w:tcPr>
+          <w:p>
+            <w:pPr>
+              <w:rPr>
+                <w:rFonts w:ascii="Calibri" w:eastAsia="Times New Roman" w:hAnsi="Calibri" w:cs="Calibri"/>
+                <w:color w:val="000000"/>
+                <w:lang w:eastAsia="en-GB"/>
+              </w:rPr>
+            </w:pPr>
+            <w:r>
+              <w:rPr>
+                <w:rFonts w:ascii="Calibri" w:eastAsia="Times New Roman" w:hAnsi="Calibri" w:cs="Calibri"/>
+                <w:color w:val="000000"/>
+                <w:lang w:eastAsia="en-GB"/>
+              </w:rPr>
+              <w:t>2.50%</w:t>
+            </w:r>
+          </w:p>
+        </w:tc>
+        <w:tc>
+          <w:tcPr>
+            <w:tcW w:w="1291" w:type="dxa"/>
+            <w:noWrap/>
+          </w:tcPr>
+          <w:p>
+            <w:pPr>
+              <w:rPr>
+                <w:rFonts w:ascii="Calibri" w:eastAsia="Times New Roman" w:hAnsi="Calibri" w:cs="Calibri"/>
+                <w:color w:val="000000"/>
+                <w:lang w:eastAsia="en-GB"/>
+              </w:rPr>
+            </w:pPr>
+            <w:r>
+              <w:rPr>
+                <w:rFonts w:ascii="Calibri" w:eastAsia="Times New Roman" w:hAnsi="Calibri" w:cs="Calibri"/>
+                <w:color w:val="000000"/>
+                <w:lang w:eastAsia="en-GB"/>
+              </w:rPr>
+              <w:t>D</w:t>
+            </w:r>
+          </w:p>
+        </w:tc>
+      </w:tr>
+      <w:tr>
+        <w:trPr>
+          <w:trHeight w:val="300"/>
+        </w:trPr>
+        <w:tc>
+          <w:tcPr>
+            <w:tcW w:w="1696" w:type="dxa"/>
+            <w:noWrap/>
+          </w:tcPr>
+          <w:p>
+            <w:pPr>
+              <w:rPr>
+                <w:rFonts w:ascii="Calibri" w:eastAsia="Times New Roman" w:hAnsi="Calibri" w:cs="Calibri"/>
+                <w:color w:val="000000"/>
+                <w:lang w:eastAsia="en-GB"/>
+              </w:rPr>
+            </w:pPr>
+            <w:r>
+              <w:rPr>
+                <w:rFonts w:ascii="Calibri" w:eastAsia="Times New Roman" w:hAnsi="Calibri" w:cs="Calibri"/>
+                <w:color w:val="000000"/>
+                <w:lang w:eastAsia="en-GB"/>
+              </w:rPr>
+              <w:t>Kali (mmol/L)</w:t>
+            </w:r>
+          </w:p>
+        </w:tc>
+        <w:tc>
+          <w:tcPr>
+            <w:tcW w:w="1843" w:type="dxa"/>
+            <w:noWrap/>
+          </w:tcPr>
+          <w:p>
+            <w:pPr>
+              <w:rPr>
+                <w:rFonts w:ascii="Calibri" w:eastAsia="Times New Roman" w:hAnsi="Calibri" w:cs="Calibri"/>
+                <w:color w:val="000000"/>
+                <w:lang w:eastAsia="en-GB"/>
+              </w:rPr>
+            </w:pPr>
+            <w:r>
+              <w:rPr>
+                <w:rFonts w:ascii="Calibri" w:eastAsia="Times New Roman" w:hAnsi="Calibri" w:cs="Calibri"/>
+                <w:color w:val="000000"/>
+                <w:lang w:eastAsia="en-GB"/>
+              </w:rPr>
+              <w:t>3.40</w:t>
+            </w:r>
+          </w:p>
+        </w:tc>
+        <w:tc>
+          <w:tcPr>
+            <w:tcW w:w="1233" w:type="dxa"/>
+            <w:noWrap/>
+          </w:tcPr>
+          <w:p>
+            <w:pPr>
+              <w:rPr>
+                <w:rFonts w:ascii="Calibri" w:eastAsia="Times New Roman" w:hAnsi="Calibri" w:cs="Calibri"/>
+                <w:color w:val="000000"/>
+                <w:lang w:eastAsia="en-GB"/>
+              </w:rPr>
+            </w:pPr>
+            <w:r>
+              <w:rPr>
+                <w:rFonts w:ascii="Calibri" w:eastAsia="Times New Roman" w:hAnsi="Calibri" w:cs="Calibri"/>
+                <w:color w:val="000000"/>
+                <w:lang w:eastAsia="en-GB"/>
+              </w:rPr>
+              <w:t>2.06%</w:t>
+            </w:r>
+          </w:p>
+        </w:tc>
+        <w:tc>
+          <w:tcPr>
+            <w:tcW w:w="1886" w:type="dxa"/>
+            <w:noWrap/>
+          </w:tcPr>
+          <w:p>
+            <w:pPr>
+              <w:rPr>
+                <w:rFonts w:ascii="Calibri" w:eastAsia="Times New Roman" w:hAnsi="Calibri" w:cs="Calibri"/>
+                <w:color w:val="000000"/>
+                <w:lang w:eastAsia="en-GB"/>
+              </w:rPr>
+            </w:pPr>
+            <w:r>
+              <w:rPr>
+                <w:rFonts w:ascii="Calibri" w:eastAsia="Times New Roman" w:hAnsi="Calibri" w:cs="Calibri"/>
+                <w:color w:val="000000"/>
+                <w:lang w:eastAsia="en-GB"/>
+              </w:rPr>
+              <w:t>[-1.16%, 5.94%]</w:t>
+            </w:r>
+          </w:p>
+        </w:tc>
+        <w:tc>
+          <w:tcPr>
+            <w:tcW w:w="1067" w:type="dxa"/>
+            <w:noWrap/>
+          </w:tcPr>
+          <w:p>
+            <w:pPr>
+              <w:rPr>
+                <w:rFonts w:ascii="Calibri" w:eastAsia="Times New Roman" w:hAnsi="Calibri" w:cs="Calibri"/>
+                <w:color w:val="000000"/>
+                <w:lang w:eastAsia="en-GB"/>
+              </w:rPr>
+            </w:pPr>
+            <w:r>
+              <w:rPr>
+                <w:rFonts w:ascii="Calibri" w:eastAsia="Times New Roman" w:hAnsi="Calibri" w:cs="Calibri"/>
+                <w:color w:val="000000"/>
+                <w:lang w:eastAsia="en-GB"/>
+              </w:rPr>
+              <w:t>0.80%</w:t>
+            </w:r>
+          </w:p>
+        </w:tc>
+        <w:tc>
+          <w:tcPr>
+            <w:tcW w:w="1067" w:type="dxa"/>
+            <w:noWrap/>
+          </w:tcPr>
+          <w:p>
+            <w:pPr>
+              <w:rPr>
+                <w:rFonts w:ascii="Calibri" w:eastAsia="Times New Roman" w:hAnsi="Calibri" w:cs="Calibri"/>
+                <w:color w:val="000000"/>
+                <w:lang w:eastAsia="en-GB"/>
+              </w:rPr>
+            </w:pPr>
+            <w:r>
+              <w:rPr>
+                <w:rFonts w:ascii="Calibri" w:eastAsia="Times New Roman" w:hAnsi="Calibri" w:cs="Calibri"/>
+                <w:color w:val="000000"/>
+                <w:lang w:eastAsia="en-GB"/>
+              </w:rPr>
+              <w:t>E</w:t>
+            </w:r>
+          </w:p>
+        </w:tc>
+        <w:tc>
+          <w:tcPr>
+            <w:tcW w:w="1590" w:type="dxa"/>
+            <w:noWrap/>
+          </w:tcPr>
+          <w:p>
+            <w:pPr>
+              <w:rPr>
+                <w:rFonts w:ascii="Calibri" w:eastAsia="Times New Roman" w:hAnsi="Calibri" w:cs="Calibri"/>
+                <w:color w:val="000000"/>
+                <w:lang w:eastAsia="en-GB"/>
+              </w:rPr>
+            </w:pPr>
+            <w:r>
+              <w:rPr>
+                <w:rFonts w:ascii="Calibri" w:eastAsia="Times New Roman" w:hAnsi="Calibri" w:cs="Calibri"/>
+                <w:color w:val="000000"/>
+                <w:lang w:eastAsia="en-GB"/>
+              </w:rPr>
+              <w:t>1.70%</w:t>
+            </w:r>
+          </w:p>
+        </w:tc>
+        <w:tc>
+          <w:tcPr>
+            <w:tcW w:w="1134" w:type="dxa"/>
+            <w:noWrap/>
+          </w:tcPr>
+          <w:p>
+            <w:pPr>
+              <w:rPr>
+                <w:rFonts w:ascii="Calibri" w:eastAsia="Times New Roman" w:hAnsi="Calibri" w:cs="Calibri"/>
+                <w:color w:val="000000"/>
+                <w:lang w:eastAsia="en-GB"/>
+              </w:rPr>
+            </w:pPr>
+            <w:r>
+              <w:rPr>
+                <w:rFonts w:ascii="Calibri" w:eastAsia="Times New Roman" w:hAnsi="Calibri" w:cs="Calibri"/>
+                <w:color w:val="000000"/>
+                <w:lang w:eastAsia="en-GB"/>
+              </w:rPr>
+              <w:t>D</w:t>
+            </w:r>
+          </w:p>
+        </w:tc>
+        <w:tc>
+          <w:tcPr>
+            <w:tcW w:w="1222" w:type="dxa"/>
+            <w:noWrap/>
+          </w:tcPr>
+          <w:p>
+            <w:pPr>
+              <w:rPr>
+                <w:rFonts w:ascii="Calibri" w:eastAsia="Times New Roman" w:hAnsi="Calibri" w:cs="Calibri"/>
+                <w:color w:val="000000"/>
+                <w:lang w:eastAsia="en-GB"/>
+              </w:rPr>
+            </w:pPr>
+            <w:r>
+              <w:rPr>
+                <w:rFonts w:ascii="Calibri" w:eastAsia="Times New Roman" w:hAnsi="Calibri" w:cs="Calibri"/>
+                <w:color w:val="000000"/>
+                <w:lang w:eastAsia="en-GB"/>
+              </w:rPr>
+              <w:t>2.50%</w:t>
+            </w:r>
+          </w:p>
+        </w:tc>
+        <w:tc>
+          <w:tcPr>
+            <w:tcW w:w="1291" w:type="dxa"/>
+            <w:noWrap/>
+          </w:tcPr>
+          <w:p>
+            <w:pPr>
+              <w:rPr>
+                <w:rFonts w:ascii="Calibri" w:eastAsia="Times New Roman" w:hAnsi="Calibri" w:cs="Calibri"/>
+                <w:color w:val="000000"/>
+                <w:lang w:eastAsia="en-GB"/>
+              </w:rPr>
+            </w:pPr>
+            <w:r>
+              <w:rPr>
+                <w:rFonts w:ascii="Calibri" w:eastAsia="Times New Roman" w:hAnsi="Calibri" w:cs="Calibri"/>
+                <w:color w:val="000000"/>
+                <w:lang w:eastAsia="en-GB"/>
+              </w:rPr>
+              <w:t>C</w:t>
+            </w:r>
+          </w:p>
+        </w:tc>
+      </w:tr>
+      <w:tr>
+        <w:trPr>
+          <w:trHeight w:val="300"/>
+        </w:trPr>
+        <w:tc>
+          <w:tcPr>
+            <w:tcW w:w="1696" w:type="dxa"/>
+            <w:noWrap/>
+          </w:tcPr>
+          <w:p>
+            <w:pPr>
+              <w:rPr>
+                <w:rFonts w:ascii="Calibri" w:eastAsia="Times New Roman" w:hAnsi="Calibri" w:cs="Calibri"/>
+                <w:color w:val="000000"/>
+                <w:lang w:eastAsia="en-GB"/>
+              </w:rPr>
+            </w:pPr>
+            <w:r>
+              <w:rPr>
+                <w:rFonts w:ascii="Calibri" w:eastAsia="Times New Roman" w:hAnsi="Calibri" w:cs="Calibri"/>
+                <w:color w:val="000000"/>
+                <w:lang w:eastAsia="en-GB"/>
+              </w:rPr>
+              <w:t>Kali (mmol/L)</w:t>
+            </w:r>
+          </w:p>
+        </w:tc>
+        <w:tc>
+          <w:tcPr>
+            <w:tcW w:w="1843" w:type="dxa"/>
+            <w:noWrap/>
+          </w:tcPr>
+          <w:p>
+            <w:pPr>
+              <w:rPr>
+                <w:rFonts w:ascii="Calibri" w:eastAsia="Times New Roman" w:hAnsi="Calibri" w:cs="Calibri"/>
+                <w:color w:val="000000"/>
+                <w:lang w:eastAsia="en-GB"/>
+              </w:rPr>
+            </w:pPr>
+            <w:r>
+              <w:rPr>
+                <w:rFonts w:ascii="Calibri" w:eastAsia="Times New Roman" w:hAnsi="Calibri" w:cs="Calibri"/>
+                <w:color w:val="000000"/>
+                <w:lang w:eastAsia="en-GB"/>
+              </w:rPr>
+              <w:t>4.50</w:t>
+            </w:r>
+          </w:p>
+        </w:tc>
+        <w:tc>
+          <w:tcPr>
+            <w:tcW w:w="1233" w:type="dxa"/>
+            <w:noWrap/>
+          </w:tcPr>
+          <w:p>
+            <w:pPr>
+              <w:rPr>
+                <w:rFonts w:ascii="Calibri" w:eastAsia="Times New Roman" w:hAnsi="Calibri" w:cs="Calibri"/>
+                <w:color w:val="000000"/>
+                <w:lang w:eastAsia="en-GB"/>
+              </w:rPr>
+            </w:pPr>
+            <w:r>
+              <w:rPr>
+                <w:rFonts w:ascii="Calibri" w:eastAsia="Times New Roman" w:hAnsi="Calibri" w:cs="Calibri"/>
+                <w:color w:val="000000"/>
+                <w:lang w:eastAsia="en-GB"/>
+              </w:rPr>
+              <w:t>-1.17%</w:t>
+            </w:r>
+          </w:p>
+        </w:tc>
+        <w:tc>
+          <w:tcPr>
+            <w:tcW w:w="1886" w:type="dxa"/>
+            <w:noWrap/>
+          </w:tcPr>
+          <w:p>
+            <w:pPr>
+              <w:rPr>
+                <w:rFonts w:ascii="Calibri" w:eastAsia="Times New Roman" w:hAnsi="Calibri" w:cs="Calibri"/>
+                <w:color w:val="000000"/>
+                <w:lang w:eastAsia="en-GB"/>
+              </w:rPr>
+            </w:pPr>
+            <w:r>
+              <w:rPr>
+                <w:rFonts w:ascii="Calibri" w:eastAsia="Times New Roman" w:hAnsi="Calibri" w:cs="Calibri"/>
+                <w:color w:val="000000"/>
+                <w:lang w:eastAsia="en-GB"/>
+              </w:rPr>
+              <w:t>[-4.00%, 1.51%]</w:t>
+            </w:r>
+          </w:p>
+        </w:tc>
+        <w:tc>
+          <w:tcPr>
+            <w:tcW w:w="1067" w:type="dxa"/>
+            <w:noWrap/>
+          </w:tcPr>
+          <w:p>
+            <w:pPr>
+              <w:rPr>
+                <w:rFonts w:ascii="Calibri" w:eastAsia="Times New Roman" w:hAnsi="Calibri" w:cs="Calibri"/>
+                <w:color w:val="000000"/>
+                <w:lang w:eastAsia="en-GB"/>
+              </w:rPr>
+            </w:pPr>
+            <w:r>
+              <w:rPr>
+                <w:rFonts w:ascii="Calibri" w:eastAsia="Times New Roman" w:hAnsi="Calibri" w:cs="Calibri"/>
+                <w:color w:val="000000"/>
+                <w:lang w:eastAsia="en-GB"/>
+              </w:rPr>
+              <w:t>0.80%</w:t>
+            </w:r>
+          </w:p>
+        </w:tc>
+        <w:tc>
+          <w:tcPr>
+            <w:tcW w:w="1067" w:type="dxa"/>
+            <w:noWrap/>
+          </w:tcPr>
+          <w:p>
+            <w:pPr>
+              <w:rPr>
+                <w:rFonts w:ascii="Calibri" w:eastAsia="Times New Roman" w:hAnsi="Calibri" w:cs="Calibri"/>
+                <w:color w:val="000000"/>
+                <w:lang w:eastAsia="en-GB"/>
+              </w:rPr>
+            </w:pPr>
+            <w:r>
+              <w:rPr>
+                <w:rFonts w:ascii="Calibri" w:eastAsia="Times New Roman" w:hAnsi="Calibri" w:cs="Calibri"/>
+                <w:color w:val="000000"/>
+                <w:lang w:eastAsia="en-GB"/>
+              </w:rPr>
+              <w:t>E</w:t>
+            </w:r>
+          </w:p>
+        </w:tc>
+        <w:tc>
+          <w:tcPr>
+            <w:tcW w:w="1590" w:type="dxa"/>
+            <w:noWrap/>
+          </w:tcPr>
+          <w:p>
+            <w:pPr>
+              <w:rPr>
+                <w:rFonts w:ascii="Calibri" w:eastAsia="Times New Roman" w:hAnsi="Calibri" w:cs="Calibri"/>
+                <w:color w:val="000000"/>
+                <w:lang w:eastAsia="en-GB"/>
+              </w:rPr>
+            </w:pPr>
+            <w:r>
+              <w:rPr>
+                <w:rFonts w:ascii="Calibri" w:eastAsia="Times New Roman" w:hAnsi="Calibri" w:cs="Calibri"/>
+                <w:color w:val="000000"/>
+                <w:lang w:eastAsia="en-GB"/>
+              </w:rPr>
+              <w:t>1.70%</w:t>
+            </w:r>
+          </w:p>
+        </w:tc>
+        <w:tc>
+          <w:tcPr>
+            <w:tcW w:w="1134" w:type="dxa"/>
+            <w:noWrap/>
+          </w:tcPr>
+          <w:p>
+            <w:pPr>
+              <w:rPr>
+                <w:rFonts w:ascii="Calibri" w:eastAsia="Times New Roman" w:hAnsi="Calibri" w:cs="Calibri"/>
+                <w:color w:val="000000"/>
+                <w:lang w:eastAsia="en-GB"/>
+              </w:rPr>
+            </w:pPr>
+            <w:r>
+              <w:rPr>
+                <w:rFonts w:ascii="Calibri" w:eastAsia="Times New Roman" w:hAnsi="Calibri" w:cs="Calibri"/>
+                <w:color w:val="000000"/>
+                <w:lang w:eastAsia="en-GB"/>
+              </w:rPr>
+              <w:t>C</w:t>
+            </w:r>
+          </w:p>
+        </w:tc>
+        <w:tc>
+          <w:tcPr>
+            <w:tcW w:w="1222" w:type="dxa"/>
+            <w:noWrap/>
+          </w:tcPr>
+          <w:p>
+            <w:pPr>
+              <w:rPr>
+                <w:rFonts w:ascii="Calibri" w:eastAsia="Times New Roman" w:hAnsi="Calibri" w:cs="Calibri"/>
+                <w:color w:val="000000"/>
+                <w:lang w:eastAsia="en-GB"/>
+              </w:rPr>
+            </w:pPr>
+            <w:r>
+              <w:rPr>
+                <w:rFonts w:ascii="Calibri" w:eastAsia="Times New Roman" w:hAnsi="Calibri" w:cs="Calibri"/>
+                <w:color w:val="000000"/>
+                <w:lang w:eastAsia="en-GB"/>
+              </w:rPr>
+              <w:t>2.50%</w:t>
+            </w:r>
+          </w:p>
+        </w:tc>
+        <w:tc>
+          <w:tcPr>
+            <w:tcW w:w="1291" w:type="dxa"/>
+            <w:noWrap/>
+          </w:tcPr>
+          <w:p>
+            <w:pPr>
+              <w:rPr>
+                <w:rFonts w:ascii="Calibri" w:eastAsia="Times New Roman" w:hAnsi="Calibri" w:cs="Calibri"/>
+                <w:color w:val="000000"/>
+                <w:lang w:eastAsia="en-GB"/>
+              </w:rPr>
+            </w:pPr>
+            <w:r>
+              <w:rPr>
+                <w:rFonts w:ascii="Calibri" w:eastAsia="Times New Roman" w:hAnsi="Calibri" w:cs="Calibri"/>
+                <w:color w:val="000000"/>
+                <w:lang w:eastAsia="en-GB"/>
+              </w:rPr>
+              <w:t>C</w:t>
+            </w:r>
+          </w:p>
+        </w:tc>
+      </w:tr>
+      <w:tr>
+        <w:trPr>
+          <w:trHeight w:val="300"/>
+        </w:trPr>
+        <w:tc>
+          <w:tcPr>
+            <w:tcW w:w="1696" w:type="dxa"/>
+            <w:noWrap/>
+          </w:tcPr>
+          <w:p>
+            <w:pPr>
+              <w:rPr>
+                <w:rFonts w:ascii="Calibri" w:eastAsia="Times New Roman" w:hAnsi="Calibri" w:cs="Calibri"/>
+                <w:color w:val="000000"/>
+                <w:lang w:eastAsia="en-GB"/>
+              </w:rPr>
+            </w:pPr>
+            <w:r>
+              <w:rPr>
+                <w:rFonts w:ascii="Calibri" w:eastAsia="Times New Roman" w:hAnsi="Calibri" w:cs="Calibri"/>
+                <w:color w:val="000000"/>
+                <w:lang w:eastAsia="en-GB"/>
+              </w:rPr>
+              <w:t>Kali (mmol/L)</w:t>
+            </w:r>
+          </w:p>
+        </w:tc>
+        <w:tc>
+          <w:tcPr>
+            <w:tcW w:w="1843" w:type="dxa"/>
+            <w:noWrap/>
+          </w:tcPr>
+          <w:p>
+            <w:pPr>
+              <w:rPr>
+                <w:rFonts w:ascii="Calibri" w:eastAsia="Times New Roman" w:hAnsi="Calibri" w:cs="Calibri"/>
+                <w:color w:val="000000"/>
+                <w:lang w:eastAsia="en-GB"/>
+              </w:rPr>
+            </w:pPr>
+            <w:r>
+              <w:rPr>
+                <w:rFonts w:ascii="Calibri" w:eastAsia="Times New Roman" w:hAnsi="Calibri" w:cs="Calibri"/>
+                <w:color w:val="000000"/>
+                <w:lang w:eastAsia="en-GB"/>
+              </w:rPr>
+              <w:t>6.00</w:t>
+            </w:r>
+          </w:p>
+        </w:tc>
+        <w:tc>
+          <w:tcPr>
+            <w:tcW w:w="1233" w:type="dxa"/>
+            <w:noWrap/>
+          </w:tcPr>
+          <w:p>
+            <w:pPr>
+              <w:rPr>
+                <w:rFonts w:ascii="Calibri" w:eastAsia="Times New Roman" w:hAnsi="Calibri" w:cs="Calibri"/>
+                <w:color w:val="000000"/>
+                <w:lang w:eastAsia="en-GB"/>
+              </w:rPr>
+            </w:pPr>
+            <w:r>
+              <w:rPr>
+                <w:rFonts w:ascii="Calibri" w:eastAsia="Times New Roman" w:hAnsi="Calibri" w:cs="Calibri"/>
+                <w:color w:val="000000"/>
+                <w:lang w:eastAsia="en-GB"/>
+              </w:rPr>
+              <w:t>-3.59%</w:t>
+            </w:r>
+          </w:p>
+        </w:tc>
+        <w:tc>
+          <w:tcPr>
+            <w:tcW w:w="1886" w:type="dxa"/>
+            <w:noWrap/>
+          </w:tcPr>
+          <w:p>
+            <w:pPr>
+              <w:rPr>
+                <w:rFonts w:ascii="Calibri" w:eastAsia="Times New Roman" w:hAnsi="Calibri" w:cs="Calibri"/>
+                <w:color w:val="000000"/>
+                <w:lang w:eastAsia="en-GB"/>
+              </w:rPr>
+            </w:pPr>
+            <w:r>
+              <w:rPr>
+                <w:rFonts w:ascii="Calibri" w:eastAsia="Times New Roman" w:hAnsi="Calibri" w:cs="Calibri"/>
+                <w:color w:val="000000"/>
+                <w:lang w:eastAsia="en-GB"/>
+              </w:rPr>
+              <w:t>[-11.50%, 3.22%]</w:t>
+            </w:r>
+          </w:p>
+        </w:tc>
+        <w:tc>
+          <w:tcPr>
+            <w:tcW w:w="1067" w:type="dxa"/>
+            <w:noWrap/>
+          </w:tcPr>
+          <w:p>
+            <w:pPr>
+              <w:rPr>
+                <w:rFonts w:ascii="Calibri" w:eastAsia="Times New Roman" w:hAnsi="Calibri" w:cs="Calibri"/>
+                <w:color w:val="000000"/>
+                <w:lang w:eastAsia="en-GB"/>
+              </w:rPr>
+            </w:pPr>
+            <w:r>
+              <w:rPr>
+                <w:rFonts w:ascii="Calibri" w:eastAsia="Times New Roman" w:hAnsi="Calibri" w:cs="Calibri"/>
+                <w:color w:val="000000"/>
+                <w:lang w:eastAsia="en-GB"/>
+              </w:rPr>
+              <w:t>0.80%</w:t>
+            </w:r>
+          </w:p>
+        </w:tc>
+        <w:tc>
+          <w:tcPr>
+            <w:tcW w:w="1067" w:type="dxa"/>
+            <w:noWrap/>
+          </w:tcPr>
+          <w:p>
+            <w:pPr>
+              <w:rPr>
+                <w:rFonts w:ascii="Calibri" w:eastAsia="Times New Roman" w:hAnsi="Calibri" w:cs="Calibri"/>
+                <w:color w:val="000000"/>
+                <w:lang w:eastAsia="en-GB"/>
+              </w:rPr>
+            </w:pPr>
+            <w:r>
+              <w:rPr>
+                <w:rFonts w:ascii="Calibri" w:eastAsia="Times New Roman" w:hAnsi="Calibri" w:cs="Calibri"/>
+                <w:color w:val="000000"/>
+                <w:lang w:eastAsia="en-GB"/>
+              </w:rPr>
+              <w:t>E</w:t>
+            </w:r>
+          </w:p>
+        </w:tc>
+        <w:tc>
+          <w:tcPr>
+            <w:tcW w:w="1590" w:type="dxa"/>
+            <w:noWrap/>
+          </w:tcPr>
+          <w:p>
+            <w:pPr>
+              <w:rPr>
+                <w:rFonts w:ascii="Calibri" w:eastAsia="Times New Roman" w:hAnsi="Calibri" w:cs="Calibri"/>
+                <w:color w:val="000000"/>
+                <w:lang w:eastAsia="en-GB"/>
+              </w:rPr>
+            </w:pPr>
+            <w:r>
+              <w:rPr>
+                <w:rFonts w:ascii="Calibri" w:eastAsia="Times New Roman" w:hAnsi="Calibri" w:cs="Calibri"/>
+                <w:color w:val="FF0000"/>
+                <w:lang w:eastAsia="en-GB"/>
+              </w:rPr>
+              <w:t>1.70%</w:t>
+            </w:r>
+          </w:p>
+        </w:tc>
+        <w:tc>
+          <w:tcPr>
+            <w:tcW w:w="1134" w:type="dxa"/>
+            <w:noWrap/>
+          </w:tcPr>
+          <w:p>
+            <w:pPr>
+              <w:rPr>
+                <w:rFonts w:ascii="Calibri" w:eastAsia="Times New Roman" w:hAnsi="Calibri" w:cs="Calibri"/>
+                <w:color w:val="000000"/>
+                <w:lang w:eastAsia="en-GB"/>
+              </w:rPr>
+            </w:pPr>
+            <w:r>
+              <w:rPr>
+                <w:rFonts w:ascii="Calibri" w:eastAsia="Times New Roman" w:hAnsi="Calibri" w:cs="Calibri"/>
+                <w:color w:val="FF0000"/>
+                <w:lang w:eastAsia="en-GB"/>
+              </w:rPr>
+              <w:t>E</w:t>
+            </w:r>
+          </w:p>
+        </w:tc>
+        <w:tc>
+          <w:tcPr>
+            <w:tcW w:w="1222" w:type="dxa"/>
+            <w:noWrap/>
+          </w:tcPr>
+          <w:p>
+            <w:pPr>
+              <w:rPr>
+                <w:rFonts w:ascii="Calibri" w:eastAsia="Times New Roman" w:hAnsi="Calibri" w:cs="Calibri"/>
+                <w:color w:val="000000"/>
+                <w:lang w:eastAsia="en-GB"/>
+              </w:rPr>
+            </w:pPr>
+            <w:r>
+              <w:rPr>
+                <w:rFonts w:ascii="Calibri" w:eastAsia="Times New Roman" w:hAnsi="Calibri" w:cs="Calibri"/>
+                <w:color w:val="000000"/>
+                <w:lang w:eastAsia="en-GB"/>
+              </w:rPr>
+              <w:t>2.50%</w:t>
+            </w:r>
+          </w:p>
+        </w:tc>
+        <w:tc>
+          <w:tcPr>
+            <w:tcW w:w="1291" w:type="dxa"/>
+            <w:noWrap/>
+          </w:tcPr>
+          <w:p>
+            <w:pPr>
+              <w:rPr>
+                <w:rFonts w:ascii="Calibri" w:eastAsia="Times New Roman" w:hAnsi="Calibri" w:cs="Calibri"/>
+                <w:color w:val="000000"/>
+                <w:lang w:eastAsia="en-GB"/>
+              </w:rPr>
+            </w:pPr>
+            <w:r>
+              <w:rPr>
+                <w:rFonts w:ascii="Calibri" w:eastAsia="Times New Roman" w:hAnsi="Calibri" w:cs="Calibri"/>
+                <w:color w:val="000000"/>
+                <w:lang w:eastAsia="en-GB"/>
+              </w:rPr>
+              <w:t>E</w:t>
+            </w:r>
+          </w:p>
+        </w:tc>
+      </w:tr>
+    </w:tbl>
     <w:p/>
     <w:sectPr>
-      <w:pgSz w:w="12240" w:h="15840"/>
+      <w:headerReference w:type="default" r:id="rId18"/>
+      <w:footerReference w:type="default" r:id="rId19"/>
+      <w:pgSz w:w="15840" w:h="12240" w:orient="landscape"/>
       <w:pgMar w:top="1440" w:right="1440" w:bottom="1440" w:left="1440" w:header="708" w:footer="708" w:gutter="0"/>
       <w:cols w:space="708"/>
       <w:docGrid w:linePitch="360"/>
@@ -336,8 +5419,78 @@
 </w:document>
 </file>
 
+<file path=word/endnotes.xml><?xml version="1.0" encoding="utf-8"?>
+<w:endnotes xmlns:wpc="http://schemas.microsoft.com/office/word/2010/wordprocessingCanvas" xmlns:cx="http://schemas.microsoft.com/office/drawing/2014/chartex" xmlns:mc="http://schemas.openxmlformats.org/markup-compatibility/2006" xmlns:o="urn:schemas-microsoft-com:office:office" xmlns:r="http://schemas.openxmlformats.org/officeDocument/2006/relationships" xmlns:m="http://schemas.openxmlformats.org/officeDocument/2006/math" xmlns:v="urn:schemas-microsoft-com:vml" xmlns:wp14="http://schemas.microsoft.com/office/word/2010/wordprocessingDrawing" xmlns:wp="http://schemas.openxmlformats.org/drawingml/2006/wordprocessingDrawing" xmlns:w10="urn:schemas-microsoft-com:office:word" xmlns:w="http://schemas.openxmlformats.org/wordprocessingml/2006/main" xmlns:w14="http://schemas.microsoft.com/office/word/2010/wordml" xmlns:w15="http://schemas.microsoft.com/office/word/2012/wordml" xmlns:w16se="http://schemas.microsoft.com/office/word/2015/wordml/symex" xmlns:wpg="http://schemas.microsoft.com/office/word/2010/wordprocessingGroup" xmlns:wpi="http://schemas.microsoft.com/office/word/2010/wordprocessingInk" xmlns:wne="http://schemas.microsoft.com/office/word/2006/wordml" xmlns:wps="http://schemas.microsoft.com/office/word/2010/wordprocessingShape" mc:Ignorable="w14 w15 w16se wp14">
+  <w:endnote w:type="separator" w:id="-1">
+    <w:p>
+      <w:pPr>
+        <w:spacing w:after="0" w:line="240" w:lineRule="auto"/>
+      </w:pPr>
+      <w:r>
+        <w:separator/>
+      </w:r>
+    </w:p>
+  </w:endnote>
+  <w:endnote w:type="continuationSeparator" w:id="0">
+    <w:p>
+      <w:pPr>
+        <w:spacing w:after="0" w:line="240" w:lineRule="auto"/>
+      </w:pPr>
+      <w:r>
+        <w:continuationSeparator/>
+      </w:r>
+    </w:p>
+  </w:endnote>
+</w:endnotes>
+</file>
+
+<file path=word/footer1.xml><?xml version="1.0" encoding="utf-8"?>
+<w:ftr xmlns:wpc="http://schemas.microsoft.com/office/word/2010/wordprocessingCanvas" xmlns:cx="http://schemas.microsoft.com/office/drawing/2014/chartex" xmlns:mc="http://schemas.openxmlformats.org/markup-compatibility/2006" xmlns:o="urn:schemas-microsoft-com:office:office" xmlns:r="http://schemas.openxmlformats.org/officeDocument/2006/relationships" xmlns:m="http://schemas.openxmlformats.org/officeDocument/2006/math" xmlns:v="urn:schemas-microsoft-com:vml" xmlns:wp14="http://schemas.microsoft.com/office/word/2010/wordprocessingDrawing" xmlns:wp="http://schemas.openxmlformats.org/drawingml/2006/wordprocessingDrawing" xmlns:w10="urn:schemas-microsoft-com:office:word" xmlns:w="http://schemas.openxmlformats.org/wordprocessingml/2006/main" xmlns:w14="http://schemas.microsoft.com/office/word/2010/wordml" xmlns:w15="http://schemas.microsoft.com/office/word/2012/wordml" xmlns:w16se="http://schemas.microsoft.com/office/word/2015/wordml/symex" xmlns:wpg="http://schemas.microsoft.com/office/word/2010/wordprocessingGroup" xmlns:wpi="http://schemas.microsoft.com/office/word/2010/wordprocessingInk" xmlns:wne="http://schemas.microsoft.com/office/word/2006/wordml" xmlns:wps="http://schemas.microsoft.com/office/word/2010/wordprocessingShape" mc:Ignorable="w14 w15 w16se wp14">
+  <w:p>
+    <w:pPr>
+      <w:pStyle w:val="Footer"/>
+    </w:pPr>
+  </w:p>
+</w:ftr>
+</file>
+
+<file path=word/footnotes.xml><?xml version="1.0" encoding="utf-8"?>
+<w:footnotes xmlns:wpc="http://schemas.microsoft.com/office/word/2010/wordprocessingCanvas" xmlns:cx="http://schemas.microsoft.com/office/drawing/2014/chartex" xmlns:mc="http://schemas.openxmlformats.org/markup-compatibility/2006" xmlns:o="urn:schemas-microsoft-com:office:office" xmlns:r="http://schemas.openxmlformats.org/officeDocument/2006/relationships" xmlns:m="http://schemas.openxmlformats.org/officeDocument/2006/math" xmlns:v="urn:schemas-microsoft-com:vml" xmlns:wp14="http://schemas.microsoft.com/office/word/2010/wordprocessingDrawing" xmlns:wp="http://schemas.openxmlformats.org/drawingml/2006/wordprocessingDrawing" xmlns:w10="urn:schemas-microsoft-com:office:word" xmlns:w="http://schemas.openxmlformats.org/wordprocessingml/2006/main" xmlns:w14="http://schemas.microsoft.com/office/word/2010/wordml" xmlns:w15="http://schemas.microsoft.com/office/word/2012/wordml" xmlns:w16se="http://schemas.microsoft.com/office/word/2015/wordml/symex" xmlns:wpg="http://schemas.microsoft.com/office/word/2010/wordprocessingGroup" xmlns:wpi="http://schemas.microsoft.com/office/word/2010/wordprocessingInk" xmlns:wne="http://schemas.microsoft.com/office/word/2006/wordml" xmlns:wps="http://schemas.microsoft.com/office/word/2010/wordprocessingShape" mc:Ignorable="w14 w15 w16se wp14">
+  <w:footnote w:type="separator" w:id="-1">
+    <w:p>
+      <w:pPr>
+        <w:spacing w:after="0" w:line="240" w:lineRule="auto"/>
+      </w:pPr>
+      <w:r>
+        <w:separator/>
+      </w:r>
+    </w:p>
+  </w:footnote>
+  <w:footnote w:type="continuationSeparator" w:id="0">
+    <w:p>
+      <w:pPr>
+        <w:spacing w:after="0" w:line="240" w:lineRule="auto"/>
+      </w:pPr>
+      <w:r>
+        <w:continuationSeparator/>
+      </w:r>
+    </w:p>
+  </w:footnote>
+</w:footnotes>
+</file>
+
+<file path=word/header1.xml><?xml version="1.0" encoding="utf-8"?>
+<w:hdr xmlns:wpc="http://schemas.microsoft.com/office/word/2010/wordprocessingCanvas" xmlns:cx="http://schemas.microsoft.com/office/drawing/2014/chartex" xmlns:mc="http://schemas.openxmlformats.org/markup-compatibility/2006" xmlns:o="urn:schemas-microsoft-com:office:office" xmlns:r="http://schemas.openxmlformats.org/officeDocument/2006/relationships" xmlns:m="http://schemas.openxmlformats.org/officeDocument/2006/math" xmlns:v="urn:schemas-microsoft-com:vml" xmlns:wp14="http://schemas.microsoft.com/office/word/2010/wordprocessingDrawing" xmlns:wp="http://schemas.openxmlformats.org/drawingml/2006/wordprocessingDrawing" xmlns:w10="urn:schemas-microsoft-com:office:word" xmlns:w="http://schemas.openxmlformats.org/wordprocessingml/2006/main" xmlns:w14="http://schemas.microsoft.com/office/word/2010/wordml" xmlns:w15="http://schemas.microsoft.com/office/word/2012/wordml" xmlns:w16se="http://schemas.microsoft.com/office/word/2015/wordml/symex" xmlns:wpg="http://schemas.microsoft.com/office/word/2010/wordprocessingGroup" xmlns:wpi="http://schemas.microsoft.com/office/word/2010/wordprocessingInk" xmlns:wne="http://schemas.microsoft.com/office/word/2006/wordml" xmlns:wps="http://schemas.microsoft.com/office/word/2010/wordprocessingShape" mc:Ignorable="w14 w15 w16se wp14">
+  <w:p>
+    <w:pPr>
+      <w:pStyle w:val="Header"/>
+    </w:pPr>
+  </w:p>
+</w:hdr>
+</file>
+
 <file path=word/styles.xml><?xml version="1.0" encoding="utf-8"?>
-<w:styles xmlns:mc="http://schemas.openxmlformats.org/markup-compatibility/2006" xmlns:r="http://schemas.openxmlformats.org/officeDocument/2006/relationships" xmlns:w="http://schemas.openxmlformats.org/wordprocessingml/2006/main" xmlns:w14="http://schemas.microsoft.com/office/word/2010/wordml" xmlns:w15="http://schemas.microsoft.com/office/word/2012/wordml" xmlns:w16cex="http://schemas.microsoft.com/office/word/2018/wordml/cex" xmlns:w16cid="http://schemas.microsoft.com/office/word/2016/wordml/cid" xmlns:w16="http://schemas.microsoft.com/office/word/2018/wordml" xmlns:w16sdtdh="http://schemas.microsoft.com/office/word/2020/wordml/sdtdatahash" xmlns:w16sdtfl="http://schemas.microsoft.com/office/word/2024/wordml/sdtformatlock" xmlns:w16se="http://schemas.microsoft.com/office/word/2015/wordml/symex" xmlns:w16du="http://schemas.microsoft.com/office/word/2023/wordml/word16du" mc:Ignorable="w14 w15 w16se w16cid w16 w16cex w16sdtdh w16sdtfl w16du">
+<w:styles xmlns:mc="http://schemas.openxmlformats.org/markup-compatibility/2006" xmlns:r="http://schemas.openxmlformats.org/officeDocument/2006/relationships" xmlns:w="http://schemas.openxmlformats.org/wordprocessingml/2006/main" xmlns:w14="http://schemas.microsoft.com/office/word/2010/wordml" xmlns:w15="http://schemas.microsoft.com/office/word/2012/wordml" xmlns:w16se="http://schemas.microsoft.com/office/word/2015/wordml/symex" mc:Ignorable="w14 w15 w16se">
   <w:docDefaults>
     <w:rPrDefault>
       <w:rPr>
@@ -353,7 +5506,7 @@
       </w:pPr>
     </w:pPrDefault>
   </w:docDefaults>
-  <w:latentStyles w:defLockedState="0" w:defUIPriority="99" w:defSemiHidden="0" w:defUnhideWhenUsed="0" w:defQFormat="0" w:count="376">
+  <w:latentStyles w:defLockedState="0" w:defUIPriority="99" w:defSemiHidden="0" w:defUnhideWhenUsed="0" w:defQFormat="0" w:count="371">
     <w:lsdException w:name="Normal" w:uiPriority="0" w:qFormat="1"/>
     <w:lsdException w:name="heading 1" w:uiPriority="9" w:qFormat="1"/>
     <w:lsdException w:name="heading 2" w:semiHidden="1" w:uiPriority="9" w:unhideWhenUsed="1" w:qFormat="1"/>
@@ -725,15 +5878,11 @@
     <w:lsdException w:name="List Table 5 Dark Accent 6" w:uiPriority="50"/>
     <w:lsdException w:name="List Table 6 Colorful Accent 6" w:uiPriority="51"/>
     <w:lsdException w:name="List Table 7 Colorful Accent 6" w:uiPriority="52"/>
-    <w:lsdException w:name="Mention" w:semiHidden="1" w:unhideWhenUsed="1"/>
-    <w:lsdException w:name="Smart Hyperlink" w:semiHidden="1" w:unhideWhenUsed="1"/>
-    <w:lsdException w:name="Hashtag" w:semiHidden="1" w:unhideWhenUsed="1"/>
-    <w:lsdException w:name="Unresolved Mention" w:semiHidden="1" w:unhideWhenUsed="1"/>
-    <w:lsdException w:name="Smart Link" w:semiHidden="1" w:unhideWhenUsed="1"/>
   </w:latentStyles>
   <w:style w:type="paragraph" w:default="1" w:styleId="Normal">
     <w:name w:val="Normal"/>
     <w:qFormat/>
+    <w:rsid w:val="00253E9E"/>
   </w:style>
   <w:style w:type="character" w:default="1" w:styleId="DefaultParagraphFont">
     <w:name w:val="Default Paragraph Font"/>
@@ -761,6 +5910,69 @@
     <w:uiPriority w:val="99"/>
     <w:semiHidden/>
     <w:unhideWhenUsed/>
+  </w:style>
+  <w:style w:type="table" w:styleId="TableGrid">
+    <w:name w:val="Table Grid"/>
+    <w:basedOn w:val="TableNormal"/>
+    <w:uiPriority w:val="39"/>
+    <w:rsid w:val="00456AAE"/>
+    <w:pPr>
+      <w:spacing w:after="0" w:line="240" w:lineRule="auto"/>
+    </w:pPr>
+    <w:tblPr>
+      <w:tblBorders>
+        <w:top w:val="single" w:sz="4" w:space="0" w:color="auto"/>
+        <w:left w:val="single" w:sz="4" w:space="0" w:color="auto"/>
+        <w:bottom w:val="single" w:sz="4" w:space="0" w:color="auto"/>
+        <w:right w:val="single" w:sz="4" w:space="0" w:color="auto"/>
+        <w:insideH w:val="single" w:sz="4" w:space="0" w:color="auto"/>
+        <w:insideV w:val="single" w:sz="4" w:space="0" w:color="auto"/>
+      </w:tblBorders>
+    </w:tblPr>
+  </w:style>
+  <w:style w:type="paragraph" w:styleId="Header">
+    <w:name w:val="header"/>
+    <w:basedOn w:val="Normal"/>
+    <w:link w:val="HeaderChar"/>
+    <w:uiPriority w:val="99"/>
+    <w:unhideWhenUsed/>
+    <w:rsid w:val="00253E9E"/>
+    <w:pPr>
+      <w:tabs>
+        <w:tab w:val="center" w:pos="4680"/>
+        <w:tab w:val="right" w:pos="9360"/>
+      </w:tabs>
+      <w:spacing w:after="0" w:line="240" w:lineRule="auto"/>
+    </w:pPr>
+  </w:style>
+  <w:style w:type="character" w:customStyle="1" w:styleId="HeaderChar">
+    <w:name w:val="Header Char"/>
+    <w:basedOn w:val="DefaultParagraphFont"/>
+    <w:link w:val="Header"/>
+    <w:uiPriority w:val="99"/>
+    <w:rsid w:val="00253E9E"/>
+  </w:style>
+  <w:style w:type="paragraph" w:styleId="Footer">
+    <w:name w:val="footer"/>
+    <w:basedOn w:val="Normal"/>
+    <w:link w:val="FooterChar"/>
+    <w:uiPriority w:val="99"/>
+    <w:unhideWhenUsed/>
+    <w:rsid w:val="00253E9E"/>
+    <w:pPr>
+      <w:tabs>
+        <w:tab w:val="center" w:pos="4680"/>
+        <w:tab w:val="right" w:pos="9360"/>
+      </w:tabs>
+      <w:spacing w:after="0" w:line="240" w:lineRule="auto"/>
+    </w:pPr>
+  </w:style>
+  <w:style w:type="character" w:customStyle="1" w:styleId="FooterChar">
+    <w:name w:val="Footer Char"/>
+    <w:basedOn w:val="DefaultParagraphFont"/>
+    <w:link w:val="Footer"/>
+    <w:uiPriority w:val="99"/>
+    <w:rsid w:val="00253E9E"/>
   </w:style>
 </w:styles>
 </file>
